--- a/apresentacao-orientador/relatorios-por-etapa/E2-fundacao.docx
+++ b/apresentacao-orientador/relatorios-por-etapa/E2-fundacao.docx
@@ -766,34 +766,6 @@
           </w:p>
         </w:tc>
       </w:tr>
-      <w:tr>
-        <w:tc>
-          <w:tcPr>
-            <w:tcW w:type="dxa" w:w="5669"/>
-          </w:tcPr>
-          <w:p>
-            <w:r>
-              <w:rPr>
-                <w:sz w:val="19"/>
-              </w:rPr>
-              <w:t>Custo medido dos agentes (dólar-equivalente da cota)</w:t>
-            </w:r>
-          </w:p>
-        </w:tc>
-        <w:tc>
-          <w:tcPr>
-            <w:tcW w:type="dxa" w:w="3685"/>
-          </w:tcPr>
-          <w:p>
-            <w:r>
-              <w:rPr>
-                <w:sz w:val="19"/>
-              </w:rPr>
-              <w:t>US$ 11,81</w:t>
-            </w:r>
-          </w:p>
-        </w:tc>
-      </w:tr>
     </w:tbl>
     <w:p/>
     <w:p>

--- a/apresentacao-orientador/relatorios-por-etapa/E2-fundacao.docx
+++ b/apresentacao-orientador/relatorios-por-etapa/E2-fundacao.docx
@@ -3,85 +3,114 @@
 <w:document xmlns:wpc="http://schemas.microsoft.com/office/word/2010/wordprocessingCanvas" xmlns:mo="http://schemas.microsoft.com/office/mac/office/2008/main" xmlns:mc="http://schemas.openxmlformats.org/markup-compatibility/2006" xmlns:mv="urn:schemas-microsoft-com:mac:vml" xmlns:o="urn:schemas-microsoft-com:office:office" xmlns:r="http://schemas.openxmlformats.org/officeDocument/2006/relationships" xmlns:m="http://schemas.openxmlformats.org/officeDocument/2006/math" xmlns:v="urn:schemas-microsoft-com:vml" xmlns:wp14="http://schemas.microsoft.com/office/word/2010/wordprocessingDrawing" xmlns:wp="http://schemas.openxmlformats.org/drawingml/2006/wordprocessingDrawing" xmlns:w10="urn:schemas-microsoft-com:office:word" xmlns:w="http://schemas.openxmlformats.org/wordprocessingml/2006/main" xmlns:w14="http://schemas.microsoft.com/office/word/2010/wordml" xmlns:wpg="http://schemas.microsoft.com/office/word/2010/wordprocessingGroup" xmlns:wpi="http://schemas.microsoft.com/office/word/2010/wordprocessingInk" xmlns:wne="http://schemas.microsoft.com/office/word/2006/wordml" xmlns:wps="http://schemas.microsoft.com/office/word/2010/wordprocessingShape" mc:Ignorable="w14 wp14">
   <w:body>
     <w:p>
+      <w:pPr>
+        <w:spacing w:before="80" w:after="0"/>
+      </w:pPr>
       <w:r>
         <w:rPr>
           <w:b/>
-          <w:color w:val="555555"/>
-          <w:sz w:val="17"/>
+          <w:i w:val="0"/>
+          <w:color w:val="6B7480"/>
+          <w:sz w:val="26"/>
         </w:rPr>
-        <w:t>FÁBRICA DE SOFTWARE MULTI-AGENTE · TCC · ENZO CONSULO</w:t>
+        <w:t>ETAPA 2 DE 10</w:t>
       </w:r>
     </w:p>
     <w:p>
       <w:pPr>
-        <w:pStyle w:val="Title"/>
+        <w:spacing w:before="0" w:after="40"/>
       </w:pPr>
       <w:r>
         <w:rPr>
-          <w:color w:val="222222"/>
+          <w:rFonts w:ascii="Cambria" w:hAnsi="Cambria"/>
+          <w:b/>
+          <w:i w:val="0"/>
+          <w:color w:val="1B2A41"/>
+          <w:sz w:val="68"/>
         </w:rPr>
-        <w:t>E2 — Fundação do sistema</w:t>
+        <w:t>Fundação do sistema</w:t>
       </w:r>
     </w:p>
     <w:p>
+      <w:pPr>
+        <w:spacing w:before="0" w:after="280"/>
+      </w:pPr>
       <w:r>
         <w:rPr>
-          <w:color w:val="555555"/>
+          <w:b w:val="0"/>
+          <w:i w:val="0"/>
+          <w:color w:val="6B7480"/>
+          <w:sz w:val="24"/>
         </w:rPr>
-        <w:t>Período planejado: 19/09 – 03/10/2026   ·   Branch: etapa/e2-fundacao</w:t>
+        <w:t xml:space="preserve">Período planejado: 19/09 – 03/10/2026     ·     branch </w:t>
+      </w:r>
+      <w:r>
+        <w:rPr>
+          <w:rFonts w:ascii="Consolas" w:hAnsi="Consolas"/>
+          <w:b/>
+          <w:i w:val="0"/>
+          <w:color w:val="4A6FA5"/>
+          <w:sz w:val="24"/>
+        </w:rPr>
+        <w:t>etapa/e2-fundacao</w:t>
       </w:r>
     </w:p>
     <w:tbl>
       <w:tblPr>
-        <w:tblStyle w:val="LightGrid-Accent1"/>
         <w:tblW w:type="auto" w:w="0"/>
         <w:jc w:val="center"/>
         <w:tblLayout w:type="fixed"/>
         <w:tblLook w:firstColumn="1" w:firstRow="1" w:lastColumn="0" w:lastRow="0" w:noHBand="0" w:noVBand="1" w:val="04A0"/>
+        <w:tblBorders>
+          <w:top w:val="nil"/>
+          <w:left w:val="nil"/>
+          <w:bottom w:val="nil"/>
+          <w:right w:val="nil"/>
+          <w:insideH w:val="nil"/>
+          <w:insideV w:val="nil"/>
+        </w:tblBorders>
       </w:tblPr>
       <w:tblGrid>
-        <w:gridCol w:w="7087"/>
-        <w:gridCol w:w="2268"/>
+        <w:gridCol w:w="7370"/>
+        <w:gridCol w:w="7654"/>
       </w:tblGrid>
       <w:tr>
         <w:tc>
           <w:tcPr>
-            <w:tcW w:type="dxa" w:w="7087"/>
+            <w:tcW w:type="dxa" w:w="7370"/>
+            <w:shd w:val="clear" w:color="auto" w:fill="1B2A41"/>
+            <w:tcMar>
+              <w:top w:w="283" w:type="dxa"/>
+              <w:left w:w="283" w:type="dxa"/>
+              <w:bottom w:w="283" w:type="dxa"/>
+              <w:right w:w="283" w:type="dxa"/>
+            </w:tcMar>
           </w:tcPr>
           <w:p>
+            <w:pPr>
+              <w:spacing w:before="0" w:after="120"/>
+            </w:pPr>
             <w:r>
               <w:rPr>
                 <w:b/>
-                <w:sz w:val="19"/>
+                <w:i w:val="0"/>
+                <w:color w:val="E9A23B"/>
+                <w:sz w:val="22"/>
               </w:rPr>
-              <w:t>Entrega combinada no plano</w:t>
+              <w:t>PROPOSTA DO PLANO</w:t>
             </w:r>
           </w:p>
-        </w:tc>
-        <w:tc>
-          <w:tcPr>
-            <w:tcW w:type="dxa" w:w="2268"/>
-          </w:tcPr>
           <w:p>
+            <w:pPr>
+              <w:spacing w:before="0" w:after="0"/>
+            </w:pPr>
             <w:r>
               <w:rPr>
+                <w:rFonts w:ascii="Cambria" w:hAnsi="Cambria"/>
                 <w:b/>
-                <w:sz w:val="19"/>
-              </w:rPr>
-              <w:t>Situação</w:t>
-            </w:r>
-          </w:p>
-        </w:tc>
-      </w:tr>
-      <w:tr>
-        <w:tc>
-          <w:tcPr>
-            <w:tcW w:type="dxa" w:w="7087"/>
-          </w:tcPr>
-          <w:p>
-            <w:r>
-              <w:rPr>
-                <w:sz w:val="19"/>
+                <w:i w:val="0"/>
+                <w:color w:val="FFFFFF"/>
+                <w:sz w:val="38"/>
               </w:rPr>
               <w:t>Os testes rodam sem internet e sem consumir o serviço do modelo.</w:t>
             </w:r>
@@ -89,386 +118,42 @@
         </w:tc>
         <w:tc>
           <w:tcPr>
-            <w:tcW w:type="dxa" w:w="2268"/>
-            <w:shd w:val="clear" w:color="auto" w:fill="E3F3E8"/>
+            <w:tcW w:type="dxa" w:w="7654"/>
+            <w:shd w:val="clear" w:color="auto" w:fill="2A9D8F"/>
+            <w:tcMar>
+              <w:top w:w="283" w:type="dxa"/>
+              <w:left w:w="283" w:type="dxa"/>
+              <w:bottom w:w="283" w:type="dxa"/>
+              <w:right w:w="283" w:type="dxa"/>
+            </w:tcMar>
           </w:tcPr>
           <w:p>
-            <w:r>
-              <w:rPr>
-                <w:sz w:val="19"/>
-              </w:rPr>
-              <w:t>Entrega aprovada</w:t>
-            </w:r>
-          </w:p>
-        </w:tc>
-      </w:tr>
-    </w:tbl>
-    <w:p/>
-    <w:p>
-      <w:r>
-        <w:rPr>
-          <w:b/>
-        </w:rPr>
-        <w:t xml:space="preserve">Em uma frase: </w:t>
-      </w:r>
-      <w:r>
-        <w:t>A fundação está de pé e se prova sozinha: a suíte inteira roda sem internet e sem consumir o serviço do modelo.</w:t>
-      </w:r>
-    </w:p>
-    <w:p>
-      <w:pPr>
-        <w:pStyle w:val="Heading1"/>
-      </w:pPr>
-      <w:r>
-        <w:rPr>
-          <w:color w:val="2A78D6"/>
-        </w:rPr>
-        <w:t>O que foi feito</w:t>
-      </w:r>
-    </w:p>
-    <w:tbl>
-      <w:tblPr>
-        <w:tblStyle w:val="LightGrid-Accent1"/>
-        <w:tblW w:type="auto" w:w="0"/>
-        <w:jc w:val="center"/>
-        <w:tblLayout w:type="fixed"/>
-        <w:tblLook w:firstColumn="1" w:firstRow="1" w:lastColumn="0" w:lastRow="0" w:noHBand="0" w:noVBand="1" w:val="04A0"/>
-      </w:tblPr>
-      <w:tblGrid>
-        <w:gridCol w:w="1247"/>
-        <w:gridCol w:w="907"/>
-        <w:gridCol w:w="5783"/>
-        <w:gridCol w:w="1474"/>
-      </w:tblGrid>
-      <w:tr>
-        <w:tc>
-          <w:tcPr>
-            <w:tcW w:type="dxa" w:w="1247"/>
-          </w:tcPr>
-          <w:p>
+            <w:pPr>
+              <w:spacing w:before="0" w:after="120"/>
+            </w:pPr>
             <w:r>
               <w:rPr>
                 <w:b/>
-                <w:sz w:val="19"/>
+                <w:i w:val="0"/>
+                <w:color w:val="FFFFFF"/>
+                <w:sz w:val="22"/>
               </w:rPr>
-              <w:t>Tarefa</w:t>
+              <w:t>ENTREGA APROVADA</w:t>
             </w:r>
           </w:p>
-        </w:tc>
-        <w:tc>
-          <w:tcPr>
-            <w:tcW w:type="dxa" w:w="907"/>
-          </w:tcPr>
           <w:p>
+            <w:pPr>
+              <w:spacing w:before="0" w:after="0"/>
+            </w:pPr>
             <w:r>
               <w:rPr>
+                <w:rFonts w:ascii="Cambria" w:hAnsi="Cambria"/>
                 <w:b/>
-                <w:sz w:val="19"/>
+                <w:i w:val="0"/>
+                <w:color w:val="FFFFFF"/>
+                <w:sz w:val="30"/>
               </w:rPr>
-              <w:t>Pacote</w:t>
-            </w:r>
-          </w:p>
-        </w:tc>
-        <w:tc>
-          <w:tcPr>
-            <w:tcW w:type="dxa" w:w="5783"/>
-          </w:tcPr>
-          <w:p>
-            <w:r>
-              <w:rPr>
-                <w:b/>
-                <w:sz w:val="19"/>
-              </w:rPr>
-              <w:t>Descrição</w:t>
-            </w:r>
-          </w:p>
-        </w:tc>
-        <w:tc>
-          <w:tcPr>
-            <w:tcW w:type="dxa" w:w="1474"/>
-          </w:tcPr>
-          <w:p>
-            <w:r>
-              <w:rPr>
-                <w:b/>
-                <w:sz w:val="19"/>
-              </w:rPr>
-              <w:t>Status</w:t>
-            </w:r>
-          </w:p>
-        </w:tc>
-      </w:tr>
-      <w:tr>
-        <w:tc>
-          <w:tcPr>
-            <w:tcW w:type="dxa" w:w="1247"/>
-          </w:tcPr>
-          <w:p>
-            <w:r>
-              <w:rPr>
-                <w:sz w:val="19"/>
-              </w:rPr>
-              <w:t>FAB-201</w:t>
-            </w:r>
-          </w:p>
-        </w:tc>
-        <w:tc>
-          <w:tcPr>
-            <w:tcW w:type="dxa" w:w="907"/>
-          </w:tcPr>
-          <w:p>
-            <w:r>
-              <w:rPr>
-                <w:sz w:val="19"/>
-              </w:rPr>
-              <w:t>2.1</w:t>
-            </w:r>
-          </w:p>
-        </w:tc>
-        <w:tc>
-          <w:tcPr>
-            <w:tcW w:type="dxa" w:w="5783"/>
-          </w:tcPr>
-          <w:p>
-            <w:r>
-              <w:rPr>
-                <w:sz w:val="19"/>
-              </w:rPr>
-              <w:t>Montar o ambiente e a verificação em um comando</w:t>
-            </w:r>
-          </w:p>
-        </w:tc>
-        <w:tc>
-          <w:tcPr>
-            <w:tcW w:type="dxa" w:w="1474"/>
-            <w:shd w:val="clear" w:color="auto" w:fill="E3F3E8"/>
-          </w:tcPr>
-          <w:p>
-            <w:r>
-              <w:rPr>
-                <w:sz w:val="19"/>
-              </w:rPr>
-              <w:t>Concluída</w:t>
-            </w:r>
-          </w:p>
-        </w:tc>
-      </w:tr>
-      <w:tr>
-        <w:tc>
-          <w:tcPr>
-            <w:tcW w:type="dxa" w:w="1247"/>
-          </w:tcPr>
-          <w:p>
-            <w:r>
-              <w:rPr>
-                <w:sz w:val="19"/>
-              </w:rPr>
-              <w:t>FAB-202</w:t>
-            </w:r>
-          </w:p>
-        </w:tc>
-        <w:tc>
-          <w:tcPr>
-            <w:tcW w:type="dxa" w:w="907"/>
-          </w:tcPr>
-          <w:p>
-            <w:r>
-              <w:rPr>
-                <w:sz w:val="19"/>
-              </w:rPr>
-              <w:t>2.2</w:t>
-            </w:r>
-          </w:p>
-        </w:tc>
-        <w:tc>
-          <w:tcPr>
-            <w:tcW w:type="dxa" w:w="5783"/>
-          </w:tcPr>
-          <w:p>
-            <w:r>
-              <w:rPr>
-                <w:sz w:val="19"/>
-              </w:rPr>
-              <w:t>Criar o banco de dados e a contagem de custo</w:t>
-            </w:r>
-          </w:p>
-        </w:tc>
-        <w:tc>
-          <w:tcPr>
-            <w:tcW w:type="dxa" w:w="1474"/>
-            <w:shd w:val="clear" w:color="auto" w:fill="E3F3E8"/>
-          </w:tcPr>
-          <w:p>
-            <w:r>
-              <w:rPr>
-                <w:sz w:val="19"/>
-              </w:rPr>
-              <w:t>Concluída</w:t>
-            </w:r>
-          </w:p>
-        </w:tc>
-      </w:tr>
-      <w:tr>
-        <w:tc>
-          <w:tcPr>
-            <w:tcW w:type="dxa" w:w="1247"/>
-          </w:tcPr>
-          <w:p>
-            <w:r>
-              <w:rPr>
-                <w:sz w:val="19"/>
-              </w:rPr>
-              <w:t>FAB-203</w:t>
-            </w:r>
-          </w:p>
-        </w:tc>
-        <w:tc>
-          <w:tcPr>
-            <w:tcW w:type="dxa" w:w="907"/>
-          </w:tcPr>
-          <w:p>
-            <w:r>
-              <w:rPr>
-                <w:sz w:val="19"/>
-              </w:rPr>
-              <w:t>2.3</w:t>
-            </w:r>
-          </w:p>
-        </w:tc>
-        <w:tc>
-          <w:tcPr>
-            <w:tcW w:type="dxa" w:w="5783"/>
-          </w:tcPr>
-          <w:p>
-            <w:r>
-              <w:rPr>
-                <w:sz w:val="19"/>
-              </w:rPr>
-              <w:t>Criar as fronteiras do modelo e da busca, com substitutos de teste</w:t>
-            </w:r>
-          </w:p>
-        </w:tc>
-        <w:tc>
-          <w:tcPr>
-            <w:tcW w:type="dxa" w:w="1474"/>
-            <w:shd w:val="clear" w:color="auto" w:fill="E3F3E8"/>
-          </w:tcPr>
-          <w:p>
-            <w:r>
-              <w:rPr>
-                <w:sz w:val="19"/>
-              </w:rPr>
-              <w:t>Concluída</w:t>
-            </w:r>
-          </w:p>
-        </w:tc>
-      </w:tr>
-      <w:tr>
-        <w:tc>
-          <w:tcPr>
-            <w:tcW w:type="dxa" w:w="1247"/>
-          </w:tcPr>
-          <w:p>
-            <w:r>
-              <w:rPr>
-                <w:sz w:val="19"/>
-              </w:rPr>
-              <w:t>FAB-204</w:t>
-            </w:r>
-          </w:p>
-        </w:tc>
-        <w:tc>
-          <w:tcPr>
-            <w:tcW w:type="dxa" w:w="907"/>
-          </w:tcPr>
-          <w:p>
-            <w:r>
-              <w:rPr>
-                <w:sz w:val="19"/>
-              </w:rPr>
-              <w:t>2.4</w:t>
-            </w:r>
-          </w:p>
-        </w:tc>
-        <w:tc>
-          <w:tcPr>
-            <w:tcW w:type="dxa" w:w="5783"/>
-          </w:tcPr>
-          <w:p>
-            <w:r>
-              <w:rPr>
-                <w:sz w:val="19"/>
-              </w:rPr>
-              <w:t>Cópia de segurança do banco</w:t>
-            </w:r>
-          </w:p>
-        </w:tc>
-        <w:tc>
-          <w:tcPr>
-            <w:tcW w:type="dxa" w:w="1474"/>
-            <w:shd w:val="clear" w:color="auto" w:fill="E3F3E8"/>
-          </w:tcPr>
-          <w:p>
-            <w:r>
-              <w:rPr>
-                <w:sz w:val="19"/>
-              </w:rPr>
-              <w:t>Concluída</w:t>
-            </w:r>
-          </w:p>
-        </w:tc>
-      </w:tr>
-      <w:tr>
-        <w:tc>
-          <w:tcPr>
-            <w:tcW w:type="dxa" w:w="1247"/>
-          </w:tcPr>
-          <w:p>
-            <w:r>
-              <w:rPr>
-                <w:sz w:val="19"/>
-              </w:rPr>
-              <w:t>FAB-205</w:t>
-            </w:r>
-          </w:p>
-        </w:tc>
-        <w:tc>
-          <w:tcPr>
-            <w:tcW w:type="dxa" w:w="907"/>
-          </w:tcPr>
-          <w:p>
-            <w:r>
-              <w:rPr>
-                <w:sz w:val="19"/>
-              </w:rPr>
-              <w:t>Marco</w:t>
-            </w:r>
-          </w:p>
-        </w:tc>
-        <w:tc>
-          <w:tcPr>
-            <w:tcW w:type="dxa" w:w="5783"/>
-          </w:tcPr>
-          <w:p>
-            <w:r>
-              <w:rPr>
-                <w:sz w:val="19"/>
-              </w:rPr>
-              <w:t>MARCO E2 — a suíte roda sem internet e sem cota</w:t>
-            </w:r>
-          </w:p>
-        </w:tc>
-        <w:tc>
-          <w:tcPr>
-            <w:tcW w:type="dxa" w:w="1474"/>
-            <w:shd w:val="clear" w:color="auto" w:fill="E3F3E8"/>
-          </w:tcPr>
-          <w:p>
-            <w:r>
-              <w:rPr>
-                <w:sz w:val="19"/>
-              </w:rPr>
-              <w:t>Concluída</w:t>
+              <w:t>A fundação está de pé e se prova sozinha: a suíte inteira roda sem internet e sem consumir o serviço do modelo.</w:t>
             </w:r>
           </w:p>
         </w:tc>
@@ -476,303 +161,490 @@
     </w:tbl>
     <w:p>
       <w:pPr>
-        <w:pStyle w:val="Heading1"/>
+        <w:spacing w:before="0" w:after="200"/>
       </w:pPr>
-      <w:r>
-        <w:rPr>
-          <w:color w:val="2A78D6"/>
-        </w:rPr>
-        <w:t>Como foi feito</w:t>
-      </w:r>
-    </w:p>
-    <w:p>
-      <w:pPr>
-        <w:pStyle w:val="ListBullet"/>
-      </w:pPr>
-      <w:r>
-        <w:t>Projeto Phoenix com verificação em um comando (mix factory.ci), do estágio mais barato ao mais caro.</w:t>
-      </w:r>
-    </w:p>
-    <w:p>
-      <w:pPr>
-        <w:pStyle w:val="ListBullet"/>
-      </w:pPr>
-      <w:r>
-        <w:t>Esquema do banco com projetos, tarefas, ciclos, despachos e consumos, criado por migrações.</w:t>
-      </w:r>
-    </w:p>
-    <w:p>
-      <w:pPr>
-        <w:pStyle w:val="ListBullet"/>
-      </w:pPr>
-      <w:r>
-        <w:t>Custo contado em duas unidades — cota da assinatura e dólar — a cada resposta do modelo (R10).</w:t>
-      </w:r>
-    </w:p>
-    <w:p>
-      <w:pPr>
-        <w:pStyle w:val="ListBullet"/>
-      </w:pPr>
-      <w:r>
-        <w:t>Duas fronteiras (Provider e Embedder), cada uma com um adaptador falso que é o padrão nos testes (R12).</w:t>
-      </w:r>
-    </w:p>
-    <w:p>
-      <w:pPr>
-        <w:pStyle w:val="ListBullet"/>
-      </w:pPr>
-      <w:r>
-        <w:t>Backup e restauração do banco com ida e volta provada em estágio próprio da verificação.</w:t>
-      </w:r>
-    </w:p>
-    <w:p>
-      <w:pPr>
-        <w:pStyle w:val="Heading1"/>
-      </w:pPr>
-      <w:r>
-        <w:rPr>
-          <w:color w:val="2A78D6"/>
-        </w:rPr>
-        <w:t>Como se prova</w:t>
-      </w:r>
-    </w:p>
-    <w:p>
-      <w:r>
-        <w:rPr>
-          <w:rFonts w:ascii="Consolas" w:hAnsi="Consolas"/>
-          <w:sz w:val="19"/>
-        </w:rPr>
-        <w:t>mix test test/factory/milestone_e2_test.exs — falha se houver tráfego de rede, cliente HTTP ou chave de acesso no ambiente.</w:t>
-      </w:r>
-    </w:p>
-    <w:p>
-      <w:pPr>
-        <w:pStyle w:val="Heading1"/>
-      </w:pPr>
-      <w:r>
-        <w:rPr>
-          <w:color w:val="2A78D6"/>
-        </w:rPr>
-        <w:t>Números da etapa</w:t>
-      </w:r>
     </w:p>
     <w:tbl>
       <w:tblPr>
-        <w:tblStyle w:val="LightGrid-Accent1"/>
         <w:tblW w:type="auto" w:w="0"/>
         <w:jc w:val="center"/>
         <w:tblLayout w:type="fixed"/>
         <w:tblLook w:firstColumn="1" w:firstRow="1" w:lastColumn="0" w:lastRow="0" w:noHBand="0" w:noVBand="1" w:val="04A0"/>
+        <w:tblBorders>
+          <w:top w:val="nil"/>
+          <w:left w:val="nil"/>
+          <w:bottom w:val="nil"/>
+          <w:right w:val="nil"/>
+          <w:insideH w:val="nil"/>
+          <w:insideV w:val="nil"/>
+        </w:tblBorders>
       </w:tblPr>
       <w:tblGrid>
-        <w:gridCol w:w="5669"/>
-        <w:gridCol w:w="3685"/>
+        <w:gridCol w:w="3742"/>
+        <w:gridCol w:w="3742"/>
+        <w:gridCol w:w="3742"/>
+        <w:gridCol w:w="3742"/>
       </w:tblGrid>
       <w:tr>
         <w:tc>
           <w:tcPr>
-            <w:tcW w:type="dxa" w:w="5669"/>
+            <w:tcW w:type="dxa" w:w="3742"/>
+            <w:shd w:val="clear" w:color="auto" w:fill="F2F4F7"/>
+            <w:tcMar>
+              <w:top w:w="198" w:type="dxa"/>
+              <w:left w:w="198" w:type="dxa"/>
+              <w:bottom w:w="198" w:type="dxa"/>
+              <w:right w:w="198" w:type="dxa"/>
+            </w:tcMar>
           </w:tcPr>
           <w:p>
+            <w:pPr>
+              <w:spacing w:before="0" w:after="0"/>
+            </w:pPr>
             <w:r>
               <w:rPr>
+                <w:rFonts w:ascii="Cambria" w:hAnsi="Cambria"/>
                 <w:b/>
-                <w:sz w:val="19"/>
+                <w:i w:val="0"/>
+                <w:color w:val="1B2A41"/>
+                <w:sz w:val="60"/>
               </w:rPr>
-              <w:t>Indicador</w:t>
+              <w:t>5/5</w:t>
+            </w:r>
+          </w:p>
+          <w:p>
+            <w:pPr>
+              <w:spacing w:before="0" w:after="0"/>
+            </w:pPr>
+            <w:r>
+              <w:rPr>
+                <w:b w:val="0"/>
+                <w:i w:val="0"/>
+                <w:color w:val="6B7480"/>
+                <w:sz w:val="22"/>
+              </w:rPr>
+              <w:t>tarefas concluídas</w:t>
             </w:r>
           </w:p>
         </w:tc>
         <w:tc>
           <w:tcPr>
-            <w:tcW w:type="dxa" w:w="3685"/>
+            <w:tcW w:type="dxa" w:w="3742"/>
+            <w:shd w:val="clear" w:color="auto" w:fill="F2F4F7"/>
+            <w:tcMar>
+              <w:top w:w="198" w:type="dxa"/>
+              <w:left w:w="198" w:type="dxa"/>
+              <w:bottom w:w="198" w:type="dxa"/>
+              <w:right w:w="198" w:type="dxa"/>
+            </w:tcMar>
           </w:tcPr>
           <w:p>
+            <w:pPr>
+              <w:spacing w:before="0" w:after="0"/>
+            </w:pPr>
             <w:r>
               <w:rPr>
+                <w:rFonts w:ascii="Cambria" w:hAnsi="Cambria"/>
                 <w:b/>
-                <w:sz w:val="19"/>
+                <w:i w:val="0"/>
+                <w:color w:val="1B2A41"/>
+                <w:sz w:val="60"/>
               </w:rPr>
-              <w:t>Valor</w:t>
+              <w:t>10</w:t>
             </w:r>
           </w:p>
-        </w:tc>
-      </w:tr>
-      <w:tr>
-        <w:tc>
-          <w:tcPr>
-            <w:tcW w:type="dxa" w:w="5669"/>
-          </w:tcPr>
           <w:p>
+            <w:pPr>
+              <w:spacing w:before="0" w:after="0"/>
+            </w:pPr>
             <w:r>
               <w:rPr>
-                <w:sz w:val="19"/>
+                <w:b w:val="0"/>
+                <w:i w:val="0"/>
+                <w:color w:val="6B7480"/>
+                <w:sz w:val="22"/>
               </w:rPr>
-              <w:t>Tarefas concluídas</w:t>
+              <w:t>commits nesta etapa</w:t>
             </w:r>
           </w:p>
         </w:tc>
         <w:tc>
           <w:tcPr>
-            <w:tcW w:type="dxa" w:w="3685"/>
+            <w:tcW w:type="dxa" w:w="3742"/>
+            <w:shd w:val="clear" w:color="auto" w:fill="F2F4F7"/>
+            <w:tcMar>
+              <w:top w:w="198" w:type="dxa"/>
+              <w:left w:w="198" w:type="dxa"/>
+              <w:bottom w:w="198" w:type="dxa"/>
+              <w:right w:w="198" w:type="dxa"/>
+            </w:tcMar>
           </w:tcPr>
           <w:p>
+            <w:pPr>
+              <w:spacing w:before="0" w:after="0"/>
+            </w:pPr>
             <w:r>
               <w:rPr>
-                <w:sz w:val="19"/>
+                <w:rFonts w:ascii="Cambria" w:hAnsi="Cambria"/>
+                <w:b/>
+                <w:i w:val="0"/>
+                <w:color w:val="1B2A41"/>
+                <w:sz w:val="60"/>
               </w:rPr>
-              <w:t>5 de 5</w:t>
+              <w:t>152</w:t>
             </w:r>
           </w:p>
-        </w:tc>
-      </w:tr>
-      <w:tr>
-        <w:tc>
-          <w:tcPr>
-            <w:tcW w:type="dxa" w:w="5669"/>
-          </w:tcPr>
           <w:p>
+            <w:pPr>
+              <w:spacing w:before="0" w:after="0"/>
+            </w:pPr>
             <w:r>
               <w:rPr>
-                <w:sz w:val="19"/>
+                <w:b w:val="0"/>
+                <w:i w:val="0"/>
+                <w:color w:val="6B7480"/>
+                <w:sz w:val="22"/>
               </w:rPr>
-              <w:t>Commits na branch da etapa</w:t>
+              <w:t>testes automáticos</w:t>
             </w:r>
           </w:p>
         </w:tc>
         <w:tc>
           <w:tcPr>
-            <w:tcW w:type="dxa" w:w="3685"/>
+            <w:tcW w:type="dxa" w:w="3742"/>
+            <w:shd w:val="clear" w:color="auto" w:fill="F2F4F7"/>
+            <w:tcMar>
+              <w:top w:w="198" w:type="dxa"/>
+              <w:left w:w="198" w:type="dxa"/>
+              <w:bottom w:w="198" w:type="dxa"/>
+              <w:right w:w="198" w:type="dxa"/>
+            </w:tcMar>
           </w:tcPr>
           <w:p>
+            <w:pPr>
+              <w:spacing w:before="0" w:after="0"/>
+            </w:pPr>
             <w:r>
               <w:rPr>
-                <w:sz w:val="19"/>
+                <w:rFonts w:ascii="Cambria" w:hAnsi="Cambria"/>
+                <w:b/>
+                <w:i w:val="0"/>
+                <w:color w:val="1B2A41"/>
+                <w:sz w:val="60"/>
               </w:rPr>
-              <w:t>10</w:t>
+              <w:t>37</w:t>
+            </w:r>
+          </w:p>
+          <w:p>
+            <w:pPr>
+              <w:spacing w:before="0" w:after="0"/>
+            </w:pPr>
+            <w:r>
+              <w:rPr>
+                <w:b w:val="0"/>
+                <w:i w:val="0"/>
+                <w:color w:val="6B7480"/>
+                <w:sz w:val="22"/>
+              </w:rPr>
+              <w:t>módulos Elixir</w:t>
             </w:r>
           </w:p>
         </w:tc>
       </w:tr>
+    </w:tbl>
+    <w:p>
+      <w:pPr>
+        <w:spacing w:before="0" w:after="240"/>
+      </w:pPr>
+    </w:p>
+    <w:p>
+      <w:pPr>
+        <w:spacing w:before="0" w:after="80"/>
+      </w:pPr>
+      <w:r>
+        <w:rPr>
+          <w:b/>
+          <w:i w:val="0"/>
+          <w:color w:val="4A6FA5"/>
+          <w:sz w:val="21"/>
+        </w:rPr>
+        <w:t>NESTA APRESENTAÇÃO</w:t>
+      </w:r>
+    </w:p>
+    <w:tbl>
+      <w:tblPr>
+        <w:tblW w:type="auto" w:w="0"/>
+        <w:jc w:val="center"/>
+        <w:tblLayout w:type="fixed"/>
+        <w:tblLook w:firstColumn="1" w:firstRow="1" w:lastColumn="0" w:lastRow="0" w:noHBand="0" w:noVBand="1" w:val="04A0"/>
+        <w:tblBorders>
+          <w:top w:val="nil"/>
+          <w:left w:val="nil"/>
+          <w:bottom w:val="nil"/>
+          <w:right w:val="nil"/>
+          <w:insideH w:val="nil"/>
+          <w:insideV w:val="nil"/>
+        </w:tblBorders>
+      </w:tblPr>
+      <w:tblGrid>
+        <w:gridCol w:w="2504"/>
+        <w:gridCol w:w="2504"/>
+        <w:gridCol w:w="2504"/>
+        <w:gridCol w:w="2504"/>
+        <w:gridCol w:w="2504"/>
+        <w:gridCol w:w="2504"/>
+      </w:tblGrid>
       <w:tr>
         <w:tc>
           <w:tcPr>
-            <w:tcW w:type="dxa" w:w="5669"/>
+            <w:tcW w:type="dxa" w:w="2504"/>
+            <w:shd w:val="clear" w:color="auto" w:fill="FFFFFF"/>
+            <w:tcMar>
+              <w:top w:w="85" w:type="dxa"/>
+              <w:left w:w="85" w:type="dxa"/>
+              <w:bottom w:w="85" w:type="dxa"/>
+              <w:right w:w="85" w:type="dxa"/>
+            </w:tcMar>
           </w:tcPr>
           <w:p>
+            <w:pPr>
+              <w:spacing w:before="0" w:after="0"/>
+            </w:pPr>
             <w:r>
               <w:rPr>
-                <w:sz w:val="19"/>
+                <w:b/>
+                <w:i w:val="0"/>
+                <w:color w:val="E9A23B"/>
+                <w:sz w:val="28"/>
               </w:rPr>
-              <w:t>Módulos Elixir</w:t>
+              <w:t xml:space="preserve">1  </w:t>
+            </w:r>
+            <w:r>
+              <w:rPr>
+                <w:b/>
+                <w:i w:val="0"/>
+                <w:color w:val="1B2A41"/>
+                <w:sz w:val="23"/>
+              </w:rPr>
+              <w:t>Onde entra no sistema</w:t>
             </w:r>
           </w:p>
         </w:tc>
         <w:tc>
           <w:tcPr>
-            <w:tcW w:type="dxa" w:w="3685"/>
+            <w:tcW w:type="dxa" w:w="2504"/>
+            <w:shd w:val="clear" w:color="auto" w:fill="FFFFFF"/>
+            <w:tcMar>
+              <w:top w:w="85" w:type="dxa"/>
+              <w:left w:w="85" w:type="dxa"/>
+              <w:bottom w:w="85" w:type="dxa"/>
+              <w:right w:w="85" w:type="dxa"/>
+            </w:tcMar>
           </w:tcPr>
           <w:p>
+            <w:pPr>
+              <w:spacing w:before="0" w:after="0"/>
+            </w:pPr>
             <w:r>
               <w:rPr>
-                <w:sz w:val="19"/>
+                <w:b/>
+                <w:i w:val="0"/>
+                <w:color w:val="E9A23B"/>
+                <w:sz w:val="28"/>
               </w:rPr>
-              <w:t>37</w:t>
+              <w:t xml:space="preserve">2  </w:t>
             </w:r>
-          </w:p>
-        </w:tc>
-      </w:tr>
-      <w:tr>
-        <w:tc>
-          <w:tcPr>
-            <w:tcW w:type="dxa" w:w="5669"/>
-          </w:tcPr>
-          <w:p>
             <w:r>
               <w:rPr>
-                <w:sz w:val="19"/>
+                <w:b/>
+                <w:i w:val="0"/>
+                <w:color w:val="1B2A41"/>
+                <w:sz w:val="23"/>
               </w:rPr>
-              <w:t>Linhas de código (lib/)</w:t>
+              <w:t>Como funciona</w:t>
             </w:r>
           </w:p>
         </w:tc>
         <w:tc>
           <w:tcPr>
-            <w:tcW w:type="dxa" w:w="3685"/>
+            <w:tcW w:type="dxa" w:w="2504"/>
+            <w:shd w:val="clear" w:color="auto" w:fill="FFFFFF"/>
+            <w:tcMar>
+              <w:top w:w="85" w:type="dxa"/>
+              <w:left w:w="85" w:type="dxa"/>
+              <w:bottom w:w="85" w:type="dxa"/>
+              <w:right w:w="85" w:type="dxa"/>
+            </w:tcMar>
           </w:tcPr>
           <w:p>
+            <w:pPr>
+              <w:spacing w:before="0" w:after="0"/>
+            </w:pPr>
             <w:r>
               <w:rPr>
-                <w:sz w:val="19"/>
+                <w:b/>
+                <w:i w:val="0"/>
+                <w:color w:val="E9A23B"/>
+                <w:sz w:val="28"/>
               </w:rPr>
-              <w:t>2.634</w:t>
+              <w:t xml:space="preserve">3  </w:t>
             </w:r>
-          </w:p>
-        </w:tc>
-      </w:tr>
-      <w:tr>
-        <w:tc>
-          <w:tcPr>
-            <w:tcW w:type="dxa" w:w="5669"/>
-          </w:tcPr>
-          <w:p>
             <w:r>
               <w:rPr>
-                <w:sz w:val="19"/>
+                <w:b/>
+                <w:i w:val="0"/>
+                <w:color w:val="1B2A41"/>
+                <w:sz w:val="23"/>
               </w:rPr>
-              <w:t>Testes automáticos</w:t>
+              <w:t>Tarefa por tarefa</w:t>
             </w:r>
           </w:p>
         </w:tc>
         <w:tc>
           <w:tcPr>
-            <w:tcW w:type="dxa" w:w="3685"/>
+            <w:tcW w:type="dxa" w:w="2504"/>
+            <w:shd w:val="clear" w:color="auto" w:fill="FFFFFF"/>
+            <w:tcMar>
+              <w:top w:w="85" w:type="dxa"/>
+              <w:left w:w="85" w:type="dxa"/>
+              <w:bottom w:w="85" w:type="dxa"/>
+              <w:right w:w="85" w:type="dxa"/>
+            </w:tcMar>
           </w:tcPr>
           <w:p>
+            <w:pPr>
+              <w:spacing w:before="0" w:after="0"/>
+            </w:pPr>
             <w:r>
               <w:rPr>
-                <w:sz w:val="19"/>
+                <w:b/>
+                <w:i w:val="0"/>
+                <w:color w:val="E9A23B"/>
+                <w:sz w:val="28"/>
               </w:rPr>
-              <w:t>152</w:t>
+              <w:t xml:space="preserve">4  </w:t>
             </w:r>
-          </w:p>
-        </w:tc>
-      </w:tr>
-      <w:tr>
-        <w:tc>
-          <w:tcPr>
-            <w:tcW w:type="dxa" w:w="5669"/>
-          </w:tcPr>
-          <w:p>
             <w:r>
               <w:rPr>
-                <w:sz w:val="19"/>
+                <w:b/>
+                <w:i w:val="0"/>
+                <w:color w:val="1B2A41"/>
+                <w:sz w:val="23"/>
               </w:rPr>
-              <w:t>Execuções de agente por item de trabalho (média)</w:t>
+              <w:t>Como se prova</w:t>
             </w:r>
           </w:p>
         </w:tc>
         <w:tc>
           <w:tcPr>
-            <w:tcW w:type="dxa" w:w="3685"/>
+            <w:tcW w:type="dxa" w:w="2504"/>
+            <w:shd w:val="clear" w:color="auto" w:fill="FFFFFF"/>
+            <w:tcMar>
+              <w:top w:w="85" w:type="dxa"/>
+              <w:left w:w="85" w:type="dxa"/>
+              <w:bottom w:w="85" w:type="dxa"/>
+              <w:right w:w="85" w:type="dxa"/>
+            </w:tcMar>
           </w:tcPr>
           <w:p>
+            <w:pPr>
+              <w:spacing w:before="0" w:after="0"/>
+            </w:pPr>
             <w:r>
               <w:rPr>
-                <w:sz w:val="19"/>
+                <w:b/>
+                <w:i w:val="0"/>
+                <w:color w:val="E9A23B"/>
+                <w:sz w:val="28"/>
               </w:rPr>
-              <w:t>1,00  (critério: ≤ 2)</w:t>
+              <w:t xml:space="preserve">5  </w:t>
+            </w:r>
+            <w:r>
+              <w:rPr>
+                <w:b/>
+                <w:i w:val="0"/>
+                <w:color w:val="1B2A41"/>
+                <w:sz w:val="23"/>
+              </w:rPr>
+              <w:t>Números</w:t>
+            </w:r>
+          </w:p>
+        </w:tc>
+        <w:tc>
+          <w:tcPr>
+            <w:tcW w:type="dxa" w:w="2504"/>
+            <w:shd w:val="clear" w:color="auto" w:fill="FFFFFF"/>
+            <w:tcMar>
+              <w:top w:w="85" w:type="dxa"/>
+              <w:left w:w="85" w:type="dxa"/>
+              <w:bottom w:w="85" w:type="dxa"/>
+              <w:right w:w="85" w:type="dxa"/>
+            </w:tcMar>
+          </w:tcPr>
+          <w:p>
+            <w:pPr>
+              <w:spacing w:before="0" w:after="0"/>
+            </w:pPr>
+            <w:r>
+              <w:rPr>
+                <w:b/>
+                <w:i w:val="0"/>
+                <w:color w:val="E9A23B"/>
+                <w:sz w:val="28"/>
+              </w:rPr>
+              <w:t xml:space="preserve">6  </w:t>
+            </w:r>
+            <w:r>
+              <w:rPr>
+                <w:b/>
+                <w:i w:val="0"/>
+                <w:color w:val="1B2A41"/>
+                <w:sz w:val="23"/>
+              </w:rPr>
+              <w:t>Próximos passos</w:t>
             </w:r>
           </w:p>
         </w:tc>
       </w:tr>
     </w:tbl>
-    <w:p/>
     <w:p>
+      <w:pPr>
+        <w:pageBreakBefore/>
+        <w:spacing w:before="0" w:after="40"/>
+      </w:pPr>
+      <w:r>
+        <w:rPr>
+          <w:rFonts w:ascii="Cambria" w:hAnsi="Cambria"/>
+          <w:b/>
+          <w:i w:val="0"/>
+          <w:color w:val="1B2A41"/>
+          <w:sz w:val="48"/>
+        </w:rPr>
+        <w:t>Onde esta etapa entra no sistema</w:t>
+      </w:r>
+    </w:p>
+    <w:p>
+      <w:pPr>
+        <w:spacing w:before="0" w:after="200"/>
+      </w:pPr>
+      <w:r>
+        <w:rPr>
+          <w:b w:val="0"/>
+          <w:i w:val="0"/>
+          <w:color w:val="6B7480"/>
+          <w:sz w:val="25"/>
+        </w:rPr>
+        <w:t>O sistema é construído de baixo para cima; cada etapa acrescenta uma camada. Em destaque, a camada desta etapa.</w:t>
+      </w:r>
+    </w:p>
+    <w:p>
+      <w:pPr>
+        <w:jc w:val="center"/>
+      </w:pPr>
       <w:r>
         <w:drawing>
           <wp:inline xmlns:a="http://schemas.openxmlformats.org/drawingml/2006/main" xmlns:pic="http://schemas.openxmlformats.org/drawingml/2006/picture">
-            <wp:extent cx="5760000" cy="1920000"/>
+            <wp:extent cx="7560000" cy="3190539"/>
             <wp:docPr id="1" name="Picture 1"/>
             <wp:cNvGraphicFramePr>
               <a:graphicFrameLocks noChangeAspect="1"/>
@@ -781,11 +653,11 @@
               <a:graphicData uri="http://schemas.openxmlformats.org/drawingml/2006/picture">
                 <pic:pic>
                   <pic:nvPicPr>
-                    <pic:cNvPr id="0" name="grafico-e2.png"/>
+                    <pic:cNvPr id="0" name="mapa.png"/>
                     <pic:cNvPicPr/>
                   </pic:nvPicPr>
                   <pic:blipFill>
-                    <a:blip r:embed="rId9"/>
+                    <a:blip r:embed="rId11"/>
                     <a:stretch>
                       <a:fillRect/>
                     </a:stretch>
@@ -793,7 +665,7 @@
                   <pic:spPr>
                     <a:xfrm>
                       <a:off x="0" y="0"/>
-                      <a:ext cx="5760000" cy="1920000"/>
+                      <a:ext cx="7560000" cy="3190539"/>
                     </a:xfrm>
                     <a:prstGeom prst="rect"/>
                   </pic:spPr>
@@ -806,65 +678,2577 @@
     </w:p>
     <w:p>
       <w:pPr>
-        <w:jc w:val="center"/>
+        <w:pageBreakBefore/>
+        <w:spacing w:before="0" w:after="40"/>
       </w:pPr>
       <w:r>
         <w:rPr>
-          <w:color w:val="555555"/>
-          <w:sz w:val="17"/>
+          <w:rFonts w:ascii="Cambria" w:hAnsi="Cambria"/>
+          <w:b/>
+          <w:i w:val="0"/>
+          <w:color w:val="1B2A41"/>
+          <w:sz w:val="48"/>
         </w:rPr>
-        <w:t>Crescimento do sistema até esta etapa (em destaque).</w:t>
+        <w:t>Como funciona</w:t>
       </w:r>
     </w:p>
     <w:p>
       <w:pPr>
-        <w:pStyle w:val="Heading1"/>
+        <w:spacing w:before="0" w:after="200"/>
       </w:pPr>
       <w:r>
         <w:rPr>
-          <w:color w:val="2A78D6"/>
+          <w:b w:val="0"/>
+          <w:i w:val="0"/>
+          <w:color w:val="6B7480"/>
+          <w:sz w:val="25"/>
         </w:rPr>
-        <w:t>Requisitos desta etapa</w:t>
+        <w:t>O desenho mostra as peças desta etapa e como elas conversam.</w:t>
+      </w:r>
+    </w:p>
+    <w:p>
+      <w:pPr>
+        <w:jc w:val="center"/>
+      </w:pPr>
+      <w:r>
+        <w:drawing>
+          <wp:inline xmlns:a="http://schemas.openxmlformats.org/drawingml/2006/main" xmlns:pic="http://schemas.openxmlformats.org/drawingml/2006/picture">
+            <wp:extent cx="8460000" cy="3689999"/>
+            <wp:docPr id="2" name="Picture 2"/>
+            <wp:cNvGraphicFramePr>
+              <a:graphicFrameLocks noChangeAspect="1"/>
+            </wp:cNvGraphicFramePr>
+            <a:graphic>
+              <a:graphicData uri="http://schemas.openxmlformats.org/drawingml/2006/picture">
+                <pic:pic>
+                  <pic:nvPicPr>
+                    <pic:cNvPr id="0" name="diag.png"/>
+                    <pic:cNvPicPr/>
+                  </pic:nvPicPr>
+                  <pic:blipFill>
+                    <a:blip r:embed="rId12"/>
+                    <a:stretch>
+                      <a:fillRect/>
+                    </a:stretch>
+                  </pic:blipFill>
+                  <pic:spPr>
+                    <a:xfrm>
+                      <a:off x="0" y="0"/>
+                      <a:ext cx="8460000" cy="3689999"/>
+                    </a:xfrm>
+                    <a:prstGeom prst="rect"/>
+                  </pic:spPr>
+                </pic:pic>
+              </a:graphicData>
+            </a:graphic>
+          </wp:inline>
+        </w:drawing>
+      </w:r>
+    </w:p>
+    <w:p>
+      <w:pPr>
+        <w:pStyle w:val="ListBullet"/>
+        <w:spacing w:after="40"/>
+      </w:pPr>
+      <w:r>
+        <w:rPr>
+          <w:b w:val="0"/>
+          <w:i w:val="0"/>
+          <w:color w:val="1F2328"/>
+          <w:sz w:val="24"/>
+        </w:rPr>
+        <w:t>Projeto Phoenix com verificação em um comando (mix factory.ci), do estágio mais barato ao mais caro.</w:t>
+      </w:r>
+    </w:p>
+    <w:p>
+      <w:pPr>
+        <w:pStyle w:val="ListBullet"/>
+        <w:spacing w:after="40"/>
+      </w:pPr>
+      <w:r>
+        <w:rPr>
+          <w:b w:val="0"/>
+          <w:i w:val="0"/>
+          <w:color w:val="1F2328"/>
+          <w:sz w:val="24"/>
+        </w:rPr>
+        <w:t>Esquema do banco com projetos, tarefas, ciclos, despachos e consumos, criado por migrações.</w:t>
+      </w:r>
+    </w:p>
+    <w:p>
+      <w:pPr>
+        <w:pStyle w:val="ListBullet"/>
+        <w:spacing w:after="40"/>
+      </w:pPr>
+      <w:r>
+        <w:rPr>
+          <w:b w:val="0"/>
+          <w:i w:val="0"/>
+          <w:color w:val="1F2328"/>
+          <w:sz w:val="24"/>
+        </w:rPr>
+        <w:t>Custo contado em duas unidades — cota da assinatura e dólar — a cada resposta do modelo (R10).</w:t>
+      </w:r>
+    </w:p>
+    <w:p>
+      <w:pPr>
+        <w:pStyle w:val="ListBullet"/>
+        <w:spacing w:after="40"/>
+      </w:pPr>
+      <w:r>
+        <w:rPr>
+          <w:b w:val="0"/>
+          <w:i w:val="0"/>
+          <w:color w:val="1F2328"/>
+          <w:sz w:val="24"/>
+        </w:rPr>
+        <w:t>Duas fronteiras (Provider e Embedder), cada uma com um adaptador falso que é o padrão nos testes (R12).</w:t>
+      </w:r>
+    </w:p>
+    <w:p>
+      <w:pPr>
+        <w:pStyle w:val="ListBullet"/>
+        <w:spacing w:after="40"/>
+      </w:pPr>
+      <w:r>
+        <w:rPr>
+          <w:b w:val="0"/>
+          <w:i w:val="0"/>
+          <w:color w:val="1F2328"/>
+          <w:sz w:val="24"/>
+        </w:rPr>
+        <w:t>Backup e restauração do banco com ida e volta provada em estágio próprio da verificação.</w:t>
+      </w:r>
+    </w:p>
+    <w:p>
+      <w:pPr>
+        <w:pageBreakBefore/>
+        <w:spacing w:before="0" w:after="40"/>
+      </w:pPr>
+      <w:r>
+        <w:rPr>
+          <w:rFonts w:ascii="Cambria" w:hAnsi="Cambria"/>
+          <w:b/>
+          <w:i w:val="0"/>
+          <w:color w:val="1B2A41"/>
+          <w:sz w:val="48"/>
+        </w:rPr>
+        <w:t>O que foi feito, tarefa por tarefa</w:t>
+      </w:r>
+    </w:p>
+    <w:p>
+      <w:pPr>
+        <w:spacing w:before="0" w:after="200"/>
+      </w:pPr>
+      <w:r>
+        <w:rPr>
+          <w:b w:val="0"/>
+          <w:i w:val="0"/>
+          <w:color w:val="6B7480"/>
+          <w:sz w:val="25"/>
+        </w:rPr>
+        <w:t>Cada tarefa é um pacote do plano de desenvolvimento. Detalhes completos em docs/tasks/pt/.</w:t>
       </w:r>
     </w:p>
     <w:tbl>
       <w:tblPr>
-        <w:tblStyle w:val="LightGrid-Accent1"/>
         <w:tblW w:type="auto" w:w="0"/>
         <w:jc w:val="center"/>
         <w:tblLayout w:type="fixed"/>
         <w:tblLook w:firstColumn="1" w:firstRow="1" w:lastColumn="0" w:lastRow="0" w:noHBand="0" w:noVBand="1" w:val="04A0"/>
+        <w:tblBorders>
+          <w:top w:val="nil"/>
+          <w:left w:val="nil"/>
+          <w:bottom w:val="nil"/>
+          <w:right w:val="nil"/>
+          <w:insideH w:val="nil"/>
+          <w:insideV w:val="nil"/>
+        </w:tblBorders>
       </w:tblPr>
       <w:tblGrid>
-        <w:gridCol w:w="1020"/>
-        <w:gridCol w:w="8334"/>
+        <w:gridCol w:w="11622"/>
+        <w:gridCol w:w="3402"/>
       </w:tblGrid>
       <w:tr>
+        <w:trPr>
+          <w:cantSplit/>
+        </w:trPr>
         <w:tc>
           <w:tcPr>
-            <w:tcW w:type="dxa" w:w="1020"/>
+            <w:tcW w:type="dxa" w:w="11622"/>
+            <w:shd w:val="clear" w:color="auto" w:fill="1B2A41"/>
+            <w:tcMar>
+              <w:top w:w="158" w:type="dxa"/>
+              <w:left w:w="158" w:type="dxa"/>
+              <w:bottom w:w="158" w:type="dxa"/>
+              <w:right w:w="158" w:type="dxa"/>
+            </w:tcMar>
           </w:tcPr>
           <w:p>
+            <w:pPr>
+              <w:keepNext/>
+              <w:spacing w:before="0" w:after="0"/>
+            </w:pPr>
+            <w:r>
+              <w:rPr>
+                <w:rFonts w:ascii="Consolas" w:hAnsi="Consolas"/>
+                <w:b/>
+                <w:i w:val="0"/>
+                <w:color w:val="E9A23B"/>
+                <w:sz w:val="24"/>
+              </w:rPr>
+              <w:t xml:space="preserve">FAB-201   </w:t>
+            </w:r>
             <w:r>
               <w:rPr>
                 <w:b/>
-                <w:sz w:val="19"/>
+                <w:i w:val="0"/>
+                <w:color w:val="FFFFFF"/>
+                <w:sz w:val="27"/>
               </w:rPr>
-              <w:t>Req.</w:t>
+              <w:t>Montar o ambiente e a verificação em um comando</w:t>
             </w:r>
           </w:p>
         </w:tc>
         <w:tc>
           <w:tcPr>
-            <w:tcW w:type="dxa" w:w="8334"/>
+            <w:tcW w:type="dxa" w:w="3402"/>
+            <w:shd w:val="clear" w:color="auto" w:fill="2A9D8F"/>
+            <w:tcMar>
+              <w:top w:w="158" w:type="dxa"/>
+              <w:left w:w="158" w:type="dxa"/>
+              <w:bottom w:w="158" w:type="dxa"/>
+              <w:right w:w="158" w:type="dxa"/>
+            </w:tcMar>
           </w:tcPr>
           <w:p>
+            <w:pPr>
+              <w:keepNext/>
+              <w:spacing w:before="0" w:after="0"/>
+              <w:jc w:val="center"/>
+            </w:pPr>
             <w:r>
               <w:rPr>
                 <w:b/>
+                <w:i w:val="0"/>
+                <w:color w:val="FFFFFF"/>
+                <w:sz w:val="25"/>
+              </w:rPr>
+              <w:t>✓ Concluída</w:t>
+            </w:r>
+          </w:p>
+        </w:tc>
+      </w:tr>
+      <w:tr>
+        <w:trPr>
+          <w:cantSplit/>
+        </w:trPr>
+        <w:tc>
+          <w:tcPr>
+            <w:tcW w:type="dxa" w:w="15024"/>
+            <w:gridSpan w:val="2"/>
+            <w:shd w:val="clear" w:color="auto" w:fill="F2F4F7"/>
+            <w:tcMar>
+              <w:top w:w="198" w:type="dxa"/>
+              <w:left w:w="198" w:type="dxa"/>
+              <w:bottom w:w="198" w:type="dxa"/>
+              <w:right w:w="198" w:type="dxa"/>
+            </w:tcMar>
+          </w:tcPr>
+          <w:p>
+            <w:pPr>
+              <w:keepNext/>
+              <w:spacing w:before="0" w:after="80"/>
+            </w:pPr>
+            <w:r>
+              <w:rPr>
+                <w:b/>
+                <w:i w:val="0"/>
+                <w:color w:val="4A6FA5"/>
+                <w:sz w:val="22"/>
+              </w:rPr>
+              <w:t xml:space="preserve">O que é   </w:t>
+            </w:r>
+            <w:r>
+              <w:rPr>
+                <w:b w:val="0"/>
+                <w:i w:val="0"/>
+                <w:color w:val="1F2328"/>
+                <w:sz w:val="23"/>
+              </w:rPr>
+              <w:t xml:space="preserve">Cria o projeto Phoenix/Elixir e uma bateria de verificação acionada por um único comando, </w:t>
+            </w:r>
+            <w:r>
+              <w:rPr>
+                <w:rFonts w:ascii="Consolas" w:hAnsi="Consolas"/>
+                <w:b w:val="0"/>
+                <w:i w:val="0"/>
+                <w:color w:val="2A4A7F"/>
+                <w:sz w:val="22"/>
+              </w:rPr>
+              <w:t>mix factory.ci</w:t>
+            </w:r>
+            <w:r>
+              <w:rPr>
+                <w:b w:val="0"/>
+                <w:i w:val="0"/>
+                <w:color w:val="1F2328"/>
+                <w:sz w:val="23"/>
+              </w:rPr>
+              <w:t>. Ela roda, em ordem, formatação, compilação sem avisos, Credo estrito, testes, Dialyzer e o teste de backup, e para no primeiro estágio que falhar.</w:t>
+            </w:r>
+          </w:p>
+          <w:p>
+            <w:pPr>
+              <w:keepNext/>
+              <w:spacing w:before="0" w:after="80"/>
+            </w:pPr>
+            <w:r>
+              <w:rPr>
+                <w:b/>
+                <w:i w:val="0"/>
+                <w:color w:val="4A6FA5"/>
+                <w:sz w:val="22"/>
+              </w:rPr>
+              <w:t xml:space="preserve">Por que   </w:t>
+            </w:r>
+            <w:r>
+              <w:rPr>
+                <w:b w:val="0"/>
+                <w:i w:val="0"/>
+                <w:color w:val="1F2328"/>
+                <w:sz w:val="23"/>
+              </w:rPr>
+              <w:t>Garante R12 (verificação automática e reproduzível): o critério de 'pronto' do próprio sistema é um comando declarado em arquivo, não algo lembrado de cabeça.</w:t>
+            </w:r>
+          </w:p>
+          <w:p>
+            <w:pPr>
+              <w:pStyle w:val="ListBullet"/>
+              <w:keepNext/>
+              <w:spacing w:after="20"/>
+            </w:pPr>
+            <w:r>
+              <w:rPr>
+                <w:b w:val="0"/>
+                <w:i w:val="0"/>
+                <w:color w:val="1F2328"/>
+                <w:sz w:val="21"/>
+              </w:rPr>
+              <w:t xml:space="preserve">Os estágios ficam declarados em </w:t>
+            </w:r>
+            <w:r>
+              <w:rPr>
+                <w:rFonts w:ascii="Consolas" w:hAnsi="Consolas"/>
+                <w:b w:val="0"/>
+                <w:i w:val="0"/>
+                <w:color w:val="2A4A7F"/>
+                <w:sz w:val="20"/>
+              </w:rPr>
+              <w:t>_management/ci.json</w:t>
+            </w:r>
+            <w:r>
+              <w:rPr>
+                <w:b w:val="0"/>
+                <w:i w:val="0"/>
+                <w:color w:val="1F2328"/>
+                <w:sz w:val="21"/>
+              </w:rPr>
+              <w:t xml:space="preserve"> — o arquivo é a fonte da verdade</w:t>
+            </w:r>
+          </w:p>
+          <w:p>
+            <w:pPr>
+              <w:pStyle w:val="ListBullet"/>
+              <w:keepNext/>
+              <w:spacing w:after="20"/>
+            </w:pPr>
+            <w:r>
+              <w:rPr>
+                <w:rFonts w:ascii="Consolas" w:hAnsi="Consolas"/>
+                <w:b w:val="0"/>
+                <w:i w:val="0"/>
+                <w:color w:val="2A4A7F"/>
+                <w:sz w:val="20"/>
+              </w:rPr>
+              <w:t>Factory.CI.stages/1</w:t>
+            </w:r>
+            <w:r>
+              <w:rPr>
+                <w:b w:val="0"/>
+                <w:i w:val="0"/>
+                <w:color w:val="1F2328"/>
+                <w:sz w:val="21"/>
+              </w:rPr>
+              <w:t xml:space="preserve"> lê o arquivo; </w:t>
+            </w:r>
+            <w:r>
+              <w:rPr>
+                <w:rFonts w:ascii="Consolas" w:hAnsi="Consolas"/>
+                <w:b w:val="0"/>
+                <w:i w:val="0"/>
+                <w:color w:val="2A4A7F"/>
+                <w:sz w:val="20"/>
+              </w:rPr>
+              <w:t>Factory.CI.run/2</w:t>
+            </w:r>
+            <w:r>
+              <w:rPr>
+                <w:b w:val="0"/>
+                <w:i w:val="0"/>
+                <w:color w:val="1F2328"/>
+                <w:sz w:val="21"/>
+              </w:rPr>
+              <w:t xml:space="preserve"> aplica a regra 'primeira falha para o resto'</w:t>
+            </w:r>
+          </w:p>
+          <w:p>
+            <w:pPr>
+              <w:pStyle w:val="ListBullet"/>
+              <w:keepNext/>
+              <w:spacing w:after="20"/>
+            </w:pPr>
+            <w:r>
+              <w:rPr>
+                <w:rFonts w:ascii="Consolas" w:hAnsi="Consolas"/>
+                <w:b w:val="0"/>
+                <w:i w:val="0"/>
+                <w:color w:val="2A4A7F"/>
+                <w:sz w:val="20"/>
+              </w:rPr>
+              <w:t>run/2</w:t>
+            </w:r>
+            <w:r>
+              <w:rPr>
+                <w:b w:val="0"/>
+                <w:i w:val="0"/>
+                <w:color w:val="1F2328"/>
+                <w:sz w:val="21"/>
+              </w:rPr>
+              <w:t xml:space="preserve"> recebe a função que executa o estágio, então a regra é testável sem rodar comandos reais</w:t>
+            </w:r>
+          </w:p>
+          <w:p>
+            <w:pPr>
+              <w:pStyle w:val="ListBullet"/>
+              <w:keepNext/>
+              <w:spacing w:after="20"/>
+            </w:pPr>
+            <w:r>
+              <w:rPr>
+                <w:b w:val="0"/>
+                <w:i w:val="0"/>
+                <w:color w:val="1F2328"/>
+                <w:sz w:val="21"/>
+              </w:rPr>
+              <w:t>Modo rápido pula estágios caros (Dialyzer) e os reporta como SKIPPED, em vez de omiti-los</w:t>
+            </w:r>
+          </w:p>
+          <w:p>
+            <w:pPr>
+              <w:keepNext/>
+              <w:spacing w:before="80" w:after="0"/>
+            </w:pPr>
+            <w:r>
+              <w:rPr>
+                <w:b/>
+                <w:i w:val="0"/>
+                <w:color w:val="4A6FA5"/>
+                <w:sz w:val="22"/>
+              </w:rPr>
+              <w:t xml:space="preserve">Verificar   </w:t>
+            </w:r>
+            <w:r>
+              <w:rPr>
+                <w:rFonts w:ascii="Consolas" w:hAnsi="Consolas"/>
+                <w:b w:val="0"/>
+                <w:i w:val="0"/>
+                <w:color w:val="1F2328"/>
                 <w:sz w:val="19"/>
               </w:rPr>
-              <w:t>Requisito</w:t>
+              <w:t>mix test test/mix/ci_test.exs    mix factory.ci</w:t>
+            </w:r>
+          </w:p>
+        </w:tc>
+      </w:tr>
+    </w:tbl>
+    <w:p>
+      <w:pPr>
+        <w:spacing w:before="0" w:after="120"/>
+      </w:pPr>
+    </w:p>
+    <w:tbl>
+      <w:tblPr>
+        <w:tblW w:type="auto" w:w="0"/>
+        <w:jc w:val="center"/>
+        <w:tblLayout w:type="fixed"/>
+        <w:tblLook w:firstColumn="1" w:firstRow="1" w:lastColumn="0" w:lastRow="0" w:noHBand="0" w:noVBand="1" w:val="04A0"/>
+        <w:tblBorders>
+          <w:top w:val="nil"/>
+          <w:left w:val="nil"/>
+          <w:bottom w:val="nil"/>
+          <w:right w:val="nil"/>
+          <w:insideH w:val="nil"/>
+          <w:insideV w:val="nil"/>
+        </w:tblBorders>
+      </w:tblPr>
+      <w:tblGrid>
+        <w:gridCol w:w="11622"/>
+        <w:gridCol w:w="3402"/>
+      </w:tblGrid>
+      <w:tr>
+        <w:trPr>
+          <w:cantSplit/>
+        </w:trPr>
+        <w:tc>
+          <w:tcPr>
+            <w:tcW w:type="dxa" w:w="11622"/>
+            <w:shd w:val="clear" w:color="auto" w:fill="1B2A41"/>
+            <w:tcMar>
+              <w:top w:w="158" w:type="dxa"/>
+              <w:left w:w="158" w:type="dxa"/>
+              <w:bottom w:w="158" w:type="dxa"/>
+              <w:right w:w="158" w:type="dxa"/>
+            </w:tcMar>
+          </w:tcPr>
+          <w:p>
+            <w:pPr>
+              <w:keepNext/>
+              <w:spacing w:before="0" w:after="0"/>
+            </w:pPr>
+            <w:r>
+              <w:rPr>
+                <w:rFonts w:ascii="Consolas" w:hAnsi="Consolas"/>
+                <w:b/>
+                <w:i w:val="0"/>
+                <w:color w:val="E9A23B"/>
+                <w:sz w:val="24"/>
+              </w:rPr>
+              <w:t xml:space="preserve">FAB-202   </w:t>
+            </w:r>
+            <w:r>
+              <w:rPr>
+                <w:b/>
+                <w:i w:val="0"/>
+                <w:color w:val="FFFFFF"/>
+                <w:sz w:val="27"/>
+              </w:rPr>
+              <w:t>Criar o banco de dados e a contagem de custo</w:t>
+            </w:r>
+          </w:p>
+        </w:tc>
+        <w:tc>
+          <w:tcPr>
+            <w:tcW w:type="dxa" w:w="3402"/>
+            <w:shd w:val="clear" w:color="auto" w:fill="2A9D8F"/>
+            <w:tcMar>
+              <w:top w:w="158" w:type="dxa"/>
+              <w:left w:w="158" w:type="dxa"/>
+              <w:bottom w:w="158" w:type="dxa"/>
+              <w:right w:w="158" w:type="dxa"/>
+            </w:tcMar>
+          </w:tcPr>
+          <w:p>
+            <w:pPr>
+              <w:keepNext/>
+              <w:spacing w:before="0" w:after="0"/>
+              <w:jc w:val="center"/>
+            </w:pPr>
+            <w:r>
+              <w:rPr>
+                <w:b/>
+                <w:i w:val="0"/>
+                <w:color w:val="FFFFFF"/>
+                <w:sz w:val="25"/>
+              </w:rPr>
+              <w:t>✓ Concluída</w:t>
+            </w:r>
+          </w:p>
+        </w:tc>
+      </w:tr>
+      <w:tr>
+        <w:trPr>
+          <w:cantSplit/>
+        </w:trPr>
+        <w:tc>
+          <w:tcPr>
+            <w:tcW w:type="dxa" w:w="15024"/>
+            <w:gridSpan w:val="2"/>
+            <w:shd w:val="clear" w:color="auto" w:fill="F2F4F7"/>
+            <w:tcMar>
+              <w:top w:w="198" w:type="dxa"/>
+              <w:left w:w="198" w:type="dxa"/>
+              <w:bottom w:w="198" w:type="dxa"/>
+              <w:right w:w="198" w:type="dxa"/>
+            </w:tcMar>
+          </w:tcPr>
+          <w:p>
+            <w:pPr>
+              <w:keepNext/>
+              <w:spacing w:before="0" w:after="80"/>
+            </w:pPr>
+            <w:r>
+              <w:rPr>
+                <w:b/>
+                <w:i w:val="0"/>
+                <w:color w:val="4A6FA5"/>
+                <w:sz w:val="22"/>
+              </w:rPr>
+              <w:t xml:space="preserve">O que é   </w:t>
+            </w:r>
+            <w:r>
+              <w:rPr>
+                <w:b w:val="0"/>
+                <w:i w:val="0"/>
+                <w:color w:val="1F2328"/>
+                <w:sz w:val="23"/>
+              </w:rPr>
+              <w:t>Cria o banco PostgreSQL do sistema: projetos, especialistas, tarefas, dependências, áreas, critérios, ciclos, despachos e consumo por volta. Também cria a tabela de preços e a conta de custo de cada volta do modelo, em duas unidades: cota da assinatura e dólar estimado.</w:t>
+            </w:r>
+          </w:p>
+          <w:p>
+            <w:pPr>
+              <w:keepNext/>
+              <w:spacing w:before="0" w:after="80"/>
+            </w:pPr>
+            <w:r>
+              <w:rPr>
+                <w:b/>
+                <w:i w:val="0"/>
+                <w:color w:val="4A6FA5"/>
+                <w:sz w:val="22"/>
+              </w:rPr>
+              <w:t xml:space="preserve">Por que   </w:t>
+            </w:r>
+            <w:r>
+              <w:rPr>
+                <w:b w:val="0"/>
+                <w:i w:val="0"/>
+                <w:color w:val="1F2328"/>
+                <w:sz w:val="23"/>
+              </w:rPr>
+              <w:t>Garante R10 (custo medido e consultável): o banco é a verdade do estado, e cada volta grava seu consumo, então o custo de qualquer ciclo é uma consulta, não uma estimativa.</w:t>
+            </w:r>
+          </w:p>
+          <w:p>
+            <w:pPr>
+              <w:pStyle w:val="ListBullet"/>
+              <w:keepNext/>
+              <w:spacing w:after="20"/>
+            </w:pPr>
+            <w:r>
+              <w:rPr>
+                <w:b w:val="0"/>
+                <w:i w:val="0"/>
+                <w:color w:val="1F2328"/>
+                <w:sz w:val="21"/>
+              </w:rPr>
+              <w:t xml:space="preserve">Seis estados + dois terminais em </w:t>
+            </w:r>
+            <w:r>
+              <w:rPr>
+                <w:rFonts w:ascii="Consolas" w:hAnsi="Consolas"/>
+                <w:b w:val="0"/>
+                <w:i w:val="0"/>
+                <w:color w:val="2A4A7F"/>
+                <w:sz w:val="20"/>
+              </w:rPr>
+              <w:t>Factory.Tasks.Task</w:t>
+            </w:r>
+            <w:r>
+              <w:rPr>
+                <w:b w:val="0"/>
+                <w:i w:val="0"/>
+                <w:color w:val="1F2328"/>
+                <w:sz w:val="21"/>
+              </w:rPr>
+              <w:t xml:space="preserve"> como </w:t>
+            </w:r>
+            <w:r>
+              <w:rPr>
+                <w:rFonts w:ascii="Consolas" w:hAnsi="Consolas"/>
+                <w:b w:val="0"/>
+                <w:i w:val="0"/>
+                <w:color w:val="2A4A7F"/>
+                <w:sz w:val="20"/>
+              </w:rPr>
+              <w:t>Ecto.Enum</w:t>
+            </w:r>
+            <w:r>
+              <w:rPr>
+                <w:b w:val="0"/>
+                <w:i w:val="0"/>
+                <w:color w:val="1F2328"/>
+                <w:sz w:val="21"/>
+              </w:rPr>
+              <w:t>: estado inventado não chega ao banco</w:t>
+            </w:r>
+          </w:p>
+          <w:p>
+            <w:pPr>
+              <w:pStyle w:val="ListBullet"/>
+              <w:keepNext/>
+              <w:spacing w:after="20"/>
+            </w:pPr>
+            <w:r>
+              <w:rPr>
+                <w:rFonts w:ascii="Consolas" w:hAnsi="Consolas"/>
+                <w:b w:val="0"/>
+                <w:i w:val="0"/>
+                <w:color w:val="2A4A7F"/>
+                <w:sz w:val="20"/>
+              </w:rPr>
+              <w:t>Factory.Tasks.Cycle</w:t>
+            </w:r>
+            <w:r>
+              <w:rPr>
+                <w:b w:val="0"/>
+                <w:i w:val="0"/>
+                <w:color w:val="1F2328"/>
+                <w:sz w:val="21"/>
+              </w:rPr>
+              <w:t xml:space="preserve"> nunca é sobrescrito: cada retrabalho é uma linha nova, e o custo por ciclo fica separável</w:t>
+            </w:r>
+          </w:p>
+          <w:p>
+            <w:pPr>
+              <w:pStyle w:val="ListBullet"/>
+              <w:keepNext/>
+              <w:spacing w:after="20"/>
+            </w:pPr>
+            <w:r>
+              <w:rPr>
+                <w:rFonts w:ascii="Consolas" w:hAnsi="Consolas"/>
+                <w:b w:val="0"/>
+                <w:i w:val="0"/>
+                <w:color w:val="2A4A7F"/>
+                <w:sz w:val="20"/>
+              </w:rPr>
+              <w:t>Factory.Tasks.Usage</w:t>
+            </w:r>
+            <w:r>
+              <w:rPr>
+                <w:b w:val="0"/>
+                <w:i w:val="0"/>
+                <w:color w:val="1F2328"/>
+                <w:sz w:val="21"/>
+              </w:rPr>
+              <w:t xml:space="preserve"> grava uma linha por volta, separando entrada, leitura e escrita de cache, saída</w:t>
+            </w:r>
+          </w:p>
+          <w:p>
+            <w:pPr>
+              <w:pStyle w:val="ListBullet"/>
+              <w:keepNext/>
+              <w:spacing w:after="20"/>
+            </w:pPr>
+            <w:r>
+              <w:rPr>
+                <w:rFonts w:ascii="Consolas" w:hAnsi="Consolas"/>
+                <w:b w:val="0"/>
+                <w:i w:val="0"/>
+                <w:color w:val="2A4A7F"/>
+                <w:sz w:val="20"/>
+              </w:rPr>
+              <w:t>Factory.Cost.Pricing.estimate/2</w:t>
+            </w:r>
+            <w:r>
+              <w:rPr>
+                <w:b w:val="0"/>
+                <w:i w:val="0"/>
+                <w:color w:val="1F2328"/>
+                <w:sz w:val="21"/>
+              </w:rPr>
+              <w:t xml:space="preserve"> e </w:t>
+            </w:r>
+            <w:r>
+              <w:rPr>
+                <w:rFonts w:ascii="Consolas" w:hAnsi="Consolas"/>
+                <w:b w:val="0"/>
+                <w:i w:val="0"/>
+                <w:color w:val="2A4A7F"/>
+                <w:sz w:val="20"/>
+              </w:rPr>
+              <w:t>quota_units/2</w:t>
+            </w:r>
+            <w:r>
+              <w:rPr>
+                <w:b w:val="0"/>
+                <w:i w:val="0"/>
+                <w:color w:val="1F2328"/>
+                <w:sz w:val="21"/>
+              </w:rPr>
+              <w:t xml:space="preserve"> calculam dólar e cota; preços datados por </w:t>
+            </w:r>
+            <w:r>
+              <w:rPr>
+                <w:rFonts w:ascii="Consolas" w:hAnsi="Consolas"/>
+                <w:b w:val="0"/>
+                <w:i w:val="0"/>
+                <w:color w:val="2A4A7F"/>
+                <w:sz w:val="20"/>
+              </w:rPr>
+              <w:t>checked_on/0</w:t>
+            </w:r>
+          </w:p>
+          <w:p>
+            <w:pPr>
+              <w:keepNext/>
+              <w:spacing w:before="80" w:after="0"/>
+            </w:pPr>
+            <w:r>
+              <w:rPr>
+                <w:b/>
+                <w:i w:val="0"/>
+                <w:color w:val="4A6FA5"/>
+                <w:sz w:val="22"/>
+              </w:rPr>
+              <w:t xml:space="preserve">Verificar   </w:t>
+            </w:r>
+            <w:r>
+              <w:rPr>
+                <w:rFonts w:ascii="Consolas" w:hAnsi="Consolas"/>
+                <w:b w:val="0"/>
+                <w:i w:val="0"/>
+                <w:color w:val="1F2328"/>
+                <w:sz w:val="19"/>
+              </w:rPr>
+              <w:t>mix test test/factory/schema_test.exs    mix test test/factory/cost/pricing_test.exs</w:t>
+            </w:r>
+          </w:p>
+        </w:tc>
+      </w:tr>
+    </w:tbl>
+    <w:p>
+      <w:pPr>
+        <w:spacing w:before="0" w:after="120"/>
+      </w:pPr>
+    </w:p>
+    <w:tbl>
+      <w:tblPr>
+        <w:tblW w:type="auto" w:w="0"/>
+        <w:jc w:val="center"/>
+        <w:tblLayout w:type="fixed"/>
+        <w:tblLook w:firstColumn="1" w:firstRow="1" w:lastColumn="0" w:lastRow="0" w:noHBand="0" w:noVBand="1" w:val="04A0"/>
+        <w:tblBorders>
+          <w:top w:val="nil"/>
+          <w:left w:val="nil"/>
+          <w:bottom w:val="nil"/>
+          <w:right w:val="nil"/>
+          <w:insideH w:val="nil"/>
+          <w:insideV w:val="nil"/>
+        </w:tblBorders>
+      </w:tblPr>
+      <w:tblGrid>
+        <w:gridCol w:w="11622"/>
+        <w:gridCol w:w="3402"/>
+      </w:tblGrid>
+      <w:tr>
+        <w:trPr>
+          <w:cantSplit/>
+        </w:trPr>
+        <w:tc>
+          <w:tcPr>
+            <w:tcW w:type="dxa" w:w="11622"/>
+            <w:shd w:val="clear" w:color="auto" w:fill="1B2A41"/>
+            <w:tcMar>
+              <w:top w:w="158" w:type="dxa"/>
+              <w:left w:w="158" w:type="dxa"/>
+              <w:bottom w:w="158" w:type="dxa"/>
+              <w:right w:w="158" w:type="dxa"/>
+            </w:tcMar>
+          </w:tcPr>
+          <w:p>
+            <w:pPr>
+              <w:keepNext/>
+              <w:spacing w:before="0" w:after="0"/>
+            </w:pPr>
+            <w:r>
+              <w:rPr>
+                <w:rFonts w:ascii="Consolas" w:hAnsi="Consolas"/>
+                <w:b/>
+                <w:i w:val="0"/>
+                <w:color w:val="E9A23B"/>
+                <w:sz w:val="24"/>
+              </w:rPr>
+              <w:t xml:space="preserve">FAB-203   </w:t>
+            </w:r>
+            <w:r>
+              <w:rPr>
+                <w:b/>
+                <w:i w:val="0"/>
+                <w:color w:val="FFFFFF"/>
+                <w:sz w:val="27"/>
+              </w:rPr>
+              <w:t>Criar as fronteiras do modelo e da busca, com substitutos de teste</w:t>
+            </w:r>
+          </w:p>
+        </w:tc>
+        <w:tc>
+          <w:tcPr>
+            <w:tcW w:type="dxa" w:w="3402"/>
+            <w:shd w:val="clear" w:color="auto" w:fill="2A9D8F"/>
+            <w:tcMar>
+              <w:top w:w="158" w:type="dxa"/>
+              <w:left w:w="158" w:type="dxa"/>
+              <w:bottom w:w="158" w:type="dxa"/>
+              <w:right w:w="158" w:type="dxa"/>
+            </w:tcMar>
+          </w:tcPr>
+          <w:p>
+            <w:pPr>
+              <w:keepNext/>
+              <w:spacing w:before="0" w:after="0"/>
+              <w:jc w:val="center"/>
+            </w:pPr>
+            <w:r>
+              <w:rPr>
+                <w:b/>
+                <w:i w:val="0"/>
+                <w:color w:val="FFFFFF"/>
+                <w:sz w:val="25"/>
+              </w:rPr>
+              <w:t>✓ Concluída</w:t>
+            </w:r>
+          </w:p>
+        </w:tc>
+      </w:tr>
+      <w:tr>
+        <w:trPr>
+          <w:cantSplit/>
+        </w:trPr>
+        <w:tc>
+          <w:tcPr>
+            <w:tcW w:type="dxa" w:w="15024"/>
+            <w:gridSpan w:val="2"/>
+            <w:shd w:val="clear" w:color="auto" w:fill="F2F4F7"/>
+            <w:tcMar>
+              <w:top w:w="198" w:type="dxa"/>
+              <w:left w:w="198" w:type="dxa"/>
+              <w:bottom w:w="198" w:type="dxa"/>
+              <w:right w:w="198" w:type="dxa"/>
+            </w:tcMar>
+          </w:tcPr>
+          <w:p>
+            <w:pPr>
+              <w:keepNext/>
+              <w:spacing w:before="0" w:after="80"/>
+            </w:pPr>
+            <w:r>
+              <w:rPr>
+                <w:b/>
+                <w:i w:val="0"/>
+                <w:color w:val="4A6FA5"/>
+                <w:sz w:val="22"/>
+              </w:rPr>
+              <w:t xml:space="preserve">O que é   </w:t>
+            </w:r>
+            <w:r>
+              <w:rPr>
+                <w:b w:val="0"/>
+                <w:i w:val="0"/>
+                <w:color w:val="1F2328"/>
+                <w:sz w:val="23"/>
+              </w:rPr>
+              <w:t>Define duas fronteiras (behaviours do Elixir): uma para o fornecedor do modelo de linguagem (</w:t>
+            </w:r>
+            <w:r>
+              <w:rPr>
+                <w:rFonts w:ascii="Consolas" w:hAnsi="Consolas"/>
+                <w:b w:val="0"/>
+                <w:i w:val="0"/>
+                <w:color w:val="2A4A7F"/>
+                <w:sz w:val="22"/>
+              </w:rPr>
+              <w:t>Factory.Provider</w:t>
+            </w:r>
+            <w:r>
+              <w:rPr>
+                <w:b w:val="0"/>
+                <w:i w:val="0"/>
+                <w:color w:val="1F2328"/>
+                <w:sz w:val="23"/>
+              </w:rPr>
+              <w:t>) e outra para o gerador de embeddings (</w:t>
+            </w:r>
+            <w:r>
+              <w:rPr>
+                <w:rFonts w:ascii="Consolas" w:hAnsi="Consolas"/>
+                <w:b w:val="0"/>
+                <w:i w:val="0"/>
+                <w:color w:val="2A4A7F"/>
+                <w:sz w:val="22"/>
+              </w:rPr>
+              <w:t>Factory.Embedder</w:t>
+            </w:r>
+            <w:r>
+              <w:rPr>
+                <w:b w:val="0"/>
+                <w:i w:val="0"/>
+                <w:color w:val="1F2328"/>
+                <w:sz w:val="23"/>
+              </w:rPr>
+              <w:t>). Cada uma vem com um adaptador falso e determinístico, que é o padrão no ambiente de teste.</w:t>
+            </w:r>
+          </w:p>
+          <w:p>
+            <w:pPr>
+              <w:keepNext/>
+              <w:spacing w:before="0" w:after="80"/>
+            </w:pPr>
+            <w:r>
+              <w:rPr>
+                <w:b/>
+                <w:i w:val="0"/>
+                <w:color w:val="4A6FA5"/>
+                <w:sz w:val="22"/>
+              </w:rPr>
+              <w:t xml:space="preserve">Por que   </w:t>
+            </w:r>
+            <w:r>
+              <w:rPr>
+                <w:b w:val="0"/>
+                <w:i w:val="0"/>
+                <w:color w:val="1F2328"/>
+                <w:sz w:val="23"/>
+              </w:rPr>
+              <w:t>Garante R12 e R15: toda a governança fica do lado de cá da fronteira e é testada sem rede nem custo; trocar de fornecedor é trocar o adaptador, sem mexer no núcleo.</w:t>
+            </w:r>
+          </w:p>
+          <w:p>
+            <w:pPr>
+              <w:pStyle w:val="ListBullet"/>
+              <w:keepNext/>
+              <w:spacing w:after="20"/>
+            </w:pPr>
+            <w:r>
+              <w:rPr>
+                <w:rFonts w:ascii="Consolas" w:hAnsi="Consolas"/>
+                <w:b w:val="0"/>
+                <w:i w:val="0"/>
+                <w:color w:val="2A4A7F"/>
+                <w:sz w:val="20"/>
+              </w:rPr>
+              <w:t>Factory.Provider.chat/2</w:t>
+            </w:r>
+            <w:r>
+              <w:rPr>
+                <w:b w:val="0"/>
+                <w:i w:val="0"/>
+                <w:color w:val="1F2328"/>
+                <w:sz w:val="21"/>
+              </w:rPr>
+              <w:t xml:space="preserve"> é uma única volta síncrona; repetir e contar voltas é do laço do agente, não do adaptador</w:t>
+            </w:r>
+          </w:p>
+          <w:p>
+            <w:pPr>
+              <w:pStyle w:val="ListBullet"/>
+              <w:keepNext/>
+              <w:spacing w:after="20"/>
+            </w:pPr>
+            <w:r>
+              <w:rPr>
+                <w:rFonts w:ascii="Consolas" w:hAnsi="Consolas"/>
+                <w:b w:val="0"/>
+                <w:i w:val="0"/>
+                <w:color w:val="2A4A7F"/>
+                <w:sz w:val="20"/>
+              </w:rPr>
+              <w:t>Factory.Provider.Fake</w:t>
+            </w:r>
+            <w:r>
+              <w:rPr>
+                <w:b w:val="0"/>
+                <w:i w:val="0"/>
+                <w:color w:val="1F2328"/>
+                <w:sz w:val="21"/>
+              </w:rPr>
+              <w:t xml:space="preserve"> responde a partir de um roteiro declarado pelo teste e devolve </w:t>
+            </w:r>
+            <w:r>
+              <w:rPr>
+                <w:rFonts w:ascii="Consolas" w:hAnsi="Consolas"/>
+                <w:b w:val="0"/>
+                <w:i w:val="0"/>
+                <w:color w:val="2A4A7F"/>
+                <w:sz w:val="20"/>
+              </w:rPr>
+              <w:t>{:error, :script_exhausted}</w:t>
+            </w:r>
+            <w:r>
+              <w:rPr>
+                <w:b w:val="0"/>
+                <w:i w:val="0"/>
+                <w:color w:val="1F2328"/>
+                <w:sz w:val="21"/>
+              </w:rPr>
+              <w:t xml:space="preserve"> quando acaba — nunca inventa resposta</w:t>
+            </w:r>
+          </w:p>
+          <w:p>
+            <w:pPr>
+              <w:pStyle w:val="ListBullet"/>
+              <w:keepNext/>
+              <w:spacing w:after="20"/>
+            </w:pPr>
+            <w:r>
+              <w:rPr>
+                <w:rFonts w:ascii="Consolas" w:hAnsi="Consolas"/>
+                <w:b w:val="0"/>
+                <w:i w:val="0"/>
+                <w:color w:val="2A4A7F"/>
+                <w:sz w:val="20"/>
+              </w:rPr>
+              <w:t>Factory.Embedder.Fake</w:t>
+            </w:r>
+            <w:r>
+              <w:rPr>
+                <w:b w:val="0"/>
+                <w:i w:val="0"/>
+                <w:color w:val="1F2328"/>
+                <w:sz w:val="21"/>
+              </w:rPr>
+              <w:t xml:space="preserve"> gera vetores por hash: mesmo texto, mesmo vetor; textos diferentes, vetores diferentes</w:t>
+            </w:r>
+          </w:p>
+          <w:p>
+            <w:pPr>
+              <w:pStyle w:val="ListBullet"/>
+              <w:keepNext/>
+              <w:spacing w:after="20"/>
+            </w:pPr>
+            <w:r>
+              <w:rPr>
+                <w:b w:val="0"/>
+                <w:i w:val="0"/>
+                <w:color w:val="1F2328"/>
+                <w:sz w:val="21"/>
+              </w:rPr>
+              <w:t xml:space="preserve">A configuração de teste aponta </w:t>
+            </w:r>
+            <w:r>
+              <w:rPr>
+                <w:rFonts w:ascii="Consolas" w:hAnsi="Consolas"/>
+                <w:b w:val="0"/>
+                <w:i w:val="0"/>
+                <w:color w:val="2A4A7F"/>
+                <w:sz w:val="20"/>
+              </w:rPr>
+              <w:t>:provider</w:t>
+            </w:r>
+            <w:r>
+              <w:rPr>
+                <w:b w:val="0"/>
+                <w:i w:val="0"/>
+                <w:color w:val="1F2328"/>
+                <w:sz w:val="21"/>
+              </w:rPr>
+              <w:t xml:space="preserve"> e </w:t>
+            </w:r>
+            <w:r>
+              <w:rPr>
+                <w:rFonts w:ascii="Consolas" w:hAnsi="Consolas"/>
+                <w:b w:val="0"/>
+                <w:i w:val="0"/>
+                <w:color w:val="2A4A7F"/>
+                <w:sz w:val="20"/>
+              </w:rPr>
+              <w:t>:embedder</w:t>
+            </w:r>
+            <w:r>
+              <w:rPr>
+                <w:b w:val="0"/>
+                <w:i w:val="0"/>
+                <w:color w:val="1F2328"/>
+                <w:sz w:val="21"/>
+              </w:rPr>
+              <w:t xml:space="preserve"> para os falsos</w:t>
+            </w:r>
+          </w:p>
+          <w:p>
+            <w:pPr>
+              <w:keepNext/>
+              <w:spacing w:before="80" w:after="0"/>
+            </w:pPr>
+            <w:r>
+              <w:rPr>
+                <w:b/>
+                <w:i w:val="0"/>
+                <w:color w:val="4A6FA5"/>
+                <w:sz w:val="22"/>
+              </w:rPr>
+              <w:t xml:space="preserve">Verificar   </w:t>
+            </w:r>
+            <w:r>
+              <w:rPr>
+                <w:rFonts w:ascii="Consolas" w:hAnsi="Consolas"/>
+                <w:b w:val="0"/>
+                <w:i w:val="0"/>
+                <w:color w:val="1F2328"/>
+                <w:sz w:val="19"/>
+              </w:rPr>
+              <w:t>mix test test/factory/provider/fake_test.exs    mix test test/factory/embedder/fake_test.exs    mix test test/factory/embedder_test.exs</w:t>
+            </w:r>
+          </w:p>
+        </w:tc>
+      </w:tr>
+    </w:tbl>
+    <w:p>
+      <w:pPr>
+        <w:spacing w:before="0" w:after="120"/>
+      </w:pPr>
+    </w:p>
+    <w:tbl>
+      <w:tblPr>
+        <w:tblW w:type="auto" w:w="0"/>
+        <w:jc w:val="center"/>
+        <w:tblLayout w:type="fixed"/>
+        <w:tblLook w:firstColumn="1" w:firstRow="1" w:lastColumn="0" w:lastRow="0" w:noHBand="0" w:noVBand="1" w:val="04A0"/>
+        <w:tblBorders>
+          <w:top w:val="nil"/>
+          <w:left w:val="nil"/>
+          <w:bottom w:val="nil"/>
+          <w:right w:val="nil"/>
+          <w:insideH w:val="nil"/>
+          <w:insideV w:val="nil"/>
+        </w:tblBorders>
+      </w:tblPr>
+      <w:tblGrid>
+        <w:gridCol w:w="11622"/>
+        <w:gridCol w:w="3402"/>
+      </w:tblGrid>
+      <w:tr>
+        <w:trPr>
+          <w:cantSplit/>
+        </w:trPr>
+        <w:tc>
+          <w:tcPr>
+            <w:tcW w:type="dxa" w:w="11622"/>
+            <w:shd w:val="clear" w:color="auto" w:fill="1B2A41"/>
+            <w:tcMar>
+              <w:top w:w="158" w:type="dxa"/>
+              <w:left w:w="158" w:type="dxa"/>
+              <w:bottom w:w="158" w:type="dxa"/>
+              <w:right w:w="158" w:type="dxa"/>
+            </w:tcMar>
+          </w:tcPr>
+          <w:p>
+            <w:pPr>
+              <w:keepNext/>
+              <w:spacing w:before="0" w:after="0"/>
+            </w:pPr>
+            <w:r>
+              <w:rPr>
+                <w:rFonts w:ascii="Consolas" w:hAnsi="Consolas"/>
+                <w:b/>
+                <w:i w:val="0"/>
+                <w:color w:val="E9A23B"/>
+                <w:sz w:val="24"/>
+              </w:rPr>
+              <w:t xml:space="preserve">FAB-204   </w:t>
+            </w:r>
+            <w:r>
+              <w:rPr>
+                <w:b/>
+                <w:i w:val="0"/>
+                <w:color w:val="FFFFFF"/>
+                <w:sz w:val="27"/>
+              </w:rPr>
+              <w:t>Cópia de segurança do banco</w:t>
+            </w:r>
+          </w:p>
+        </w:tc>
+        <w:tc>
+          <w:tcPr>
+            <w:tcW w:type="dxa" w:w="3402"/>
+            <w:shd w:val="clear" w:color="auto" w:fill="2A9D8F"/>
+            <w:tcMar>
+              <w:top w:w="158" w:type="dxa"/>
+              <w:left w:w="158" w:type="dxa"/>
+              <w:bottom w:w="158" w:type="dxa"/>
+              <w:right w:w="158" w:type="dxa"/>
+            </w:tcMar>
+          </w:tcPr>
+          <w:p>
+            <w:pPr>
+              <w:keepNext/>
+              <w:spacing w:before="0" w:after="0"/>
+              <w:jc w:val="center"/>
+            </w:pPr>
+            <w:r>
+              <w:rPr>
+                <w:b/>
+                <w:i w:val="0"/>
+                <w:color w:val="FFFFFF"/>
+                <w:sz w:val="25"/>
+              </w:rPr>
+              <w:t>✓ Concluída</w:t>
+            </w:r>
+          </w:p>
+        </w:tc>
+      </w:tr>
+      <w:tr>
+        <w:trPr>
+          <w:cantSplit/>
+        </w:trPr>
+        <w:tc>
+          <w:tcPr>
+            <w:tcW w:type="dxa" w:w="15024"/>
+            <w:gridSpan w:val="2"/>
+            <w:shd w:val="clear" w:color="auto" w:fill="F2F4F7"/>
+            <w:tcMar>
+              <w:top w:w="198" w:type="dxa"/>
+              <w:left w:w="198" w:type="dxa"/>
+              <w:bottom w:w="198" w:type="dxa"/>
+              <w:right w:w="198" w:type="dxa"/>
+            </w:tcMar>
+          </w:tcPr>
+          <w:p>
+            <w:pPr>
+              <w:keepNext/>
+              <w:spacing w:before="0" w:after="80"/>
+            </w:pPr>
+            <w:r>
+              <w:rPr>
+                <w:b/>
+                <w:i w:val="0"/>
+                <w:color w:val="4A6FA5"/>
+                <w:sz w:val="22"/>
+              </w:rPr>
+              <w:t xml:space="preserve">O que é   </w:t>
+            </w:r>
+            <w:r>
+              <w:rPr>
+                <w:b w:val="0"/>
+                <w:i w:val="0"/>
+                <w:color w:val="1F2328"/>
+                <w:sz w:val="23"/>
+              </w:rPr>
+              <w:t xml:space="preserve">Adiciona </w:t>
+            </w:r>
+            <w:r>
+              <w:rPr>
+                <w:rFonts w:ascii="Consolas" w:hAnsi="Consolas"/>
+                <w:b w:val="0"/>
+                <w:i w:val="0"/>
+                <w:color w:val="2A4A7F"/>
+                <w:sz w:val="22"/>
+              </w:rPr>
+              <w:t>mix factory.backup</w:t>
+            </w:r>
+            <w:r>
+              <w:rPr>
+                <w:b w:val="0"/>
+                <w:i w:val="0"/>
+                <w:color w:val="1F2328"/>
+                <w:sz w:val="23"/>
+              </w:rPr>
+              <w:t xml:space="preserve"> (gera um dump do banco) e </w:t>
+            </w:r>
+            <w:r>
+              <w:rPr>
+                <w:rFonts w:ascii="Consolas" w:hAnsi="Consolas"/>
+                <w:b w:val="0"/>
+                <w:i w:val="0"/>
+                <w:color w:val="2A4A7F"/>
+                <w:sz w:val="22"/>
+              </w:rPr>
+              <w:t>mix factory.restore</w:t>
+            </w:r>
+            <w:r>
+              <w:rPr>
+                <w:b w:val="0"/>
+                <w:i w:val="0"/>
+                <w:color w:val="1F2328"/>
+                <w:sz w:val="23"/>
+              </w:rPr>
+              <w:t xml:space="preserve"> (restaura um dump, inclusive o mais recente com </w:t>
+            </w:r>
+            <w:r>
+              <w:rPr>
+                <w:rFonts w:ascii="Consolas" w:hAnsi="Consolas"/>
+                <w:b w:val="0"/>
+                <w:i w:val="0"/>
+                <w:color w:val="2A4A7F"/>
+                <w:sz w:val="22"/>
+              </w:rPr>
+              <w:t>--latest</w:t>
+            </w:r>
+            <w:r>
+              <w:rPr>
+                <w:b w:val="0"/>
+                <w:i w:val="0"/>
+                <w:color w:val="1F2328"/>
+                <w:sz w:val="23"/>
+              </w:rPr>
+              <w:t>). A ida e volta é provada por um teste que roda num estágio próprio da verificação.</w:t>
+            </w:r>
+          </w:p>
+          <w:p>
+            <w:pPr>
+              <w:keepNext/>
+              <w:spacing w:before="0" w:after="80"/>
+            </w:pPr>
+            <w:r>
+              <w:rPr>
+                <w:b/>
+                <w:i w:val="0"/>
+                <w:color w:val="4A6FA5"/>
+                <w:sz w:val="22"/>
+              </w:rPr>
+              <w:t xml:space="preserve">Por que   </w:t>
+            </w:r>
+            <w:r>
+              <w:rPr>
+                <w:b w:val="0"/>
+                <w:i w:val="0"/>
+                <w:color w:val="1F2328"/>
+                <w:sz w:val="23"/>
+              </w:rPr>
+              <w:t>Como todo o estado do sistema vive no banco, não perder trabalho exige cópia restaurável; o teste garante que o backup não é só um arquivo que parece válido.</w:t>
+            </w:r>
+          </w:p>
+          <w:p>
+            <w:pPr>
+              <w:pStyle w:val="ListBullet"/>
+              <w:keepNext/>
+              <w:spacing w:after="20"/>
+            </w:pPr>
+            <w:r>
+              <w:rPr>
+                <w:rFonts w:ascii="Consolas" w:hAnsi="Consolas"/>
+                <w:b w:val="0"/>
+                <w:i w:val="0"/>
+                <w:color w:val="2A4A7F"/>
+                <w:sz w:val="20"/>
+              </w:rPr>
+              <w:t>Factory.Backup.dump/1</w:t>
+            </w:r>
+            <w:r>
+              <w:rPr>
+                <w:b w:val="0"/>
+                <w:i w:val="0"/>
+                <w:color w:val="1F2328"/>
+                <w:sz w:val="21"/>
+              </w:rPr>
+              <w:t xml:space="preserve"> e </w:t>
+            </w:r>
+            <w:r>
+              <w:rPr>
+                <w:rFonts w:ascii="Consolas" w:hAnsi="Consolas"/>
+                <w:b w:val="0"/>
+                <w:i w:val="0"/>
+                <w:color w:val="2A4A7F"/>
+                <w:sz w:val="20"/>
+              </w:rPr>
+              <w:t>restore/2</w:t>
+            </w:r>
+            <w:r>
+              <w:rPr>
+                <w:b w:val="0"/>
+                <w:i w:val="0"/>
+                <w:color w:val="1F2328"/>
+                <w:sz w:val="21"/>
+              </w:rPr>
+              <w:t xml:space="preserve"> chamam </w:t>
+            </w:r>
+            <w:r>
+              <w:rPr>
+                <w:rFonts w:ascii="Consolas" w:hAnsi="Consolas"/>
+                <w:b w:val="0"/>
+                <w:i w:val="0"/>
+                <w:color w:val="2A4A7F"/>
+                <w:sz w:val="20"/>
+              </w:rPr>
+              <w:t>pg_dump</w:t>
+            </w:r>
+            <w:r>
+              <w:rPr>
+                <w:b w:val="0"/>
+                <w:i w:val="0"/>
+                <w:color w:val="1F2328"/>
+                <w:sz w:val="21"/>
+              </w:rPr>
+              <w:t>/</w:t>
+            </w:r>
+            <w:r>
+              <w:rPr>
+                <w:rFonts w:ascii="Consolas" w:hAnsi="Consolas"/>
+                <w:b w:val="0"/>
+                <w:i w:val="0"/>
+                <w:color w:val="2A4A7F"/>
+                <w:sz w:val="20"/>
+              </w:rPr>
+              <w:t>pg_restore</w:t>
+            </w:r>
+            <w:r>
+              <w:rPr>
+                <w:b w:val="0"/>
+                <w:i w:val="0"/>
+                <w:color w:val="1F2328"/>
+                <w:sz w:val="21"/>
+              </w:rPr>
+              <w:t xml:space="preserve"> em formato custom</w:t>
+            </w:r>
+          </w:p>
+          <w:p>
+            <w:pPr>
+              <w:pStyle w:val="ListBullet"/>
+              <w:keepNext/>
+              <w:spacing w:after="20"/>
+            </w:pPr>
+            <w:r>
+              <w:rPr>
+                <w:b w:val="0"/>
+                <w:i w:val="0"/>
+                <w:color w:val="1F2328"/>
+                <w:sz w:val="21"/>
+              </w:rPr>
+              <w:t xml:space="preserve">O caminho dos binários vem de </w:t>
+            </w:r>
+            <w:r>
+              <w:rPr>
+                <w:rFonts w:ascii="Consolas" w:hAnsi="Consolas"/>
+                <w:b w:val="0"/>
+                <w:i w:val="0"/>
+                <w:color w:val="2A4A7F"/>
+                <w:sz w:val="20"/>
+              </w:rPr>
+              <w:t>config :factory, :pg_bin</w:t>
+            </w:r>
+            <w:r>
+              <w:rPr>
+                <w:b w:val="0"/>
+                <w:i w:val="0"/>
+                <w:color w:val="1F2328"/>
+                <w:sz w:val="21"/>
+              </w:rPr>
+              <w:t>, nunca do PATH: cliente de versão errada gera dump que falha só na restauração</w:t>
+            </w:r>
+          </w:p>
+          <w:p>
+            <w:pPr>
+              <w:pStyle w:val="ListBullet"/>
+              <w:keepNext/>
+              <w:spacing w:after="20"/>
+            </w:pPr>
+            <w:r>
+              <w:rPr>
+                <w:b w:val="0"/>
+                <w:i w:val="0"/>
+                <w:color w:val="1F2328"/>
+                <w:sz w:val="21"/>
+              </w:rPr>
+              <w:t xml:space="preserve">Restauração usa </w:t>
+            </w:r>
+            <w:r>
+              <w:rPr>
+                <w:rFonts w:ascii="Consolas" w:hAnsi="Consolas"/>
+                <w:b w:val="0"/>
+                <w:i w:val="0"/>
+                <w:color w:val="2A4A7F"/>
+                <w:sz w:val="20"/>
+              </w:rPr>
+              <w:t>--clean --if-exists</w:t>
+            </w:r>
+            <w:r>
+              <w:rPr>
+                <w:b w:val="0"/>
+                <w:i w:val="0"/>
+                <w:color w:val="1F2328"/>
+                <w:sz w:val="21"/>
+              </w:rPr>
+              <w:t>, então é repetível</w:t>
+            </w:r>
+          </w:p>
+          <w:p>
+            <w:pPr>
+              <w:pStyle w:val="ListBullet"/>
+              <w:keepNext/>
+              <w:spacing w:after="20"/>
+            </w:pPr>
+            <w:r>
+              <w:rPr>
+                <w:b w:val="0"/>
+                <w:i w:val="0"/>
+                <w:color w:val="1F2328"/>
+                <w:sz w:val="21"/>
+              </w:rPr>
+              <w:t xml:space="preserve">O teste roda isolado como estágio </w:t>
+            </w:r>
+            <w:r>
+              <w:rPr>
+                <w:rFonts w:ascii="Consolas" w:hAnsi="Consolas"/>
+                <w:b w:val="0"/>
+                <w:i w:val="0"/>
+                <w:color w:val="2A4A7F"/>
+                <w:sz w:val="20"/>
+              </w:rPr>
+              <w:t>backup</w:t>
+            </w:r>
+            <w:r>
+              <w:rPr>
+                <w:b w:val="0"/>
+                <w:i w:val="0"/>
+                <w:color w:val="1F2328"/>
+                <w:sz w:val="21"/>
+              </w:rPr>
+              <w:t xml:space="preserve"> (</w:t>
+            </w:r>
+            <w:r>
+              <w:rPr>
+                <w:rFonts w:ascii="Consolas" w:hAnsi="Consolas"/>
+                <w:b w:val="0"/>
+                <w:i w:val="0"/>
+                <w:color w:val="2A4A7F"/>
+                <w:sz w:val="20"/>
+              </w:rPr>
+              <w:t>mix test.backup</w:t>
+            </w:r>
+            <w:r>
+              <w:rPr>
+                <w:b w:val="0"/>
+                <w:i w:val="0"/>
+                <w:color w:val="1F2328"/>
+                <w:sz w:val="21"/>
+              </w:rPr>
+              <w:t>), fora da suíte comum</w:t>
+            </w:r>
+          </w:p>
+          <w:p>
+            <w:pPr>
+              <w:keepNext/>
+              <w:spacing w:before="80" w:after="0"/>
+            </w:pPr>
+            <w:r>
+              <w:rPr>
+                <w:b/>
+                <w:i w:val="0"/>
+                <w:color w:val="4A6FA5"/>
+                <w:sz w:val="22"/>
+              </w:rPr>
+              <w:t xml:space="preserve">Verificar   </w:t>
+            </w:r>
+            <w:r>
+              <w:rPr>
+                <w:rFonts w:ascii="Consolas" w:hAnsi="Consolas"/>
+                <w:b w:val="0"/>
+                <w:i w:val="0"/>
+                <w:color w:val="1F2328"/>
+                <w:sz w:val="19"/>
+              </w:rPr>
+              <w:t>mix test.backup</w:t>
+            </w:r>
+          </w:p>
+        </w:tc>
+      </w:tr>
+    </w:tbl>
+    <w:p>
+      <w:pPr>
+        <w:spacing w:before="0" w:after="120"/>
+      </w:pPr>
+    </w:p>
+    <w:p>
+      <w:pPr>
+        <w:pageBreakBefore/>
+        <w:spacing w:before="0" w:after="40"/>
+      </w:pPr>
+      <w:r>
+        <w:rPr>
+          <w:rFonts w:ascii="Cambria" w:hAnsi="Cambria"/>
+          <w:b/>
+          <w:i w:val="0"/>
+          <w:color w:val="1B2A41"/>
+          <w:sz w:val="48"/>
+        </w:rPr>
+        <w:t>Como se prova a entrega</w:t>
+      </w:r>
+    </w:p>
+    <w:p>
+      <w:pPr>
+        <w:spacing w:before="0" w:after="200"/>
+      </w:pPr>
+      <w:r>
+        <w:rPr>
+          <w:b w:val="0"/>
+          <w:i w:val="0"/>
+          <w:color w:val="6B7480"/>
+          <w:sz w:val="25"/>
+        </w:rPr>
+        <w:t>A entrega combinada no plano, demonstrada por um teste ou execução real.</w:t>
+      </w:r>
+    </w:p>
+    <w:tbl>
+      <w:tblPr>
+        <w:tblW w:type="auto" w:w="0"/>
+        <w:jc w:val="center"/>
+        <w:tblLayout w:type="fixed"/>
+        <w:tblLook w:firstColumn="1" w:firstRow="1" w:lastColumn="0" w:lastRow="0" w:noHBand="0" w:noVBand="1" w:val="04A0"/>
+        <w:tblBorders>
+          <w:top w:val="nil"/>
+          <w:left w:val="nil"/>
+          <w:bottom w:val="nil"/>
+          <w:right w:val="nil"/>
+          <w:insideH w:val="nil"/>
+          <w:insideV w:val="nil"/>
+        </w:tblBorders>
+      </w:tblPr>
+      <w:tblGrid>
+        <w:gridCol w:w="15024"/>
+      </w:tblGrid>
+      <w:tr>
+        <w:tc>
+          <w:tcPr>
+            <w:tcW w:type="dxa" w:w="15024"/>
+            <w:shd w:val="clear" w:color="auto" w:fill="1B2A41"/>
+            <w:tcMar>
+              <w:top w:w="255" w:type="dxa"/>
+              <w:left w:w="255" w:type="dxa"/>
+              <w:bottom w:w="255" w:type="dxa"/>
+              <w:right w:w="255" w:type="dxa"/>
+            </w:tcMar>
+          </w:tcPr>
+          <w:p>
+            <w:pPr>
+              <w:spacing w:before="0" w:after="80"/>
+            </w:pPr>
+            <w:r>
+              <w:rPr>
+                <w:b/>
+                <w:i w:val="0"/>
+                <w:color w:val="FFFFFF"/>
+                <w:sz w:val="21"/>
+              </w:rPr>
+              <w:t>ENTREGA COMBINADA</w:t>
+            </w:r>
+          </w:p>
+          <w:p>
+            <w:pPr>
+              <w:spacing w:before="0" w:after="0"/>
+            </w:pPr>
+            <w:r>
+              <w:rPr>
+                <w:rFonts w:ascii="Cambria" w:hAnsi="Cambria"/>
+                <w:b/>
+                <w:i w:val="0"/>
+                <w:color w:val="FFFFFF"/>
+                <w:sz w:val="32"/>
+              </w:rPr>
+              <w:t>Os testes rodam sem internet e sem consumir o serviço do modelo.</w:t>
+            </w:r>
+          </w:p>
+        </w:tc>
+      </w:tr>
+    </w:tbl>
+    <w:p>
+      <w:pPr>
+        <w:spacing w:before="0" w:after="160"/>
+      </w:pPr>
+    </w:p>
+    <w:p>
+      <w:pPr>
+        <w:spacing w:before="0" w:after="80"/>
+      </w:pPr>
+      <w:r>
+        <w:rPr>
+          <w:b/>
+          <w:i w:val="0"/>
+          <w:color w:val="1B2A41"/>
+          <w:sz w:val="28"/>
+        </w:rPr>
+        <w:t>O que o teste faz, passo a passo</w:t>
+      </w:r>
+    </w:p>
+    <w:p>
+      <w:pPr>
+        <w:spacing w:before="0" w:after="60"/>
+      </w:pPr>
+      <w:r>
+        <w:rPr>
+          <w:b/>
+          <w:i w:val="0"/>
+          <w:color w:val="E9A23B"/>
+          <w:sz w:val="26"/>
+        </w:rPr>
+        <w:t xml:space="preserve">1.  </w:t>
+      </w:r>
+      <w:r>
+        <w:rPr>
+          <w:b w:val="0"/>
+          <w:i w:val="0"/>
+          <w:color w:val="1F2328"/>
+          <w:sz w:val="24"/>
+        </w:rPr>
+        <w:t xml:space="preserve">Confere que toda requisição </w:t>
+      </w:r>
+      <w:r>
+        <w:rPr>
+          <w:rFonts w:ascii="Consolas" w:hAnsi="Consolas"/>
+          <w:b w:val="0"/>
+          <w:i w:val="0"/>
+          <w:color w:val="2A4A7F"/>
+          <w:sz w:val="23"/>
+        </w:rPr>
+        <w:t>Req</w:t>
+      </w:r>
+      <w:r>
+        <w:rPr>
+          <w:b w:val="0"/>
+          <w:i w:val="0"/>
+          <w:color w:val="1F2328"/>
+          <w:sz w:val="24"/>
+        </w:rPr>
+        <w:t xml:space="preserve"> cai num Plug (</w:t>
+      </w:r>
+      <w:r>
+        <w:rPr>
+          <w:rFonts w:ascii="Consolas" w:hAnsi="Consolas"/>
+          <w:b w:val="0"/>
+          <w:i w:val="0"/>
+          <w:color w:val="2A4A7F"/>
+          <w:sz w:val="23"/>
+        </w:rPr>
+        <w:t>Factory.NoNetwork</w:t>
+      </w:r>
+      <w:r>
+        <w:rPr>
+          <w:b w:val="0"/>
+          <w:i w:val="0"/>
+          <w:color w:val="1F2328"/>
+          <w:sz w:val="24"/>
+        </w:rPr>
+        <w:t>) que levanta erro em vez de responder</w:t>
+      </w:r>
+    </w:p>
+    <w:p>
+      <w:pPr>
+        <w:spacing w:before="0" w:after="60"/>
+      </w:pPr>
+      <w:r>
+        <w:rPr>
+          <w:b/>
+          <w:i w:val="0"/>
+          <w:color w:val="E9A23B"/>
+          <w:sz w:val="26"/>
+        </w:rPr>
+        <w:t xml:space="preserve">2.  </w:t>
+      </w:r>
+      <w:r>
+        <w:rPr>
+          <w:b w:val="0"/>
+          <w:i w:val="0"/>
+          <w:color w:val="1F2328"/>
+          <w:sz w:val="24"/>
+        </w:rPr>
+        <w:t>Confere que nenhum cliente HTTP alheio (HTTPoison, Tesla, hackney…) está carregado ou rodando</w:t>
+      </w:r>
+    </w:p>
+    <w:p>
+      <w:pPr>
+        <w:spacing w:before="0" w:after="60"/>
+      </w:pPr>
+      <w:r>
+        <w:rPr>
+          <w:b/>
+          <w:i w:val="0"/>
+          <w:color w:val="E9A23B"/>
+          <w:sz w:val="26"/>
+        </w:rPr>
+        <w:t xml:space="preserve">3.  </w:t>
+      </w:r>
+      <w:r>
+        <w:rPr>
+          <w:b w:val="0"/>
+          <w:i w:val="0"/>
+          <w:color w:val="1F2328"/>
+          <w:sz w:val="24"/>
+        </w:rPr>
+        <w:t xml:space="preserve">Varre </w:t>
+      </w:r>
+      <w:r>
+        <w:rPr>
+          <w:rFonts w:ascii="Consolas" w:hAnsi="Consolas"/>
+          <w:b w:val="0"/>
+          <w:i w:val="0"/>
+          <w:color w:val="2A4A7F"/>
+          <w:sz w:val="23"/>
+        </w:rPr>
+        <w:t>lib/</w:t>
+      </w:r>
+      <w:r>
+        <w:rPr>
+          <w:b w:val="0"/>
+          <w:i w:val="0"/>
+          <w:color w:val="1F2328"/>
+          <w:sz w:val="24"/>
+        </w:rPr>
+        <w:t xml:space="preserve">: só os três adaptadores de rede citam </w:t>
+      </w:r>
+      <w:r>
+        <w:rPr>
+          <w:rFonts w:ascii="Consolas" w:hAnsi="Consolas"/>
+          <w:b w:val="0"/>
+          <w:i w:val="0"/>
+          <w:color w:val="2A4A7F"/>
+          <w:sz w:val="23"/>
+        </w:rPr>
+        <w:t>Req</w:t>
+      </w:r>
+      <w:r>
+        <w:rPr>
+          <w:b w:val="0"/>
+          <w:i w:val="0"/>
+          <w:color w:val="1F2328"/>
+          <w:sz w:val="24"/>
+        </w:rPr>
+        <w:t xml:space="preserve"> e ninguém abre socket à mão (</w:t>
+      </w:r>
+      <w:r>
+        <w:rPr>
+          <w:rFonts w:ascii="Consolas" w:hAnsi="Consolas"/>
+          <w:b w:val="0"/>
+          <w:i w:val="0"/>
+          <w:color w:val="2A4A7F"/>
+          <w:sz w:val="23"/>
+        </w:rPr>
+        <w:t>:gen_tcp</w:t>
+      </w:r>
+      <w:r>
+        <w:rPr>
+          <w:b w:val="0"/>
+          <w:i w:val="0"/>
+          <w:color w:val="1F2328"/>
+          <w:sz w:val="24"/>
+        </w:rPr>
+        <w:t xml:space="preserve">, </w:t>
+      </w:r>
+      <w:r>
+        <w:rPr>
+          <w:rFonts w:ascii="Consolas" w:hAnsi="Consolas"/>
+          <w:b w:val="0"/>
+          <w:i w:val="0"/>
+          <w:color w:val="2A4A7F"/>
+          <w:sz w:val="23"/>
+        </w:rPr>
+        <w:t>:httpc</w:t>
+      </w:r>
+      <w:r>
+        <w:rPr>
+          <w:b w:val="0"/>
+          <w:i w:val="0"/>
+          <w:color w:val="1F2328"/>
+          <w:sz w:val="24"/>
+        </w:rPr>
+        <w:t>)</w:t>
+      </w:r>
+    </w:p>
+    <w:p>
+      <w:pPr>
+        <w:spacing w:before="0" w:after="60"/>
+      </w:pPr>
+      <w:r>
+        <w:rPr>
+          <w:b/>
+          <w:i w:val="0"/>
+          <w:color w:val="E9A23B"/>
+          <w:sz w:val="26"/>
+        </w:rPr>
+        <w:t xml:space="preserve">4.  </w:t>
+      </w:r>
+      <w:r>
+        <w:rPr>
+          <w:b w:val="0"/>
+          <w:i w:val="0"/>
+          <w:color w:val="1F2328"/>
+          <w:sz w:val="24"/>
+        </w:rPr>
+        <w:t>Exatamente um módulo (</w:t>
+      </w:r>
+      <w:r>
+        <w:rPr>
+          <w:rFonts w:ascii="Consolas" w:hAnsi="Consolas"/>
+          <w:b w:val="0"/>
+          <w:i w:val="0"/>
+          <w:color w:val="2A4A7F"/>
+          <w:sz w:val="23"/>
+        </w:rPr>
+        <w:t>MessagesAPI</w:t>
+      </w:r>
+      <w:r>
+        <w:rPr>
+          <w:b w:val="0"/>
+          <w:i w:val="0"/>
+          <w:color w:val="1F2328"/>
+          <w:sz w:val="24"/>
+        </w:rPr>
+        <w:t xml:space="preserve">) lê variáveis de ambiente e cita </w:t>
+      </w:r>
+      <w:r>
+        <w:rPr>
+          <w:rFonts w:ascii="Consolas" w:hAnsi="Consolas"/>
+          <w:b w:val="0"/>
+          <w:i w:val="0"/>
+          <w:color w:val="2A4A7F"/>
+          <w:sz w:val="23"/>
+        </w:rPr>
+        <w:t>ANTHROPIC_API_KEY</w:t>
+      </w:r>
+      <w:r>
+        <w:rPr>
+          <w:b w:val="0"/>
+          <w:i w:val="0"/>
+          <w:color w:val="1F2328"/>
+          <w:sz w:val="24"/>
+        </w:rPr>
+        <w:t>; nenhum fonte contém chave literal</w:t>
+      </w:r>
+    </w:p>
+    <w:p>
+      <w:pPr>
+        <w:spacing w:before="0" w:after="60"/>
+      </w:pPr>
+      <w:r>
+        <w:rPr>
+          <w:b/>
+          <w:i w:val="0"/>
+          <w:color w:val="E9A23B"/>
+          <w:sz w:val="26"/>
+        </w:rPr>
+        <w:t xml:space="preserve">5.  </w:t>
+      </w:r>
+      <w:r>
+        <w:rPr>
+          <w:b w:val="0"/>
+          <w:i w:val="0"/>
+          <w:color w:val="1F2328"/>
+          <w:sz w:val="24"/>
+        </w:rPr>
+        <w:t>Os adaptadores configurados são os falsos e nenhuma biblioteca de modelo de embedding está carregada</w:t>
+      </w:r>
+    </w:p>
+    <w:p>
+      <w:pPr>
+        <w:spacing w:before="0" w:after="120"/>
+      </w:pPr>
+    </w:p>
+    <w:tbl>
+      <w:tblPr>
+        <w:tblW w:type="auto" w:w="0"/>
+        <w:jc w:val="center"/>
+        <w:tblLayout w:type="fixed"/>
+        <w:tblLook w:firstColumn="1" w:firstRow="1" w:lastColumn="0" w:lastRow="0" w:noHBand="0" w:noVBand="1" w:val="04A0"/>
+        <w:tblBorders>
+          <w:top w:val="nil"/>
+          <w:left w:val="nil"/>
+          <w:bottom w:val="nil"/>
+          <w:right w:val="nil"/>
+          <w:insideH w:val="nil"/>
+          <w:insideV w:val="nil"/>
+        </w:tblBorders>
+      </w:tblPr>
+      <w:tblGrid>
+        <w:gridCol w:w="15024"/>
+      </w:tblGrid>
+      <w:tr>
+        <w:tc>
+          <w:tcPr>
+            <w:tcW w:type="dxa" w:w="15024"/>
+            <w:shd w:val="clear" w:color="auto" w:fill="EEF2F7"/>
+            <w:tcMar>
+              <w:top w:w="198" w:type="dxa"/>
+              <w:left w:w="198" w:type="dxa"/>
+              <w:bottom w:w="198" w:type="dxa"/>
+              <w:right w:w="198" w:type="dxa"/>
+            </w:tcMar>
+          </w:tcPr>
+          <w:p>
+            <w:pPr>
+              <w:spacing w:before="0" w:after="60"/>
+            </w:pPr>
+            <w:r>
+              <w:rPr>
+                <w:b/>
+                <w:i w:val="0"/>
+                <w:color w:val="4A6FA5"/>
+                <w:sz w:val="21"/>
+              </w:rPr>
+              <w:t>COMO DEMONSTRAR</w:t>
+            </w:r>
+          </w:p>
+          <w:p>
+            <w:pPr>
+              <w:spacing w:before="0" w:after="0"/>
+            </w:pPr>
+            <w:r>
+              <w:rPr>
+                <w:rFonts w:ascii="Consolas" w:hAnsi="Consolas"/>
+                <w:b w:val="0"/>
+                <w:i w:val="0"/>
+                <w:color w:val="1F2328"/>
+                <w:sz w:val="24"/>
+              </w:rPr>
+              <w:t>mix test test/factory/milestone_e2_test.exs — falha se houver tráfego de rede, cliente HTTP ou chave de acesso no ambiente.</w:t>
+            </w:r>
+          </w:p>
+        </w:tc>
+      </w:tr>
+    </w:tbl>
+    <w:p>
+      <w:pPr>
+        <w:spacing w:before="120" w:after="80"/>
+      </w:pPr>
+      <w:r>
+        <w:rPr>
+          <w:b w:val="0"/>
+          <w:i w:val="0"/>
+          <w:color w:val="6B7480"/>
+          <w:sz w:val="23"/>
+        </w:rPr>
+        <w:t>Na branch desta etapa, a verificação completa (mix factory.ci) passa nos 6 estágios, com 152 testes automáticos.</w:t>
+      </w:r>
+    </w:p>
+    <w:p>
+      <w:pPr>
+        <w:pageBreakBefore/>
+        <w:spacing w:before="0" w:after="40"/>
+      </w:pPr>
+      <w:r>
+        <w:rPr>
+          <w:rFonts w:ascii="Cambria" w:hAnsi="Cambria"/>
+          <w:b/>
+          <w:i w:val="0"/>
+          <w:color w:val="1B2A41"/>
+          <w:sz w:val="48"/>
+        </w:rPr>
+        <w:t>Números da etapa</w:t>
+      </w:r>
+    </w:p>
+    <w:p>
+      <w:pPr>
+        <w:spacing w:before="0" w:after="200"/>
+      </w:pPr>
+      <w:r>
+        <w:rPr>
+          <w:b w:val="0"/>
+          <w:i w:val="0"/>
+          <w:color w:val="6B7480"/>
+          <w:sz w:val="25"/>
+        </w:rPr>
+        <w:t>Medidos no código da branch desta etapa; o crescimento compara com a etapa anterior.</w:t>
+      </w:r>
+    </w:p>
+    <w:tbl>
+      <w:tblPr>
+        <w:tblW w:type="auto" w:w="0"/>
+        <w:jc w:val="center"/>
+        <w:tblLayout w:type="fixed"/>
+        <w:tblLook w:firstColumn="1" w:firstRow="1" w:lastColumn="0" w:lastRow="0" w:noHBand="0" w:noVBand="1" w:val="04A0"/>
+        <w:tblBorders>
+          <w:top w:val="nil"/>
+          <w:left w:val="nil"/>
+          <w:bottom w:val="nil"/>
+          <w:right w:val="nil"/>
+          <w:insideH w:val="nil"/>
+          <w:insideV w:val="nil"/>
+        </w:tblBorders>
+      </w:tblPr>
+      <w:tblGrid>
+        <w:gridCol w:w="3742"/>
+        <w:gridCol w:w="3742"/>
+        <w:gridCol w:w="3742"/>
+        <w:gridCol w:w="3742"/>
+      </w:tblGrid>
+      <w:tr>
+        <w:tc>
+          <w:tcPr>
+            <w:tcW w:type="dxa" w:w="3742"/>
+            <w:shd w:val="clear" w:color="auto" w:fill="F2F4F7"/>
+            <w:tcMar>
+              <w:top w:w="198" w:type="dxa"/>
+              <w:left w:w="198" w:type="dxa"/>
+              <w:bottom w:w="198" w:type="dxa"/>
+              <w:right w:w="198" w:type="dxa"/>
+            </w:tcMar>
+          </w:tcPr>
+          <w:p>
+            <w:pPr>
+              <w:spacing w:before="0" w:after="0"/>
+            </w:pPr>
+            <w:r>
+              <w:rPr>
+                <w:rFonts w:ascii="Cambria" w:hAnsi="Cambria"/>
+                <w:b/>
+                <w:i w:val="0"/>
+                <w:color w:val="1B2A41"/>
+                <w:sz w:val="56"/>
+              </w:rPr>
+              <w:t>152</w:t>
+            </w:r>
+          </w:p>
+          <w:p>
+            <w:pPr>
+              <w:spacing w:before="0" w:after="0"/>
+            </w:pPr>
+            <w:r>
+              <w:rPr>
+                <w:b w:val="0"/>
+                <w:i w:val="0"/>
+                <w:color w:val="6B7480"/>
+                <w:sz w:val="22"/>
+              </w:rPr>
+              <w:t>testes automáticos</w:t>
+            </w:r>
+          </w:p>
+          <w:p>
+            <w:pPr>
+              <w:spacing w:before="0" w:after="0"/>
+            </w:pPr>
+            <w:r>
+              <w:rPr>
+                <w:b/>
+                <w:i w:val="0"/>
+                <w:color w:val="2A9D8F"/>
+                <w:sz w:val="21"/>
+              </w:rPr>
+              <w:t>base do sistema</w:t>
+            </w:r>
+          </w:p>
+        </w:tc>
+        <w:tc>
+          <w:tcPr>
+            <w:tcW w:type="dxa" w:w="3742"/>
+            <w:shd w:val="clear" w:color="auto" w:fill="F2F4F7"/>
+            <w:tcMar>
+              <w:top w:w="198" w:type="dxa"/>
+              <w:left w:w="198" w:type="dxa"/>
+              <w:bottom w:w="198" w:type="dxa"/>
+              <w:right w:w="198" w:type="dxa"/>
+            </w:tcMar>
+          </w:tcPr>
+          <w:p>
+            <w:pPr>
+              <w:spacing w:before="0" w:after="0"/>
+            </w:pPr>
+            <w:r>
+              <w:rPr>
+                <w:rFonts w:ascii="Cambria" w:hAnsi="Cambria"/>
+                <w:b/>
+                <w:i w:val="0"/>
+                <w:color w:val="1B2A41"/>
+                <w:sz w:val="56"/>
+              </w:rPr>
+              <w:t>2.634</w:t>
+            </w:r>
+          </w:p>
+          <w:p>
+            <w:pPr>
+              <w:spacing w:before="0" w:after="0"/>
+            </w:pPr>
+            <w:r>
+              <w:rPr>
+                <w:b w:val="0"/>
+                <w:i w:val="0"/>
+                <w:color w:val="6B7480"/>
+                <w:sz w:val="22"/>
+              </w:rPr>
+              <w:t>linhas em lib/</w:t>
+            </w:r>
+          </w:p>
+          <w:p>
+            <w:pPr>
+              <w:spacing w:before="0" w:after="0"/>
+            </w:pPr>
+            <w:r>
+              <w:rPr>
+                <w:b/>
+                <w:i w:val="0"/>
+                <w:color w:val="2A9D8F"/>
+                <w:sz w:val="21"/>
+              </w:rPr>
+              <w:t>base do sistema</w:t>
+            </w:r>
+          </w:p>
+        </w:tc>
+        <w:tc>
+          <w:tcPr>
+            <w:tcW w:type="dxa" w:w="3742"/>
+            <w:shd w:val="clear" w:color="auto" w:fill="F2F4F7"/>
+            <w:tcMar>
+              <w:top w:w="198" w:type="dxa"/>
+              <w:left w:w="198" w:type="dxa"/>
+              <w:bottom w:w="198" w:type="dxa"/>
+              <w:right w:w="198" w:type="dxa"/>
+            </w:tcMar>
+          </w:tcPr>
+          <w:p>
+            <w:pPr>
+              <w:spacing w:before="0" w:after="0"/>
+            </w:pPr>
+            <w:r>
+              <w:rPr>
+                <w:rFonts w:ascii="Cambria" w:hAnsi="Cambria"/>
+                <w:b/>
+                <w:i w:val="0"/>
+                <w:color w:val="1B2A41"/>
+                <w:sz w:val="56"/>
+              </w:rPr>
+              <w:t>37</w:t>
+            </w:r>
+          </w:p>
+          <w:p>
+            <w:pPr>
+              <w:spacing w:before="0" w:after="0"/>
+            </w:pPr>
+            <w:r>
+              <w:rPr>
+                <w:b w:val="0"/>
+                <w:i w:val="0"/>
+                <w:color w:val="6B7480"/>
+                <w:sz w:val="22"/>
+              </w:rPr>
+              <w:t>módulos Elixir</w:t>
+            </w:r>
+          </w:p>
+          <w:p>
+            <w:pPr>
+              <w:spacing w:before="0" w:after="0"/>
+            </w:pPr>
+            <w:r>
+              <w:rPr>
+                <w:b/>
+                <w:i w:val="0"/>
+                <w:color w:val="2A9D8F"/>
+                <w:sz w:val="21"/>
+              </w:rPr>
+              <w:t>base do sistema</w:t>
+            </w:r>
+          </w:p>
+        </w:tc>
+        <w:tc>
+          <w:tcPr>
+            <w:tcW w:type="dxa" w:w="3742"/>
+            <w:shd w:val="clear" w:color="auto" w:fill="F2F4F7"/>
+            <w:tcMar>
+              <w:top w:w="198" w:type="dxa"/>
+              <w:left w:w="198" w:type="dxa"/>
+              <w:bottom w:w="198" w:type="dxa"/>
+              <w:right w:w="198" w:type="dxa"/>
+            </w:tcMar>
+          </w:tcPr>
+          <w:p>
+            <w:pPr>
+              <w:spacing w:before="0" w:after="0"/>
+            </w:pPr>
+            <w:r>
+              <w:rPr>
+                <w:rFonts w:ascii="Cambria" w:hAnsi="Cambria"/>
+                <w:b/>
+                <w:i w:val="0"/>
+                <w:color w:val="1B2A41"/>
+                <w:sz w:val="56"/>
+              </w:rPr>
+              <w:t>1,00</w:t>
+            </w:r>
+          </w:p>
+          <w:p>
+            <w:pPr>
+              <w:spacing w:before="0" w:after="0"/>
+            </w:pPr>
+            <w:r>
+              <w:rPr>
+                <w:b w:val="0"/>
+                <w:i w:val="0"/>
+                <w:color w:val="6B7480"/>
+                <w:sz w:val="22"/>
+              </w:rPr>
+              <w:t>execuções por item</w:t>
+            </w:r>
+          </w:p>
+          <w:p>
+            <w:pPr>
+              <w:spacing w:before="0" w:after="0"/>
+            </w:pPr>
+            <w:r>
+              <w:rPr>
+                <w:b/>
+                <w:i w:val="0"/>
+                <w:color w:val="2A9D8F"/>
+                <w:sz w:val="21"/>
+              </w:rPr>
+              <w:t>critério: até 2</w:t>
+            </w:r>
+          </w:p>
+        </w:tc>
+      </w:tr>
+    </w:tbl>
+    <w:p>
+      <w:pPr>
+        <w:spacing w:before="0" w:after="120"/>
+      </w:pPr>
+    </w:p>
+    <w:p>
+      <w:pPr>
+        <w:jc w:val="center"/>
+      </w:pPr>
+      <w:r>
+        <w:drawing>
+          <wp:inline xmlns:a="http://schemas.openxmlformats.org/drawingml/2006/main" xmlns:pic="http://schemas.openxmlformats.org/drawingml/2006/picture">
+            <wp:extent cx="8280000" cy="2408727"/>
+            <wp:docPr id="3" name="Picture 3"/>
+            <wp:cNvGraphicFramePr>
+              <a:graphicFrameLocks noChangeAspect="1"/>
+            </wp:cNvGraphicFramePr>
+            <a:graphic>
+              <a:graphicData uri="http://schemas.openxmlformats.org/drawingml/2006/picture">
+                <pic:pic>
+                  <pic:nvPicPr>
+                    <pic:cNvPr id="0" name="cresc-e2.png"/>
+                    <pic:cNvPicPr/>
+                  </pic:nvPicPr>
+                  <pic:blipFill>
+                    <a:blip r:embed="rId13"/>
+                    <a:stretch>
+                      <a:fillRect/>
+                    </a:stretch>
+                  </pic:blipFill>
+                  <pic:spPr>
+                    <a:xfrm>
+                      <a:off x="0" y="0"/>
+                      <a:ext cx="8280000" cy="2408727"/>
+                    </a:xfrm>
+                    <a:prstGeom prst="rect"/>
+                  </pic:spPr>
+                </pic:pic>
+              </a:graphicData>
+            </a:graphic>
+          </wp:inline>
+        </w:drawing>
+      </w:r>
+    </w:p>
+    <w:p>
+      <w:pPr>
+        <w:spacing w:before="40" w:after="80"/>
+      </w:pPr>
+      <w:r>
+        <w:rPr>
+          <w:b w:val="0"/>
+          <w:i w:val="0"/>
+          <w:color w:val="6B7480"/>
+          <w:sz w:val="21"/>
+        </w:rPr>
+        <w:t>Execuções por item: quantas vezes um agente precisou construir cada item até ele ser aprovado pelos dois portões.</w:t>
+      </w:r>
+    </w:p>
+    <w:p>
+      <w:pPr>
+        <w:pageBreakBefore/>
+        <w:spacing w:before="0" w:after="40"/>
+      </w:pPr>
+      <w:r>
+        <w:rPr>
+          <w:rFonts w:ascii="Cambria" w:hAnsi="Cambria"/>
+          <w:b/>
+          <w:i w:val="0"/>
+          <w:color w:val="1B2A41"/>
+          <w:sz w:val="48"/>
+        </w:rPr>
+        <w:t>Requisitos, pendências e próxima etapa</w:t>
+      </w:r>
+    </w:p>
+    <w:p>
+      <w:pPr>
+        <w:spacing w:before="0" w:after="80"/>
+      </w:pPr>
+      <w:r>
+        <w:rPr>
+          <w:b/>
+          <w:i w:val="0"/>
+          <w:color w:val="1B2A41"/>
+          <w:sz w:val="28"/>
+        </w:rPr>
+        <w:t>Requisitos atendidos nesta etapa</w:t>
+      </w:r>
+    </w:p>
+    <w:tbl>
+      <w:tblPr>
+        <w:tblW w:type="auto" w:w="0"/>
+        <w:jc w:val="center"/>
+        <w:tblLayout w:type="fixed"/>
+        <w:tblLook w:firstColumn="1" w:firstRow="1" w:lastColumn="0" w:lastRow="0" w:noHBand="0" w:noVBand="1" w:val="04A0"/>
+        <w:tblBorders>
+          <w:top w:val="nil"/>
+          <w:left w:val="nil"/>
+          <w:bottom w:val="nil"/>
+          <w:right w:val="nil"/>
+          <w:insideH w:val="nil"/>
+          <w:insideV w:val="nil"/>
+        </w:tblBorders>
+      </w:tblPr>
+      <w:tblGrid>
+        <w:gridCol w:w="1247"/>
+        <w:gridCol w:w="13776"/>
+      </w:tblGrid>
+      <w:tr>
+        <w:tc>
+          <w:tcPr>
+            <w:tcW w:type="dxa" w:w="1247"/>
+            <w:shd w:val="clear" w:color="auto" w:fill="2A9D8F"/>
+            <w:tcMar>
+              <w:top w:w="113" w:type="dxa"/>
+              <w:left w:w="113" w:type="dxa"/>
+              <w:bottom w:w="113" w:type="dxa"/>
+              <w:right w:w="113" w:type="dxa"/>
+            </w:tcMar>
+          </w:tcPr>
+          <w:p>
+            <w:pPr>
+              <w:spacing w:before="0" w:after="0"/>
+              <w:jc w:val="center"/>
+            </w:pPr>
+            <w:r>
+              <w:rPr>
+                <w:b/>
+                <w:i w:val="0"/>
+                <w:color w:val="FFFFFF"/>
+                <w:sz w:val="26"/>
+              </w:rPr>
+              <w:t>R10</w:t>
+            </w:r>
+          </w:p>
+        </w:tc>
+        <w:tc>
+          <w:tcPr>
+            <w:tcW w:type="dxa" w:w="13776"/>
+            <w:shd w:val="clear" w:color="auto" w:fill="FFFFFF"/>
+            <w:tcMar>
+              <w:top w:w="113" w:type="dxa"/>
+              <w:left w:w="113" w:type="dxa"/>
+              <w:bottom w:w="113" w:type="dxa"/>
+              <w:right w:w="113" w:type="dxa"/>
+            </w:tcMar>
+          </w:tcPr>
+          <w:p>
+            <w:pPr>
+              <w:spacing w:before="0" w:after="0"/>
+            </w:pPr>
+            <w:r>
+              <w:rPr>
+                <w:b/>
+                <w:i w:val="0"/>
+                <w:color w:val="1B2A41"/>
+                <w:sz w:val="25"/>
+              </w:rPr>
+              <w:t xml:space="preserve">Custo em cota e dinheiro   </w:t>
+            </w:r>
+            <w:r>
+              <w:rPr>
+                <w:b w:val="0"/>
+                <w:i w:val="0"/>
+                <w:color w:val="6B7480"/>
+                <w:sz w:val="22"/>
+              </w:rPr>
+              <w:t>atendido — consumos em cota e US$</w:t>
             </w:r>
           </w:p>
         </w:tc>
@@ -872,27 +3256,63 @@
       <w:tr>
         <w:tc>
           <w:tcPr>
-            <w:tcW w:type="dxa" w:w="1020"/>
+            <w:tcW w:type="dxa" w:w="1247"/>
+            <w:shd w:val="clear" w:color="auto" w:fill="2A9D8F"/>
+            <w:tcMar>
+              <w:top w:w="113" w:type="dxa"/>
+              <w:left w:w="113" w:type="dxa"/>
+              <w:bottom w:w="113" w:type="dxa"/>
+              <w:right w:w="113" w:type="dxa"/>
+            </w:tcMar>
           </w:tcPr>
           <w:p>
+            <w:pPr>
+              <w:spacing w:before="0" w:after="0"/>
+              <w:jc w:val="center"/>
+            </w:pPr>
             <w:r>
               <w:rPr>
-                <w:sz w:val="19"/>
+                <w:b/>
+                <w:i w:val="0"/>
+                <w:color w:val="FFFFFF"/>
+                <w:sz w:val="26"/>
               </w:rPr>
-              <w:t>R10</w:t>
+              <w:t>R12</w:t>
             </w:r>
           </w:p>
         </w:tc>
         <w:tc>
           <w:tcPr>
-            <w:tcW w:type="dxa" w:w="8334"/>
+            <w:tcW w:type="dxa" w:w="13776"/>
+            <w:shd w:val="clear" w:color="auto" w:fill="FFFFFF"/>
+            <w:tcMar>
+              <w:top w:w="113" w:type="dxa"/>
+              <w:left w:w="113" w:type="dxa"/>
+              <w:bottom w:w="113" w:type="dxa"/>
+              <w:right w:w="113" w:type="dxa"/>
+            </w:tcMar>
           </w:tcPr>
           <w:p>
+            <w:pPr>
+              <w:spacing w:before="0" w:after="0"/>
+            </w:pPr>
             <w:r>
               <w:rPr>
-                <w:sz w:val="19"/>
+                <w:b/>
+                <w:i w:val="0"/>
+                <w:color w:val="1B2A41"/>
+                <w:sz w:val="25"/>
               </w:rPr>
-              <w:t>Custo em cota e em dinheiro</w:t>
+              <w:t xml:space="preserve">Testes sem internet e sem cota   </w:t>
+            </w:r>
+            <w:r>
+              <w:rPr>
+                <w:b w:val="0"/>
+                <w:i w:val="0"/>
+                <w:color w:val="6B7480"/>
+                <w:sz w:val="22"/>
+              </w:rPr>
+              <w:t>atendido — teste do marco E2</w:t>
             </w:r>
           </w:p>
         </w:tc>
@@ -900,40 +3320,26 @@
       <w:tr>
         <w:tc>
           <w:tcPr>
-            <w:tcW w:type="dxa" w:w="1020"/>
+            <w:tcW w:type="dxa" w:w="1247"/>
+            <w:shd w:val="clear" w:color="auto" w:fill="2A9D8F"/>
+            <w:tcMar>
+              <w:top w:w="113" w:type="dxa"/>
+              <w:left w:w="113" w:type="dxa"/>
+              <w:bottom w:w="113" w:type="dxa"/>
+              <w:right w:w="113" w:type="dxa"/>
+            </w:tcMar>
           </w:tcPr>
           <w:p>
+            <w:pPr>
+              <w:spacing w:before="0" w:after="0"/>
+              <w:jc w:val="center"/>
+            </w:pPr>
             <w:r>
               <w:rPr>
-                <w:sz w:val="19"/>
-              </w:rPr>
-              <w:t>R12</w:t>
-            </w:r>
-          </w:p>
-        </w:tc>
-        <w:tc>
-          <w:tcPr>
-            <w:tcW w:type="dxa" w:w="8334"/>
-          </w:tcPr>
-          <w:p>
-            <w:r>
-              <w:rPr>
-                <w:sz w:val="19"/>
-              </w:rPr>
-              <w:t>Testes sem internet e sem cota</w:t>
-            </w:r>
-          </w:p>
-        </w:tc>
-      </w:tr>
-      <w:tr>
-        <w:tc>
-          <w:tcPr>
-            <w:tcW w:type="dxa" w:w="1020"/>
-          </w:tcPr>
-          <w:p>
-            <w:r>
-              <w:rPr>
-                <w:sz w:val="19"/>
+                <w:b/>
+                <w:i w:val="0"/>
+                <w:color w:val="FFFFFF"/>
+                <w:sz w:val="26"/>
               </w:rPr>
               <w:t>R15</w:t>
             </w:r>
@@ -941,14 +3347,36 @@
         </w:tc>
         <w:tc>
           <w:tcPr>
-            <w:tcW w:type="dxa" w:w="8334"/>
+            <w:tcW w:type="dxa" w:w="13776"/>
+            <w:shd w:val="clear" w:color="auto" w:fill="FFFFFF"/>
+            <w:tcMar>
+              <w:top w:w="113" w:type="dxa"/>
+              <w:left w:w="113" w:type="dxa"/>
+              <w:bottom w:w="113" w:type="dxa"/>
+              <w:right w:w="113" w:type="dxa"/>
+            </w:tcMar>
           </w:tcPr>
           <w:p>
+            <w:pPr>
+              <w:spacing w:before="0" w:after="0"/>
+            </w:pPr>
             <w:r>
               <w:rPr>
-                <w:sz w:val="19"/>
+                <w:b/>
+                <w:i w:val="0"/>
+                <w:color w:val="1B2A41"/>
+                <w:sz w:val="25"/>
               </w:rPr>
-              <w:t>Fornecedor trocável sem mexer no núcleo</w:t>
+              <w:t xml:space="preserve">Fornecedor trocável   </w:t>
+            </w:r>
+            <w:r>
+              <w:rPr>
+                <w:b w:val="0"/>
+                <w:i w:val="0"/>
+                <w:color w:val="6B7480"/>
+                <w:sz w:val="22"/>
+              </w:rPr>
+              <w:t>atendido — dois adaptadores, mesma fronteira</w:t>
             </w:r>
           </w:p>
         </w:tc>
@@ -956,40 +3384,21 @@
     </w:tbl>
     <w:p>
       <w:pPr>
-        <w:pStyle w:val="Heading1"/>
+        <w:spacing w:before="0" w:after="200"/>
+      </w:pPr>
+    </w:p>
+    <w:p>
+      <w:pPr>
+        <w:spacing w:before="0" w:after="80"/>
       </w:pPr>
       <w:r>
         <w:rPr>
-          <w:color w:val="2A78D6"/>
+          <w:b/>
+          <w:i w:val="0"/>
+          <w:color w:val="1B2A41"/>
+          <w:sz w:val="28"/>
         </w:rPr>
-        <w:t>Pendências e próxima etapa</w:t>
-      </w:r>
-    </w:p>
-    <w:p>
-      <w:r>
-        <w:t>Nenhuma pendência nesta etapa.</w:t>
-      </w:r>
-    </w:p>
-    <w:p>
-      <w:r>
-        <w:rPr>
-          <w:b/>
-        </w:rPr>
-        <w:t xml:space="preserve">Próxima etapa: </w:t>
-      </w:r>
-      <w:r>
-        <w:t>E3 — o agente e as ferramentas, com confinamento.</w:t>
-      </w:r>
-    </w:p>
-    <w:p>
-      <w:pPr>
-        <w:pStyle w:val="Heading2"/>
-      </w:pPr>
-      <w:r>
-        <w:rPr>
-          <w:color w:val="222222"/>
-        </w:rPr>
-        <w:t>Commits da etapa</w:t>
+        <w:t>O que ainda falta</w:t>
       </w:r>
     </w:p>
     <w:p>
@@ -998,7 +3407,123 @@
       </w:pPr>
       <w:r>
         <w:rPr>
-          <w:sz w:val="18"/>
+          <w:b w:val="0"/>
+          <w:i w:val="0"/>
+          <w:color w:val="1F2328"/>
+          <w:sz w:val="24"/>
+        </w:rPr>
+        <w:t>Nada pendente nesta etapa.</w:t>
+      </w:r>
+    </w:p>
+    <w:p>
+      <w:pPr>
+        <w:spacing w:before="0" w:after="200"/>
+      </w:pPr>
+    </w:p>
+    <w:tbl>
+      <w:tblPr>
+        <w:tblW w:type="auto" w:w="0"/>
+        <w:jc w:val="center"/>
+        <w:tblLayout w:type="fixed"/>
+        <w:tblLook w:firstColumn="1" w:firstRow="1" w:lastColumn="0" w:lastRow="0" w:noHBand="0" w:noVBand="1" w:val="04A0"/>
+        <w:tblBorders>
+          <w:top w:val="nil"/>
+          <w:left w:val="nil"/>
+          <w:bottom w:val="nil"/>
+          <w:right w:val="nil"/>
+          <w:insideH w:val="nil"/>
+          <w:insideV w:val="nil"/>
+        </w:tblBorders>
+      </w:tblPr>
+      <w:tblGrid>
+        <w:gridCol w:w="15024"/>
+      </w:tblGrid>
+      <w:tr>
+        <w:tc>
+          <w:tcPr>
+            <w:tcW w:type="dxa" w:w="15024"/>
+            <w:shd w:val="clear" w:color="auto" w:fill="2A9D8F"/>
+            <w:tcMar>
+              <w:top w:w="255" w:type="dxa"/>
+              <w:left w:w="255" w:type="dxa"/>
+              <w:bottom w:w="255" w:type="dxa"/>
+              <w:right w:w="255" w:type="dxa"/>
+            </w:tcMar>
+          </w:tcPr>
+          <w:p>
+            <w:pPr>
+              <w:spacing w:before="0" w:after="80"/>
+            </w:pPr>
+            <w:r>
+              <w:rPr>
+                <w:b/>
+                <w:i w:val="0"/>
+                <w:color w:val="FFFFFF"/>
+                <w:sz w:val="21"/>
+              </w:rPr>
+              <w:t>PRÓXIMA ETAPA</w:t>
+            </w:r>
+          </w:p>
+          <w:p>
+            <w:pPr>
+              <w:spacing w:before="0" w:after="0"/>
+            </w:pPr>
+            <w:r>
+              <w:rPr>
+                <w:rFonts w:ascii="Cambria" w:hAnsi="Cambria"/>
+                <w:b/>
+                <w:i w:val="0"/>
+                <w:color w:val="FFFFFF"/>
+                <w:sz w:val="30"/>
+              </w:rPr>
+              <w:t>E3 — o agente e as ferramentas, com confinamento.</w:t>
+            </w:r>
+          </w:p>
+        </w:tc>
+      </w:tr>
+    </w:tbl>
+    <w:p>
+      <w:pPr>
+        <w:pageBreakBefore/>
+        <w:spacing w:before="0" w:after="40"/>
+      </w:pPr>
+      <w:r>
+        <w:rPr>
+          <w:rFonts w:ascii="Cambria" w:hAnsi="Cambria"/>
+          <w:b/>
+          <w:i w:val="0"/>
+          <w:color w:val="1B2A41"/>
+          <w:sz w:val="48"/>
+        </w:rPr>
+        <w:t>Commits desta etapa</w:t>
+      </w:r>
+    </w:p>
+    <w:p>
+      <w:pPr>
+        <w:spacing w:before="0" w:after="200"/>
+      </w:pPr>
+      <w:r>
+        <w:rPr>
+          <w:b w:val="0"/>
+          <w:i w:val="0"/>
+          <w:color w:val="6B7480"/>
+          <w:sz w:val="25"/>
+        </w:rPr>
+        <w:t>Na ordem em que entraram na branch.</w:t>
+      </w:r>
+    </w:p>
+    <w:p>
+      <w:pPr>
+        <w:pStyle w:val="ListBullet"/>
+        <w:spacing w:after="0"/>
+      </w:pPr>
+      <w:r>
+        <w:rPr>
+          <w:rFonts w:ascii="Consolas" w:hAnsi="Consolas"/>
+          <w:b w:val="0"/>
+          <w:i w:val="0"/>
+          <w:color w:val="1F2328"/>
+          <w:sz w:val="20"/>
         </w:rPr>
         <w:t>chore: scaffold the Phoenix application (FAB-201)</w:t>
       </w:r>
@@ -1006,10 +3531,15 @@
     <w:p>
       <w:pPr>
         <w:pStyle w:val="ListBullet"/>
+        <w:spacing w:after="0"/>
       </w:pPr>
       <w:r>
         <w:rPr>
-          <w:sz w:val="18"/>
+          <w:rFonts w:ascii="Consolas" w:hAnsi="Consolas"/>
+          <w:b w:val="0"/>
+          <w:i w:val="0"/>
+          <w:color w:val="1F2328"/>
+          <w:sz w:val="20"/>
         </w:rPr>
         <w:t>feat(ci): add one-command verification with mix factory.ci (FAB-201)</w:t>
       </w:r>
@@ -1017,10 +3547,15 @@
     <w:p>
       <w:pPr>
         <w:pStyle w:val="ListBullet"/>
+        <w:spacing w:after="0"/>
       </w:pPr>
       <w:r>
         <w:rPr>
-          <w:sz w:val="18"/>
+          <w:rFonts w:ascii="Consolas" w:hAnsi="Consolas"/>
+          <w:b w:val="0"/>
+          <w:i w:val="0"/>
+          <w:color w:val="1F2328"/>
+          <w:sz w:val="20"/>
         </w:rPr>
         <w:t>feat(db): add schema for projects, tasks, cycles, dispatches and usage (FAB-202)</w:t>
       </w:r>
@@ -1028,10 +3563,15 @@
     <w:p>
       <w:pPr>
         <w:pStyle w:val="ListBullet"/>
+        <w:spacing w:after="0"/>
       </w:pPr>
       <w:r>
         <w:rPr>
-          <w:sz w:val="18"/>
+          <w:rFonts w:ascii="Consolas" w:hAnsi="Consolas"/>
+          <w:b w:val="0"/>
+          <w:i w:val="0"/>
+          <w:color w:val="1F2328"/>
+          <w:sz w:val="20"/>
         </w:rPr>
         <w:t>feat(cost): add pricing table and per-turn cost in quota and dollars (FAB-202)</w:t>
       </w:r>
@@ -1039,10 +3579,15 @@
     <w:p>
       <w:pPr>
         <w:pStyle w:val="ListBullet"/>
+        <w:spacing w:after="0"/>
       </w:pPr>
       <w:r>
         <w:rPr>
-          <w:sz w:val="18"/>
+          <w:rFonts w:ascii="Consolas" w:hAnsi="Consolas"/>
+          <w:b w:val="0"/>
+          <w:i w:val="0"/>
+          <w:color w:val="1F2328"/>
+          <w:sz w:val="20"/>
         </w:rPr>
         <w:t>feat(provider): add the Provider boundary and its deterministic fake (FAB-203)</w:t>
       </w:r>
@@ -1050,10 +3595,15 @@
     <w:p>
       <w:pPr>
         <w:pStyle w:val="ListBullet"/>
+        <w:spacing w:after="0"/>
       </w:pPr>
       <w:r>
         <w:rPr>
-          <w:sz w:val="18"/>
+          <w:rFonts w:ascii="Consolas" w:hAnsi="Consolas"/>
+          <w:b w:val="0"/>
+          <w:i w:val="0"/>
+          <w:color w:val="1F2328"/>
+          <w:sz w:val="20"/>
         </w:rPr>
         <w:t>feat(embedder): add the Embedder boundary and its hash-vector fake (FAB-203)</w:t>
       </w:r>
@@ -1061,10 +3611,15 @@
     <w:p>
       <w:pPr>
         <w:pStyle w:val="ListBullet"/>
+        <w:spacing w:after="0"/>
       </w:pPr>
       <w:r>
         <w:rPr>
-          <w:sz w:val="18"/>
+          <w:rFonts w:ascii="Consolas" w:hAnsi="Consolas"/>
+          <w:b w:val="0"/>
+          <w:i w:val="0"/>
+          <w:color w:val="1F2328"/>
+          <w:sz w:val="20"/>
         </w:rPr>
         <w:t>feat(backup): add mix factory.backup and mix factory.restore (FAB-204)</w:t>
       </w:r>
@@ -1072,10 +3627,15 @@
     <w:p>
       <w:pPr>
         <w:pStyle w:val="ListBullet"/>
+        <w:spacing w:after="0"/>
       </w:pPr>
       <w:r>
         <w:rPr>
-          <w:sz w:val="18"/>
+          <w:rFonts w:ascii="Consolas" w:hAnsi="Consolas"/>
+          <w:b w:val="0"/>
+          <w:i w:val="0"/>
+          <w:color w:val="1F2328"/>
+          <w:sz w:val="20"/>
         </w:rPr>
         <w:t>ci: run the backup round trip as an isolated stage (FAB-204)</w:t>
       </w:r>
@@ -1083,10 +3643,15 @@
     <w:p>
       <w:pPr>
         <w:pStyle w:val="ListBullet"/>
+        <w:spacing w:after="0"/>
       </w:pPr>
       <w:r>
         <w:rPr>
-          <w:sz w:val="18"/>
+          <w:rFonts w:ascii="Consolas" w:hAnsi="Consolas"/>
+          <w:b w:val="0"/>
+          <w:i w:val="0"/>
+          <w:color w:val="1F2328"/>
+          <w:sz w:val="20"/>
         </w:rPr>
         <w:t>test: prove the suite runs with no network, quota or API key (FAB-205)</w:t>
       </w:r>
@@ -1094,22 +3659,93 @@
     <w:p>
       <w:pPr>
         <w:pStyle w:val="ListBullet"/>
+        <w:spacing w:after="0"/>
       </w:pPr>
       <w:r>
         <w:rPr>
-          <w:sz w:val="18"/>
+          <w:rFonts w:ascii="Consolas" w:hAnsi="Consolas"/>
+          <w:b w:val="0"/>
+          <w:i w:val="0"/>
+          <w:color w:val="1F2328"/>
+          <w:sz w:val="20"/>
         </w:rPr>
         <w:t>docs: update task board for E2 (FAB-201..FAB-205)</w:t>
       </w:r>
     </w:p>
     <w:sectPr>
-      <w:pgSz w:w="12240" w:h="15840"/>
-      <w:pgMar w:top="1134" w:right="1247" w:bottom="1134" w:left="1247" w:header="720" w:footer="720" w:gutter="0"/>
+      <w:headerReference w:type="default" r:id="rId9"/>
+      <w:footerReference w:type="default" r:id="rId10"/>
+      <w:pgSz w:w="16838" w:h="11906" w:orient="landscape"/>
+      <w:pgMar w:top="1871" w:right="907" w:bottom="794" w:left="907" w:header="340" w:footer="720" w:gutter="0"/>
       <w:cols w:space="720"/>
       <w:docGrid w:linePitch="360"/>
     </w:sectPr>
   </w:body>
 </w:document>
+</file>
+
+<file path=word/footer1.xml><?xml version="1.0" encoding="utf-8"?>
+<w:ftr xmlns:m="http://schemas.openxmlformats.org/officeDocument/2006/math" xmlns:mc="http://schemas.openxmlformats.org/markup-compatibility/2006" xmlns:mo="http://schemas.microsoft.com/office/mac/office/2008/main" xmlns:mv="urn:schemas-microsoft-com:mac:vml" xmlns:o="urn:schemas-microsoft-com:office:office" xmlns:r="http://schemas.openxmlformats.org/officeDocument/2006/relationships" xmlns:v="urn:schemas-microsoft-com:vml" xmlns:w10="urn:schemas-microsoft-com:office:word" xmlns:w14="http://schemas.microsoft.com/office/word/2010/wordml" xmlns:w="http://schemas.openxmlformats.org/wordprocessingml/2006/main" xmlns:wne="http://schemas.microsoft.com/office/word/2006/wordml" xmlns:wp14="http://schemas.microsoft.com/office/word/2010/wordprocessingDrawing" xmlns:wp="http://schemas.openxmlformats.org/drawingml/2006/wordprocessingDrawing" xmlns:wpc="http://schemas.microsoft.com/office/word/2010/wordprocessingCanvas" xmlns:wpg="http://schemas.microsoft.com/office/word/2010/wordprocessingGroup" xmlns:wpi="http://schemas.microsoft.com/office/word/2010/wordprocessingInk" xmlns:wps="http://schemas.microsoft.com/office/word/2010/wordprocessingShape" mc:Ignorable="w14 wp14">
+  <w:p>
+    <w:pPr>
+      <w:pStyle w:val="Footer"/>
+    </w:pPr>
+    <w:r>
+      <w:rPr>
+        <w:b w:val="0"/>
+        <w:i w:val="0"/>
+        <w:color w:val="8C96A3"/>
+        <w:sz w:val="18"/>
+      </w:rPr>
+      <w:t>Fábrica de Software Multi-Agente · TCC · Enzo Consulo   —   Etapa 2: Fundação do sistema</w:t>
+    </w:r>
+  </w:p>
+</w:ftr>
+</file>
+
+<file path=word/header1.xml><?xml version="1.0" encoding="utf-8"?>
+<w:hdr xmlns:m="http://schemas.openxmlformats.org/officeDocument/2006/math" xmlns:mc="http://schemas.openxmlformats.org/markup-compatibility/2006" xmlns:mo="http://schemas.microsoft.com/office/mac/office/2008/main" xmlns:mv="urn:schemas-microsoft-com:mac:vml" xmlns:o="urn:schemas-microsoft-com:office:office" xmlns:r="http://schemas.openxmlformats.org/officeDocument/2006/relationships" xmlns:v="urn:schemas-microsoft-com:vml" xmlns:w10="urn:schemas-microsoft-com:office:word" xmlns:w14="http://schemas.microsoft.com/office/word/2010/wordml" xmlns:w="http://schemas.openxmlformats.org/wordprocessingml/2006/main" xmlns:wne="http://schemas.microsoft.com/office/word/2006/wordml" xmlns:wp14="http://schemas.microsoft.com/office/word/2010/wordprocessingDrawing" xmlns:wp="http://schemas.openxmlformats.org/drawingml/2006/wordprocessingDrawing" xmlns:wpc="http://schemas.microsoft.com/office/word/2010/wordprocessingCanvas" xmlns:wpg="http://schemas.microsoft.com/office/word/2010/wordprocessingGroup" xmlns:wpi="http://schemas.microsoft.com/office/word/2010/wordprocessingInk" xmlns:wps="http://schemas.microsoft.com/office/word/2010/wordprocessingShape" mc:Ignorable="w14 wp14">
+  <w:p>
+    <w:pPr>
+      <w:pStyle w:val="Header"/>
+      <w:jc w:val="center"/>
+    </w:pPr>
+    <w:r>
+      <w:drawing>
+        <wp:inline xmlns:a="http://schemas.openxmlformats.org/drawingml/2006/main" xmlns:pic="http://schemas.openxmlformats.org/drawingml/2006/picture">
+          <wp:extent cx="9540000" cy="796965"/>
+          <wp:docPr id="1" name="Picture 1"/>
+          <wp:cNvGraphicFramePr>
+            <a:graphicFrameLocks noChangeAspect="1"/>
+          </wp:cNvGraphicFramePr>
+          <a:graphic>
+            <a:graphicData uri="http://schemas.openxmlformats.org/drawingml/2006/picture">
+              <pic:pic>
+                <pic:nvPicPr>
+                  <pic:cNvPr id="0" name="faixa.png"/>
+                  <pic:cNvPicPr/>
+                </pic:nvPicPr>
+                <pic:blipFill>
+                  <a:blip r:embed="rId1"/>
+                  <a:stretch>
+                    <a:fillRect/>
+                  </a:stretch>
+                </pic:blipFill>
+                <pic:spPr>
+                  <a:xfrm>
+                    <a:off x="0" y="0"/>
+                    <a:ext cx="9540000" cy="796965"/>
+                  </a:xfrm>
+                  <a:prstGeom prst="rect"/>
+                </pic:spPr>
+              </pic:pic>
+            </a:graphicData>
+          </a:graphic>
+        </wp:inline>
+      </w:drawing>
+    </w:r>
+  </w:p>
+</w:hdr>
 </file>
 
 <file path=word/numbering.xml><?xml version="1.0" encoding="utf-8"?>
@@ -1477,7 +4113,7 @@
     <w:rsid w:val="00FC693F"/>
     <w:rPr>
       <w:rFonts w:ascii="Calibri" w:hAnsi="Calibri"/>
-      <w:sz w:val="21"/>
+      <w:sz w:val="24"/>
     </w:rPr>
   </w:style>
   <w:style w:type="paragraph" w:styleId="Header">

--- a/apresentacao-orientador/relatorios-por-etapa/E2-fundacao.docx
+++ b/apresentacao-orientador/relatorios-por-etapa/E2-fundacao.docx
@@ -833,7 +833,7 @@
           <w:color w:val="1B2A41"/>
           <w:sz w:val="48"/>
         </w:rPr>
-        <w:t>O que foi feito, tarefa por tarefa</w:t>
+        <w:t>Tarefas da etapa</w:t>
       </w:r>
     </w:p>
     <w:p>
@@ -847,7 +847,7 @@
           <w:color w:val="6B7480"/>
           <w:sz w:val="25"/>
         </w:rPr>
-        <w:t>Cada tarefa é um pacote do plano de desenvolvimento. Detalhes completos em docs/tasks/pt/.</w:t>
+        <w:t>Uma tarefa por pacote do plano. A descrição completa de cada uma está em docs/tasks/pt/.</w:t>
       </w:r>
     </w:p>
     <w:tbl>
@@ -866,8 +866,9 @@
         </w:tblBorders>
       </w:tblPr>
       <w:tblGrid>
-        <w:gridCol w:w="11622"/>
-        <w:gridCol w:w="3402"/>
+        <w:gridCol w:w="1701"/>
+        <w:gridCol w:w="10772"/>
+        <w:gridCol w:w="2551"/>
       </w:tblGrid>
       <w:tr>
         <w:trPr>
@@ -875,18 +876,100 @@
         </w:trPr>
         <w:tc>
           <w:tcPr>
-            <w:tcW w:type="dxa" w:w="11622"/>
+            <w:tcW w:type="dxa" w:w="1701"/>
             <w:shd w:val="clear" w:color="auto" w:fill="1B2A41"/>
             <w:tcMar>
-              <w:top w:w="158" w:type="dxa"/>
-              <w:left w:w="158" w:type="dxa"/>
-              <w:bottom w:w="158" w:type="dxa"/>
-              <w:right w:w="158" w:type="dxa"/>
+              <w:top w:w="113" w:type="dxa"/>
+              <w:left w:w="113" w:type="dxa"/>
+              <w:bottom w:w="113" w:type="dxa"/>
+              <w:right w:w="113" w:type="dxa"/>
             </w:tcMar>
           </w:tcPr>
           <w:p>
             <w:pPr>
-              <w:keepNext/>
+              <w:spacing w:before="0" w:after="0"/>
+            </w:pPr>
+            <w:r>
+              <w:rPr>
+                <w:b/>
+                <w:i w:val="0"/>
+                <w:color w:val="FFFFFF"/>
+                <w:sz w:val="22"/>
+              </w:rPr>
+              <w:t>Tarefa</w:t>
+            </w:r>
+          </w:p>
+        </w:tc>
+        <w:tc>
+          <w:tcPr>
+            <w:tcW w:type="dxa" w:w="10772"/>
+            <w:shd w:val="clear" w:color="auto" w:fill="1B2A41"/>
+            <w:tcMar>
+              <w:top w:w="113" w:type="dxa"/>
+              <w:left w:w="113" w:type="dxa"/>
+              <w:bottom w:w="113" w:type="dxa"/>
+              <w:right w:w="113" w:type="dxa"/>
+            </w:tcMar>
+          </w:tcPr>
+          <w:p>
+            <w:pPr>
+              <w:spacing w:before="0" w:after="0"/>
+            </w:pPr>
+            <w:r>
+              <w:rPr>
+                <w:b/>
+                <w:i w:val="0"/>
+                <w:color w:val="FFFFFF"/>
+                <w:sz w:val="22"/>
+              </w:rPr>
+              <w:t>O que foi feito</w:t>
+            </w:r>
+          </w:p>
+        </w:tc>
+        <w:tc>
+          <w:tcPr>
+            <w:tcW w:type="dxa" w:w="2551"/>
+            <w:shd w:val="clear" w:color="auto" w:fill="1B2A41"/>
+            <w:tcMar>
+              <w:top w:w="113" w:type="dxa"/>
+              <w:left w:w="113" w:type="dxa"/>
+              <w:bottom w:w="113" w:type="dxa"/>
+              <w:right w:w="113" w:type="dxa"/>
+            </w:tcMar>
+          </w:tcPr>
+          <w:p>
+            <w:pPr>
+              <w:spacing w:before="0" w:after="0"/>
+            </w:pPr>
+            <w:r>
+              <w:rPr>
+                <w:b/>
+                <w:i w:val="0"/>
+                <w:color w:val="FFFFFF"/>
+                <w:sz w:val="22"/>
+              </w:rPr>
+              <w:t>Status</w:t>
+            </w:r>
+          </w:p>
+        </w:tc>
+      </w:tr>
+      <w:tr>
+        <w:trPr>
+          <w:cantSplit/>
+        </w:trPr>
+        <w:tc>
+          <w:tcPr>
+            <w:tcW w:type="dxa" w:w="1701"/>
+            <w:shd w:val="clear" w:color="auto" w:fill="F2F4F7"/>
+            <w:tcMar>
+              <w:top w:w="68" w:type="dxa"/>
+              <w:left w:w="68" w:type="dxa"/>
+              <w:bottom w:w="68" w:type="dxa"/>
+              <w:right w:w="68" w:type="dxa"/>
+            </w:tcMar>
+          </w:tcPr>
+          <w:p>
+            <w:pPr>
               <w:spacing w:before="0" w:after="0"/>
             </w:pPr>
             <w:r>
@@ -894,36 +977,85 @@
                 <w:rFonts w:ascii="Consolas" w:hAnsi="Consolas"/>
                 <w:b/>
                 <w:i w:val="0"/>
-                <w:color w:val="E9A23B"/>
-                <w:sz w:val="24"/>
+                <w:color w:val="4A6FA5"/>
+                <w:sz w:val="23"/>
               </w:rPr>
-              <w:t xml:space="preserve">FAB-201   </w:t>
-            </w:r>
-            <w:r>
-              <w:rPr>
-                <w:b/>
-                <w:i w:val="0"/>
-                <w:color w:val="FFFFFF"/>
-                <w:sz w:val="27"/>
-              </w:rPr>
-              <w:t>Montar o ambiente e a verificação em um comando</w:t>
+              <w:t>FAB-201</w:t>
             </w:r>
           </w:p>
         </w:tc>
         <w:tc>
           <w:tcPr>
-            <w:tcW w:type="dxa" w:w="3402"/>
-            <w:shd w:val="clear" w:color="auto" w:fill="2A9D8F"/>
+            <w:tcW w:type="dxa" w:w="10772"/>
+            <w:shd w:val="clear" w:color="auto" w:fill="F2F4F7"/>
             <w:tcMar>
-              <w:top w:w="158" w:type="dxa"/>
-              <w:left w:w="158" w:type="dxa"/>
-              <w:bottom w:w="158" w:type="dxa"/>
-              <w:right w:w="158" w:type="dxa"/>
+              <w:top w:w="68" w:type="dxa"/>
+              <w:left w:w="68" w:type="dxa"/>
+              <w:bottom w:w="68" w:type="dxa"/>
+              <w:right w:w="68" w:type="dxa"/>
             </w:tcMar>
           </w:tcPr>
           <w:p>
             <w:pPr>
-              <w:keepNext/>
+              <w:spacing w:before="0" w:after="20"/>
+            </w:pPr>
+            <w:r>
+              <w:rPr>
+                <w:b/>
+                <w:i w:val="0"/>
+                <w:color w:val="1B2A41"/>
+                <w:sz w:val="23"/>
+              </w:rPr>
+              <w:t>Montar o ambiente e a verificação em um comando</w:t>
+            </w:r>
+          </w:p>
+          <w:p>
+            <w:pPr>
+              <w:spacing w:before="0" w:after="0"/>
+            </w:pPr>
+            <w:r>
+              <w:rPr>
+                <w:b w:val="0"/>
+                <w:i w:val="0"/>
+                <w:color w:val="4A5160"/>
+                <w:sz w:val="20"/>
+              </w:rPr>
+              <w:t xml:space="preserve">Projeto Phoenix com formatação, compilação sem avisos, Credo estrito, testes e Dialyzer encadeados em </w:t>
+            </w:r>
+            <w:r>
+              <w:rPr>
+                <w:rFonts w:ascii="Consolas" w:hAnsi="Consolas"/>
+                <w:b w:val="0"/>
+                <w:i w:val="0"/>
+                <w:color w:val="2A4A7F"/>
+                <w:sz w:val="19"/>
+              </w:rPr>
+              <w:t>mix factory.ci</w:t>
+            </w:r>
+            <w:r>
+              <w:rPr>
+                <w:b w:val="0"/>
+                <w:i w:val="0"/>
+                <w:color w:val="4A5160"/>
+                <w:sz w:val="20"/>
+              </w:rPr>
+              <w:t>.</w:t>
+            </w:r>
+          </w:p>
+        </w:tc>
+        <w:tc>
+          <w:tcPr>
+            <w:tcW w:type="dxa" w:w="2551"/>
+            <w:shd w:val="clear" w:color="auto" w:fill="2A9D8F"/>
+            <w:tcMar>
+              <w:top w:w="68" w:type="dxa"/>
+              <w:left w:w="68" w:type="dxa"/>
+              <w:bottom w:w="68" w:type="dxa"/>
+              <w:right w:w="68" w:type="dxa"/>
+            </w:tcMar>
+          </w:tcPr>
+          <w:p>
+            <w:pPr>
               <w:spacing w:before="0" w:after="0"/>
               <w:jc w:val="center"/>
             </w:pPr>
@@ -932,7 +1064,7 @@
                 <w:b/>
                 <w:i w:val="0"/>
                 <w:color w:val="FFFFFF"/>
-                <w:sz w:val="25"/>
+                <w:sz w:val="23"/>
               </w:rPr>
               <w:t>✓ Concluída</w:t>
             </w:r>
@@ -945,275 +1077,17 @@
         </w:trPr>
         <w:tc>
           <w:tcPr>
-            <w:tcW w:type="dxa" w:w="15024"/>
-            <w:gridSpan w:val="2"/>
-            <w:shd w:val="clear" w:color="auto" w:fill="F2F4F7"/>
+            <w:tcW w:type="dxa" w:w="1701"/>
+            <w:shd w:val="clear" w:color="auto" w:fill="FFFFFF"/>
             <w:tcMar>
-              <w:top w:w="198" w:type="dxa"/>
-              <w:left w:w="198" w:type="dxa"/>
-              <w:bottom w:w="198" w:type="dxa"/>
-              <w:right w:w="198" w:type="dxa"/>
+              <w:top w:w="68" w:type="dxa"/>
+              <w:left w:w="68" w:type="dxa"/>
+              <w:bottom w:w="68" w:type="dxa"/>
+              <w:right w:w="68" w:type="dxa"/>
             </w:tcMar>
           </w:tcPr>
           <w:p>
             <w:pPr>
-              <w:keepNext/>
-              <w:spacing w:before="0" w:after="80"/>
-            </w:pPr>
-            <w:r>
-              <w:rPr>
-                <w:b/>
-                <w:i w:val="0"/>
-                <w:color w:val="4A6FA5"/>
-                <w:sz w:val="22"/>
-              </w:rPr>
-              <w:t xml:space="preserve">O que é   </w:t>
-            </w:r>
-            <w:r>
-              <w:rPr>
-                <w:b w:val="0"/>
-                <w:i w:val="0"/>
-                <w:color w:val="1F2328"/>
-                <w:sz w:val="23"/>
-              </w:rPr>
-              <w:t xml:space="preserve">Cria o projeto Phoenix/Elixir e uma bateria de verificação acionada por um único comando, </w:t>
-            </w:r>
-            <w:r>
-              <w:rPr>
-                <w:rFonts w:ascii="Consolas" w:hAnsi="Consolas"/>
-                <w:b w:val="0"/>
-                <w:i w:val="0"/>
-                <w:color w:val="2A4A7F"/>
-                <w:sz w:val="22"/>
-              </w:rPr>
-              <w:t>mix factory.ci</w:t>
-            </w:r>
-            <w:r>
-              <w:rPr>
-                <w:b w:val="0"/>
-                <w:i w:val="0"/>
-                <w:color w:val="1F2328"/>
-                <w:sz w:val="23"/>
-              </w:rPr>
-              <w:t>. Ela roda, em ordem, formatação, compilação sem avisos, Credo estrito, testes, Dialyzer e o teste de backup, e para no primeiro estágio que falhar.</w:t>
-            </w:r>
-          </w:p>
-          <w:p>
-            <w:pPr>
-              <w:keepNext/>
-              <w:spacing w:before="0" w:after="80"/>
-            </w:pPr>
-            <w:r>
-              <w:rPr>
-                <w:b/>
-                <w:i w:val="0"/>
-                <w:color w:val="4A6FA5"/>
-                <w:sz w:val="22"/>
-              </w:rPr>
-              <w:t xml:space="preserve">Por que   </w:t>
-            </w:r>
-            <w:r>
-              <w:rPr>
-                <w:b w:val="0"/>
-                <w:i w:val="0"/>
-                <w:color w:val="1F2328"/>
-                <w:sz w:val="23"/>
-              </w:rPr>
-              <w:t>Garante R12 (verificação automática e reproduzível): o critério de 'pronto' do próprio sistema é um comando declarado em arquivo, não algo lembrado de cabeça.</w:t>
-            </w:r>
-          </w:p>
-          <w:p>
-            <w:pPr>
-              <w:pStyle w:val="ListBullet"/>
-              <w:keepNext/>
-              <w:spacing w:after="20"/>
-            </w:pPr>
-            <w:r>
-              <w:rPr>
-                <w:b w:val="0"/>
-                <w:i w:val="0"/>
-                <w:color w:val="1F2328"/>
-                <w:sz w:val="21"/>
-              </w:rPr>
-              <w:t xml:space="preserve">Os estágios ficam declarados em </w:t>
-            </w:r>
-            <w:r>
-              <w:rPr>
-                <w:rFonts w:ascii="Consolas" w:hAnsi="Consolas"/>
-                <w:b w:val="0"/>
-                <w:i w:val="0"/>
-                <w:color w:val="2A4A7F"/>
-                <w:sz w:val="20"/>
-              </w:rPr>
-              <w:t>_management/ci.json</w:t>
-            </w:r>
-            <w:r>
-              <w:rPr>
-                <w:b w:val="0"/>
-                <w:i w:val="0"/>
-                <w:color w:val="1F2328"/>
-                <w:sz w:val="21"/>
-              </w:rPr>
-              <w:t xml:space="preserve"> — o arquivo é a fonte da verdade</w:t>
-            </w:r>
-          </w:p>
-          <w:p>
-            <w:pPr>
-              <w:pStyle w:val="ListBullet"/>
-              <w:keepNext/>
-              <w:spacing w:after="20"/>
-            </w:pPr>
-            <w:r>
-              <w:rPr>
-                <w:rFonts w:ascii="Consolas" w:hAnsi="Consolas"/>
-                <w:b w:val="0"/>
-                <w:i w:val="0"/>
-                <w:color w:val="2A4A7F"/>
-                <w:sz w:val="20"/>
-              </w:rPr>
-              <w:t>Factory.CI.stages/1</w:t>
-            </w:r>
-            <w:r>
-              <w:rPr>
-                <w:b w:val="0"/>
-                <w:i w:val="0"/>
-                <w:color w:val="1F2328"/>
-                <w:sz w:val="21"/>
-              </w:rPr>
-              <w:t xml:space="preserve"> lê o arquivo; </w:t>
-            </w:r>
-            <w:r>
-              <w:rPr>
-                <w:rFonts w:ascii="Consolas" w:hAnsi="Consolas"/>
-                <w:b w:val="0"/>
-                <w:i w:val="0"/>
-                <w:color w:val="2A4A7F"/>
-                <w:sz w:val="20"/>
-              </w:rPr>
-              <w:t>Factory.CI.run/2</w:t>
-            </w:r>
-            <w:r>
-              <w:rPr>
-                <w:b w:val="0"/>
-                <w:i w:val="0"/>
-                <w:color w:val="1F2328"/>
-                <w:sz w:val="21"/>
-              </w:rPr>
-              <w:t xml:space="preserve"> aplica a regra 'primeira falha para o resto'</w:t>
-            </w:r>
-          </w:p>
-          <w:p>
-            <w:pPr>
-              <w:pStyle w:val="ListBullet"/>
-              <w:keepNext/>
-              <w:spacing w:after="20"/>
-            </w:pPr>
-            <w:r>
-              <w:rPr>
-                <w:rFonts w:ascii="Consolas" w:hAnsi="Consolas"/>
-                <w:b w:val="0"/>
-                <w:i w:val="0"/>
-                <w:color w:val="2A4A7F"/>
-                <w:sz w:val="20"/>
-              </w:rPr>
-              <w:t>run/2</w:t>
-            </w:r>
-            <w:r>
-              <w:rPr>
-                <w:b w:val="0"/>
-                <w:i w:val="0"/>
-                <w:color w:val="1F2328"/>
-                <w:sz w:val="21"/>
-              </w:rPr>
-              <w:t xml:space="preserve"> recebe a função que executa o estágio, então a regra é testável sem rodar comandos reais</w:t>
-            </w:r>
-          </w:p>
-          <w:p>
-            <w:pPr>
-              <w:pStyle w:val="ListBullet"/>
-              <w:keepNext/>
-              <w:spacing w:after="20"/>
-            </w:pPr>
-            <w:r>
-              <w:rPr>
-                <w:b w:val="0"/>
-                <w:i w:val="0"/>
-                <w:color w:val="1F2328"/>
-                <w:sz w:val="21"/>
-              </w:rPr>
-              <w:t>Modo rápido pula estágios caros (Dialyzer) e os reporta como SKIPPED, em vez de omiti-los</w:t>
-            </w:r>
-          </w:p>
-          <w:p>
-            <w:pPr>
-              <w:keepNext/>
-              <w:spacing w:before="80" w:after="0"/>
-            </w:pPr>
-            <w:r>
-              <w:rPr>
-                <w:b/>
-                <w:i w:val="0"/>
-                <w:color w:val="4A6FA5"/>
-                <w:sz w:val="22"/>
-              </w:rPr>
-              <w:t xml:space="preserve">Verificar   </w:t>
-            </w:r>
-            <w:r>
-              <w:rPr>
-                <w:rFonts w:ascii="Consolas" w:hAnsi="Consolas"/>
-                <w:b w:val="0"/>
-                <w:i w:val="0"/>
-                <w:color w:val="1F2328"/>
-                <w:sz w:val="19"/>
-              </w:rPr>
-              <w:t>mix test test/mix/ci_test.exs    mix factory.ci</w:t>
-            </w:r>
-          </w:p>
-        </w:tc>
-      </w:tr>
-    </w:tbl>
-    <w:p>
-      <w:pPr>
-        <w:spacing w:before="0" w:after="120"/>
-      </w:pPr>
-    </w:p>
-    <w:tbl>
-      <w:tblPr>
-        <w:tblW w:type="auto" w:w="0"/>
-        <w:jc w:val="center"/>
-        <w:tblLayout w:type="fixed"/>
-        <w:tblLook w:firstColumn="1" w:firstRow="1" w:lastColumn="0" w:lastRow="0" w:noHBand="0" w:noVBand="1" w:val="04A0"/>
-        <w:tblBorders>
-          <w:top w:val="nil"/>
-          <w:left w:val="nil"/>
-          <w:bottom w:val="nil"/>
-          <w:right w:val="nil"/>
-          <w:insideH w:val="nil"/>
-          <w:insideV w:val="nil"/>
-        </w:tblBorders>
-      </w:tblPr>
-      <w:tblGrid>
-        <w:gridCol w:w="11622"/>
-        <w:gridCol w:w="3402"/>
-      </w:tblGrid>
-      <w:tr>
-        <w:trPr>
-          <w:cantSplit/>
-        </w:trPr>
-        <w:tc>
-          <w:tcPr>
-            <w:tcW w:type="dxa" w:w="11622"/>
-            <w:shd w:val="clear" w:color="auto" w:fill="1B2A41"/>
-            <w:tcMar>
-              <w:top w:w="158" w:type="dxa"/>
-              <w:left w:w="158" w:type="dxa"/>
-              <w:bottom w:w="158" w:type="dxa"/>
-              <w:right w:w="158" w:type="dxa"/>
-            </w:tcMar>
-          </w:tcPr>
-          <w:p>
-            <w:pPr>
-              <w:keepNext/>
               <w:spacing w:before="0" w:after="0"/>
             </w:pPr>
             <w:r>
@@ -1221,36 +1095,66 @@
                 <w:rFonts w:ascii="Consolas" w:hAnsi="Consolas"/>
                 <w:b/>
                 <w:i w:val="0"/>
-                <w:color w:val="E9A23B"/>
-                <w:sz w:val="24"/>
+                <w:color w:val="4A6FA5"/>
+                <w:sz w:val="23"/>
               </w:rPr>
-              <w:t xml:space="preserve">FAB-202   </w:t>
-            </w:r>
-            <w:r>
-              <w:rPr>
-                <w:b/>
-                <w:i w:val="0"/>
-                <w:color w:val="FFFFFF"/>
-                <w:sz w:val="27"/>
-              </w:rPr>
-              <w:t>Criar o banco de dados e a contagem de custo</w:t>
+              <w:t>FAB-202</w:t>
             </w:r>
           </w:p>
         </w:tc>
         <w:tc>
           <w:tcPr>
-            <w:tcW w:type="dxa" w:w="3402"/>
-            <w:shd w:val="clear" w:color="auto" w:fill="2A9D8F"/>
+            <w:tcW w:type="dxa" w:w="10772"/>
+            <w:shd w:val="clear" w:color="auto" w:fill="FFFFFF"/>
             <w:tcMar>
-              <w:top w:w="158" w:type="dxa"/>
-              <w:left w:w="158" w:type="dxa"/>
-              <w:bottom w:w="158" w:type="dxa"/>
-              <w:right w:w="158" w:type="dxa"/>
+              <w:top w:w="68" w:type="dxa"/>
+              <w:left w:w="68" w:type="dxa"/>
+              <w:bottom w:w="68" w:type="dxa"/>
+              <w:right w:w="68" w:type="dxa"/>
             </w:tcMar>
           </w:tcPr>
           <w:p>
             <w:pPr>
-              <w:keepNext/>
+              <w:spacing w:before="0" w:after="20"/>
+            </w:pPr>
+            <w:r>
+              <w:rPr>
+                <w:b/>
+                <w:i w:val="0"/>
+                <w:color w:val="1B2A41"/>
+                <w:sz w:val="23"/>
+              </w:rPr>
+              <w:t>Criar o banco de dados e a contagem de custo</w:t>
+            </w:r>
+          </w:p>
+          <w:p>
+            <w:pPr>
+              <w:spacing w:before="0" w:after="0"/>
+            </w:pPr>
+            <w:r>
+              <w:rPr>
+                <w:b w:val="0"/>
+                <w:i w:val="0"/>
+                <w:color w:val="4A5160"/>
+                <w:sz w:val="20"/>
+              </w:rPr>
+              <w:t>Esquema de projetos, tarefas, ciclos, despachos e consumos; custo contado em duas unidades (cota e dólar).</w:t>
+            </w:r>
+          </w:p>
+        </w:tc>
+        <w:tc>
+          <w:tcPr>
+            <w:tcW w:type="dxa" w:w="2551"/>
+            <w:shd w:val="clear" w:color="auto" w:fill="2A9D8F"/>
+            <w:tcMar>
+              <w:top w:w="68" w:type="dxa"/>
+              <w:left w:w="68" w:type="dxa"/>
+              <w:bottom w:w="68" w:type="dxa"/>
+              <w:right w:w="68" w:type="dxa"/>
+            </w:tcMar>
+          </w:tcPr>
+          <w:p>
+            <w:pPr>
               <w:spacing w:before="0" w:after="0"/>
               <w:jc w:val="center"/>
             </w:pPr>
@@ -1259,7 +1163,7 @@
                 <w:b/>
                 <w:i w:val="0"/>
                 <w:color w:val="FFFFFF"/>
-                <w:sz w:val="25"/>
+                <w:sz w:val="23"/>
               </w:rPr>
               <w:t>✓ Concluída</w:t>
             </w:r>
@@ -1272,295 +1176,17 @@
         </w:trPr>
         <w:tc>
           <w:tcPr>
-            <w:tcW w:type="dxa" w:w="15024"/>
-            <w:gridSpan w:val="2"/>
+            <w:tcW w:type="dxa" w:w="1701"/>
             <w:shd w:val="clear" w:color="auto" w:fill="F2F4F7"/>
             <w:tcMar>
-              <w:top w:w="198" w:type="dxa"/>
-              <w:left w:w="198" w:type="dxa"/>
-              <w:bottom w:w="198" w:type="dxa"/>
-              <w:right w:w="198" w:type="dxa"/>
+              <w:top w:w="68" w:type="dxa"/>
+              <w:left w:w="68" w:type="dxa"/>
+              <w:bottom w:w="68" w:type="dxa"/>
+              <w:right w:w="68" w:type="dxa"/>
             </w:tcMar>
           </w:tcPr>
           <w:p>
             <w:pPr>
-              <w:keepNext/>
-              <w:spacing w:before="0" w:after="80"/>
-            </w:pPr>
-            <w:r>
-              <w:rPr>
-                <w:b/>
-                <w:i w:val="0"/>
-                <w:color w:val="4A6FA5"/>
-                <w:sz w:val="22"/>
-              </w:rPr>
-              <w:t xml:space="preserve">O que é   </w:t>
-            </w:r>
-            <w:r>
-              <w:rPr>
-                <w:b w:val="0"/>
-                <w:i w:val="0"/>
-                <w:color w:val="1F2328"/>
-                <w:sz w:val="23"/>
-              </w:rPr>
-              <w:t>Cria o banco PostgreSQL do sistema: projetos, especialistas, tarefas, dependências, áreas, critérios, ciclos, despachos e consumo por volta. Também cria a tabela de preços e a conta de custo de cada volta do modelo, em duas unidades: cota da assinatura e dólar estimado.</w:t>
-            </w:r>
-          </w:p>
-          <w:p>
-            <w:pPr>
-              <w:keepNext/>
-              <w:spacing w:before="0" w:after="80"/>
-            </w:pPr>
-            <w:r>
-              <w:rPr>
-                <w:b/>
-                <w:i w:val="0"/>
-                <w:color w:val="4A6FA5"/>
-                <w:sz w:val="22"/>
-              </w:rPr>
-              <w:t xml:space="preserve">Por que   </w:t>
-            </w:r>
-            <w:r>
-              <w:rPr>
-                <w:b w:val="0"/>
-                <w:i w:val="0"/>
-                <w:color w:val="1F2328"/>
-                <w:sz w:val="23"/>
-              </w:rPr>
-              <w:t>Garante R10 (custo medido e consultável): o banco é a verdade do estado, e cada volta grava seu consumo, então o custo de qualquer ciclo é uma consulta, não uma estimativa.</w:t>
-            </w:r>
-          </w:p>
-          <w:p>
-            <w:pPr>
-              <w:pStyle w:val="ListBullet"/>
-              <w:keepNext/>
-              <w:spacing w:after="20"/>
-            </w:pPr>
-            <w:r>
-              <w:rPr>
-                <w:b w:val="0"/>
-                <w:i w:val="0"/>
-                <w:color w:val="1F2328"/>
-                <w:sz w:val="21"/>
-              </w:rPr>
-              <w:t xml:space="preserve">Seis estados + dois terminais em </w:t>
-            </w:r>
-            <w:r>
-              <w:rPr>
-                <w:rFonts w:ascii="Consolas" w:hAnsi="Consolas"/>
-                <w:b w:val="0"/>
-                <w:i w:val="0"/>
-                <w:color w:val="2A4A7F"/>
-                <w:sz w:val="20"/>
-              </w:rPr>
-              <w:t>Factory.Tasks.Task</w:t>
-            </w:r>
-            <w:r>
-              <w:rPr>
-                <w:b w:val="0"/>
-                <w:i w:val="0"/>
-                <w:color w:val="1F2328"/>
-                <w:sz w:val="21"/>
-              </w:rPr>
-              <w:t xml:space="preserve"> como </w:t>
-            </w:r>
-            <w:r>
-              <w:rPr>
-                <w:rFonts w:ascii="Consolas" w:hAnsi="Consolas"/>
-                <w:b w:val="0"/>
-                <w:i w:val="0"/>
-                <w:color w:val="2A4A7F"/>
-                <w:sz w:val="20"/>
-              </w:rPr>
-              <w:t>Ecto.Enum</w:t>
-            </w:r>
-            <w:r>
-              <w:rPr>
-                <w:b w:val="0"/>
-                <w:i w:val="0"/>
-                <w:color w:val="1F2328"/>
-                <w:sz w:val="21"/>
-              </w:rPr>
-              <w:t>: estado inventado não chega ao banco</w:t>
-            </w:r>
-          </w:p>
-          <w:p>
-            <w:pPr>
-              <w:pStyle w:val="ListBullet"/>
-              <w:keepNext/>
-              <w:spacing w:after="20"/>
-            </w:pPr>
-            <w:r>
-              <w:rPr>
-                <w:rFonts w:ascii="Consolas" w:hAnsi="Consolas"/>
-                <w:b w:val="0"/>
-                <w:i w:val="0"/>
-                <w:color w:val="2A4A7F"/>
-                <w:sz w:val="20"/>
-              </w:rPr>
-              <w:t>Factory.Tasks.Cycle</w:t>
-            </w:r>
-            <w:r>
-              <w:rPr>
-                <w:b w:val="0"/>
-                <w:i w:val="0"/>
-                <w:color w:val="1F2328"/>
-                <w:sz w:val="21"/>
-              </w:rPr>
-              <w:t xml:space="preserve"> nunca é sobrescrito: cada retrabalho é uma linha nova, e o custo por ciclo fica separável</w:t>
-            </w:r>
-          </w:p>
-          <w:p>
-            <w:pPr>
-              <w:pStyle w:val="ListBullet"/>
-              <w:keepNext/>
-              <w:spacing w:after="20"/>
-            </w:pPr>
-            <w:r>
-              <w:rPr>
-                <w:rFonts w:ascii="Consolas" w:hAnsi="Consolas"/>
-                <w:b w:val="0"/>
-                <w:i w:val="0"/>
-                <w:color w:val="2A4A7F"/>
-                <w:sz w:val="20"/>
-              </w:rPr>
-              <w:t>Factory.Tasks.Usage</w:t>
-            </w:r>
-            <w:r>
-              <w:rPr>
-                <w:b w:val="0"/>
-                <w:i w:val="0"/>
-                <w:color w:val="1F2328"/>
-                <w:sz w:val="21"/>
-              </w:rPr>
-              <w:t xml:space="preserve"> grava uma linha por volta, separando entrada, leitura e escrita de cache, saída</w:t>
-            </w:r>
-          </w:p>
-          <w:p>
-            <w:pPr>
-              <w:pStyle w:val="ListBullet"/>
-              <w:keepNext/>
-              <w:spacing w:after="20"/>
-            </w:pPr>
-            <w:r>
-              <w:rPr>
-                <w:rFonts w:ascii="Consolas" w:hAnsi="Consolas"/>
-                <w:b w:val="0"/>
-                <w:i w:val="0"/>
-                <w:color w:val="2A4A7F"/>
-                <w:sz w:val="20"/>
-              </w:rPr>
-              <w:t>Factory.Cost.Pricing.estimate/2</w:t>
-            </w:r>
-            <w:r>
-              <w:rPr>
-                <w:b w:val="0"/>
-                <w:i w:val="0"/>
-                <w:color w:val="1F2328"/>
-                <w:sz w:val="21"/>
-              </w:rPr>
-              <w:t xml:space="preserve"> e </w:t>
-            </w:r>
-            <w:r>
-              <w:rPr>
-                <w:rFonts w:ascii="Consolas" w:hAnsi="Consolas"/>
-                <w:b w:val="0"/>
-                <w:i w:val="0"/>
-                <w:color w:val="2A4A7F"/>
-                <w:sz w:val="20"/>
-              </w:rPr>
-              <w:t>quota_units/2</w:t>
-            </w:r>
-            <w:r>
-              <w:rPr>
-                <w:b w:val="0"/>
-                <w:i w:val="0"/>
-                <w:color w:val="1F2328"/>
-                <w:sz w:val="21"/>
-              </w:rPr>
-              <w:t xml:space="preserve"> calculam dólar e cota; preços datados por </w:t>
-            </w:r>
-            <w:r>
-              <w:rPr>
-                <w:rFonts w:ascii="Consolas" w:hAnsi="Consolas"/>
-                <w:b w:val="0"/>
-                <w:i w:val="0"/>
-                <w:color w:val="2A4A7F"/>
-                <w:sz w:val="20"/>
-              </w:rPr>
-              <w:t>checked_on/0</w:t>
-            </w:r>
-          </w:p>
-          <w:p>
-            <w:pPr>
-              <w:keepNext/>
-              <w:spacing w:before="80" w:after="0"/>
-            </w:pPr>
-            <w:r>
-              <w:rPr>
-                <w:b/>
-                <w:i w:val="0"/>
-                <w:color w:val="4A6FA5"/>
-                <w:sz w:val="22"/>
-              </w:rPr>
-              <w:t xml:space="preserve">Verificar   </w:t>
-            </w:r>
-            <w:r>
-              <w:rPr>
-                <w:rFonts w:ascii="Consolas" w:hAnsi="Consolas"/>
-                <w:b w:val="0"/>
-                <w:i w:val="0"/>
-                <w:color w:val="1F2328"/>
-                <w:sz w:val="19"/>
-              </w:rPr>
-              <w:t>mix test test/factory/schema_test.exs    mix test test/factory/cost/pricing_test.exs</w:t>
-            </w:r>
-          </w:p>
-        </w:tc>
-      </w:tr>
-    </w:tbl>
-    <w:p>
-      <w:pPr>
-        <w:spacing w:before="0" w:after="120"/>
-      </w:pPr>
-    </w:p>
-    <w:tbl>
-      <w:tblPr>
-        <w:tblW w:type="auto" w:w="0"/>
-        <w:jc w:val="center"/>
-        <w:tblLayout w:type="fixed"/>
-        <w:tblLook w:firstColumn="1" w:firstRow="1" w:lastColumn="0" w:lastRow="0" w:noHBand="0" w:noVBand="1" w:val="04A0"/>
-        <w:tblBorders>
-          <w:top w:val="nil"/>
-          <w:left w:val="nil"/>
-          <w:bottom w:val="nil"/>
-          <w:right w:val="nil"/>
-          <w:insideH w:val="nil"/>
-          <w:insideV w:val="nil"/>
-        </w:tblBorders>
-      </w:tblPr>
-      <w:tblGrid>
-        <w:gridCol w:w="11622"/>
-        <w:gridCol w:w="3402"/>
-      </w:tblGrid>
-      <w:tr>
-        <w:trPr>
-          <w:cantSplit/>
-        </w:trPr>
-        <w:tc>
-          <w:tcPr>
-            <w:tcW w:type="dxa" w:w="11622"/>
-            <w:shd w:val="clear" w:color="auto" w:fill="1B2A41"/>
-            <w:tcMar>
-              <w:top w:w="158" w:type="dxa"/>
-              <w:left w:w="158" w:type="dxa"/>
-              <w:bottom w:w="158" w:type="dxa"/>
-              <w:right w:w="158" w:type="dxa"/>
-            </w:tcMar>
-          </w:tcPr>
-          <w:p>
-            <w:pPr>
-              <w:keepNext/>
               <w:spacing w:before="0" w:after="0"/>
             </w:pPr>
             <w:r>
@@ -1568,36 +1194,66 @@
                 <w:rFonts w:ascii="Consolas" w:hAnsi="Consolas"/>
                 <w:b/>
                 <w:i w:val="0"/>
-                <w:color w:val="E9A23B"/>
-                <w:sz w:val="24"/>
+                <w:color w:val="4A6FA5"/>
+                <w:sz w:val="23"/>
               </w:rPr>
-              <w:t xml:space="preserve">FAB-203   </w:t>
-            </w:r>
-            <w:r>
-              <w:rPr>
-                <w:b/>
-                <w:i w:val="0"/>
-                <w:color w:val="FFFFFF"/>
-                <w:sz w:val="27"/>
-              </w:rPr>
-              <w:t>Criar as fronteiras do modelo e da busca, com substitutos de teste</w:t>
+              <w:t>FAB-203</w:t>
             </w:r>
           </w:p>
         </w:tc>
         <w:tc>
           <w:tcPr>
-            <w:tcW w:type="dxa" w:w="3402"/>
-            <w:shd w:val="clear" w:color="auto" w:fill="2A9D8F"/>
+            <w:tcW w:type="dxa" w:w="10772"/>
+            <w:shd w:val="clear" w:color="auto" w:fill="F2F4F7"/>
             <w:tcMar>
-              <w:top w:w="158" w:type="dxa"/>
-              <w:left w:w="158" w:type="dxa"/>
-              <w:bottom w:w="158" w:type="dxa"/>
-              <w:right w:w="158" w:type="dxa"/>
+              <w:top w:w="68" w:type="dxa"/>
+              <w:left w:w="68" w:type="dxa"/>
+              <w:bottom w:w="68" w:type="dxa"/>
+              <w:right w:w="68" w:type="dxa"/>
             </w:tcMar>
           </w:tcPr>
           <w:p>
             <w:pPr>
-              <w:keepNext/>
+              <w:spacing w:before="0" w:after="20"/>
+            </w:pPr>
+            <w:r>
+              <w:rPr>
+                <w:b/>
+                <w:i w:val="0"/>
+                <w:color w:val="1B2A41"/>
+                <w:sz w:val="23"/>
+              </w:rPr>
+              <w:t>Criar as fronteiras do modelo e da busca, com substitutos de teste</w:t>
+            </w:r>
+          </w:p>
+          <w:p>
+            <w:pPr>
+              <w:spacing w:before="0" w:after="0"/>
+            </w:pPr>
+            <w:r>
+              <w:rPr>
+                <w:b w:val="0"/>
+                <w:i w:val="0"/>
+                <w:color w:val="4A5160"/>
+                <w:sz w:val="20"/>
+              </w:rPr>
+              <w:t>Behaviours para o executor de agentes e para o gerador de embeddings, cada um com um adaptador falso usado nos testes.</w:t>
+            </w:r>
+          </w:p>
+        </w:tc>
+        <w:tc>
+          <w:tcPr>
+            <w:tcW w:type="dxa" w:w="2551"/>
+            <w:shd w:val="clear" w:color="auto" w:fill="2A9D8F"/>
+            <w:tcMar>
+              <w:top w:w="68" w:type="dxa"/>
+              <w:left w:w="68" w:type="dxa"/>
+              <w:bottom w:w="68" w:type="dxa"/>
+              <w:right w:w="68" w:type="dxa"/>
+            </w:tcMar>
+          </w:tcPr>
+          <w:p>
+            <w:pPr>
               <w:spacing w:before="0" w:after="0"/>
               <w:jc w:val="center"/>
             </w:pPr>
@@ -1606,7 +1262,7 @@
                 <w:b/>
                 <w:i w:val="0"/>
                 <w:color w:val="FFFFFF"/>
-                <w:sz w:val="25"/>
+                <w:sz w:val="23"/>
               </w:rPr>
               <w:t>✓ Concluída</w:t>
             </w:r>
@@ -1619,107 +1275,59 @@
         </w:trPr>
         <w:tc>
           <w:tcPr>
-            <w:tcW w:type="dxa" w:w="15024"/>
-            <w:gridSpan w:val="2"/>
-            <w:shd w:val="clear" w:color="auto" w:fill="F2F4F7"/>
+            <w:tcW w:type="dxa" w:w="1701"/>
+            <w:shd w:val="clear" w:color="auto" w:fill="FFFFFF"/>
             <w:tcMar>
-              <w:top w:w="198" w:type="dxa"/>
-              <w:left w:w="198" w:type="dxa"/>
-              <w:bottom w:w="198" w:type="dxa"/>
-              <w:right w:w="198" w:type="dxa"/>
+              <w:top w:w="68" w:type="dxa"/>
+              <w:left w:w="68" w:type="dxa"/>
+              <w:bottom w:w="68" w:type="dxa"/>
+              <w:right w:w="68" w:type="dxa"/>
             </w:tcMar>
           </w:tcPr>
           <w:p>
             <w:pPr>
-              <w:keepNext/>
-              <w:spacing w:before="0" w:after="80"/>
+              <w:spacing w:before="0" w:after="0"/>
+            </w:pPr>
+            <w:r>
+              <w:rPr>
+                <w:rFonts w:ascii="Consolas" w:hAnsi="Consolas"/>
+                <w:b/>
+                <w:i w:val="0"/>
+                <w:color w:val="4A6FA5"/>
+                <w:sz w:val="23"/>
+              </w:rPr>
+              <w:t>FAB-204</w:t>
+            </w:r>
+          </w:p>
+        </w:tc>
+        <w:tc>
+          <w:tcPr>
+            <w:tcW w:type="dxa" w:w="10772"/>
+            <w:shd w:val="clear" w:color="auto" w:fill="FFFFFF"/>
+            <w:tcMar>
+              <w:top w:w="68" w:type="dxa"/>
+              <w:left w:w="68" w:type="dxa"/>
+              <w:bottom w:w="68" w:type="dxa"/>
+              <w:right w:w="68" w:type="dxa"/>
+            </w:tcMar>
+          </w:tcPr>
+          <w:p>
+            <w:pPr>
+              <w:spacing w:before="0" w:after="20"/>
             </w:pPr>
             <w:r>
               <w:rPr>
                 <w:b/>
                 <w:i w:val="0"/>
-                <w:color w:val="4A6FA5"/>
-                <w:sz w:val="22"/>
-              </w:rPr>
-              <w:t xml:space="preserve">O que é   </w:t>
-            </w:r>
-            <w:r>
-              <w:rPr>
-                <w:b w:val="0"/>
-                <w:i w:val="0"/>
-                <w:color w:val="1F2328"/>
+                <w:color w:val="1B2A41"/>
                 <w:sz w:val="23"/>
               </w:rPr>
-              <w:t>Define duas fronteiras (behaviours do Elixir): uma para o fornecedor do modelo de linguagem (</w:t>
-            </w:r>
-            <w:r>
-              <w:rPr>
-                <w:rFonts w:ascii="Consolas" w:hAnsi="Consolas"/>
-                <w:b w:val="0"/>
-                <w:i w:val="0"/>
-                <w:color w:val="2A4A7F"/>
-                <w:sz w:val="22"/>
-              </w:rPr>
-              <w:t>Factory.Provider</w:t>
-            </w:r>
-            <w:r>
-              <w:rPr>
-                <w:b w:val="0"/>
-                <w:i w:val="0"/>
-                <w:color w:val="1F2328"/>
-                <w:sz w:val="23"/>
-              </w:rPr>
-              <w:t>) e outra para o gerador de embeddings (</w:t>
-            </w:r>
-            <w:r>
-              <w:rPr>
-                <w:rFonts w:ascii="Consolas" w:hAnsi="Consolas"/>
-                <w:b w:val="0"/>
-                <w:i w:val="0"/>
-                <w:color w:val="2A4A7F"/>
-                <w:sz w:val="22"/>
-              </w:rPr>
-              <w:t>Factory.Embedder</w:t>
-            </w:r>
-            <w:r>
-              <w:rPr>
-                <w:b w:val="0"/>
-                <w:i w:val="0"/>
-                <w:color w:val="1F2328"/>
-                <w:sz w:val="23"/>
-              </w:rPr>
-              <w:t>). Cada uma vem com um adaptador falso e determinístico, que é o padrão no ambiente de teste.</w:t>
+              <w:t>Cópia de segurança do banco</w:t>
             </w:r>
           </w:p>
           <w:p>
             <w:pPr>
-              <w:keepNext/>
-              <w:spacing w:before="0" w:after="80"/>
-            </w:pPr>
-            <w:r>
-              <w:rPr>
-                <w:b/>
-                <w:i w:val="0"/>
-                <w:color w:val="4A6FA5"/>
-                <w:sz w:val="22"/>
-              </w:rPr>
-              <w:t xml:space="preserve">Por que   </w:t>
-            </w:r>
-            <w:r>
-              <w:rPr>
-                <w:b w:val="0"/>
-                <w:i w:val="0"/>
-                <w:color w:val="1F2328"/>
-                <w:sz w:val="23"/>
-              </w:rPr>
-              <w:t>Garante R12 e R15: toda a governança fica do lado de cá da fronteira e é testada sem rede nem custo; trocar de fornecedor é trocar o adaptador, sem mexer no núcleo.</w:t>
-            </w:r>
-          </w:p>
-          <w:p>
-            <w:pPr>
-              <w:pStyle w:val="ListBullet"/>
-              <w:keepNext/>
-              <w:spacing w:after="20"/>
+              <w:spacing w:before="0" w:after="0"/>
             </w:pPr>
             <w:r>
               <w:rPr>
@@ -1727,122 +1335,16 @@
                 <w:b w:val="0"/>
                 <w:i w:val="0"/>
                 <w:color w:val="2A4A7F"/>
-                <w:sz w:val="20"/>
+                <w:sz w:val="19"/>
               </w:rPr>
-              <w:t>Factory.Provider.chat/2</w:t>
+              <w:t>mix factory.backup</w:t>
             </w:r>
             <w:r>
               <w:rPr>
                 <w:b w:val="0"/>
                 <w:i w:val="0"/>
-                <w:color w:val="1F2328"/>
-                <w:sz w:val="21"/>
-              </w:rPr>
-              <w:t xml:space="preserve"> é uma única volta síncrona; repetir e contar voltas é do laço do agente, não do adaptador</w:t>
-            </w:r>
-          </w:p>
-          <w:p>
-            <w:pPr>
-              <w:pStyle w:val="ListBullet"/>
-              <w:keepNext/>
-              <w:spacing w:after="20"/>
-            </w:pPr>
-            <w:r>
-              <w:rPr>
-                <w:rFonts w:ascii="Consolas" w:hAnsi="Consolas"/>
-                <w:b w:val="0"/>
-                <w:i w:val="0"/>
-                <w:color w:val="2A4A7F"/>
+                <w:color w:val="4A5160"/>
                 <w:sz w:val="20"/>
-              </w:rPr>
-              <w:t>Factory.Provider.Fake</w:t>
-            </w:r>
-            <w:r>
-              <w:rPr>
-                <w:b w:val="0"/>
-                <w:i w:val="0"/>
-                <w:color w:val="1F2328"/>
-                <w:sz w:val="21"/>
-              </w:rPr>
-              <w:t xml:space="preserve"> responde a partir de um roteiro declarado pelo teste e devolve </w:t>
-            </w:r>
-            <w:r>
-              <w:rPr>
-                <w:rFonts w:ascii="Consolas" w:hAnsi="Consolas"/>
-                <w:b w:val="0"/>
-                <w:i w:val="0"/>
-                <w:color w:val="2A4A7F"/>
-                <w:sz w:val="20"/>
-              </w:rPr>
-              <w:t>{:error, :script_exhausted}</w:t>
-            </w:r>
-            <w:r>
-              <w:rPr>
-                <w:b w:val="0"/>
-                <w:i w:val="0"/>
-                <w:color w:val="1F2328"/>
-                <w:sz w:val="21"/>
-              </w:rPr>
-              <w:t xml:space="preserve"> quando acaba — nunca inventa resposta</w:t>
-            </w:r>
-          </w:p>
-          <w:p>
-            <w:pPr>
-              <w:pStyle w:val="ListBullet"/>
-              <w:keepNext/>
-              <w:spacing w:after="20"/>
-            </w:pPr>
-            <w:r>
-              <w:rPr>
-                <w:rFonts w:ascii="Consolas" w:hAnsi="Consolas"/>
-                <w:b w:val="0"/>
-                <w:i w:val="0"/>
-                <w:color w:val="2A4A7F"/>
-                <w:sz w:val="20"/>
-              </w:rPr>
-              <w:t>Factory.Embedder.Fake</w:t>
-            </w:r>
-            <w:r>
-              <w:rPr>
-                <w:b w:val="0"/>
-                <w:i w:val="0"/>
-                <w:color w:val="1F2328"/>
-                <w:sz w:val="21"/>
-              </w:rPr>
-              <w:t xml:space="preserve"> gera vetores por hash: mesmo texto, mesmo vetor; textos diferentes, vetores diferentes</w:t>
-            </w:r>
-          </w:p>
-          <w:p>
-            <w:pPr>
-              <w:pStyle w:val="ListBullet"/>
-              <w:keepNext/>
-              <w:spacing w:after="20"/>
-            </w:pPr>
-            <w:r>
-              <w:rPr>
-                <w:b w:val="0"/>
-                <w:i w:val="0"/>
-                <w:color w:val="1F2328"/>
-                <w:sz w:val="21"/>
-              </w:rPr>
-              <w:t xml:space="preserve">A configuração de teste aponta </w:t>
-            </w:r>
-            <w:r>
-              <w:rPr>
-                <w:rFonts w:ascii="Consolas" w:hAnsi="Consolas"/>
-                <w:b w:val="0"/>
-                <w:i w:val="0"/>
-                <w:color w:val="2A4A7F"/>
-                <w:sz w:val="20"/>
-              </w:rPr>
-              <w:t>:provider</w:t>
-            </w:r>
-            <w:r>
-              <w:rPr>
-                <w:b w:val="0"/>
-                <w:i w:val="0"/>
-                <w:color w:val="1F2328"/>
-                <w:sz w:val="21"/>
               </w:rPr>
               <w:t xml:space="preserve"> e </w:t>
             </w:r>
@@ -1852,127 +1354,34 @@
                 <w:b w:val="0"/>
                 <w:i w:val="0"/>
                 <w:color w:val="2A4A7F"/>
-                <w:sz w:val="20"/>
+                <w:sz w:val="19"/>
               </w:rPr>
-              <w:t>:embedder</w:t>
+              <w:t>mix factory.restore</w:t>
             </w:r>
             <w:r>
               <w:rPr>
                 <w:b w:val="0"/>
                 <w:i w:val="0"/>
-                <w:color w:val="1F2328"/>
-                <w:sz w:val="21"/>
+                <w:color w:val="4A5160"/>
+                <w:sz w:val="20"/>
               </w:rPr>
-              <w:t xml:space="preserve"> para os falsos</w:t>
-            </w:r>
-          </w:p>
-          <w:p>
-            <w:pPr>
-              <w:keepNext/>
-              <w:spacing w:before="80" w:after="0"/>
-            </w:pPr>
-            <w:r>
-              <w:rPr>
-                <w:b/>
-                <w:i w:val="0"/>
-                <w:color w:val="4A6FA5"/>
-                <w:sz w:val="22"/>
-              </w:rPr>
-              <w:t xml:space="preserve">Verificar   </w:t>
-            </w:r>
-            <w:r>
-              <w:rPr>
-                <w:rFonts w:ascii="Consolas" w:hAnsi="Consolas"/>
-                <w:b w:val="0"/>
-                <w:i w:val="0"/>
-                <w:color w:val="1F2328"/>
-                <w:sz w:val="19"/>
-              </w:rPr>
-              <w:t>mix test test/factory/provider/fake_test.exs    mix test test/factory/embedder/fake_test.exs    mix test test/factory/embedder_test.exs</w:t>
-            </w:r>
-          </w:p>
-        </w:tc>
-      </w:tr>
-    </w:tbl>
-    <w:p>
-      <w:pPr>
-        <w:spacing w:before="0" w:after="120"/>
-      </w:pPr>
-    </w:p>
-    <w:tbl>
-      <w:tblPr>
-        <w:tblW w:type="auto" w:w="0"/>
-        <w:jc w:val="center"/>
-        <w:tblLayout w:type="fixed"/>
-        <w:tblLook w:firstColumn="1" w:firstRow="1" w:lastColumn="0" w:lastRow="0" w:noHBand="0" w:noVBand="1" w:val="04A0"/>
-        <w:tblBorders>
-          <w:top w:val="nil"/>
-          <w:left w:val="nil"/>
-          <w:bottom w:val="nil"/>
-          <w:right w:val="nil"/>
-          <w:insideH w:val="nil"/>
-          <w:insideV w:val="nil"/>
-        </w:tblBorders>
-      </w:tblPr>
-      <w:tblGrid>
-        <w:gridCol w:w="11622"/>
-        <w:gridCol w:w="3402"/>
-      </w:tblGrid>
-      <w:tr>
-        <w:trPr>
-          <w:cantSplit/>
-        </w:trPr>
-        <w:tc>
-          <w:tcPr>
-            <w:tcW w:type="dxa" w:w="11622"/>
-            <w:shd w:val="clear" w:color="auto" w:fill="1B2A41"/>
-            <w:tcMar>
-              <w:top w:w="158" w:type="dxa"/>
-              <w:left w:w="158" w:type="dxa"/>
-              <w:bottom w:w="158" w:type="dxa"/>
-              <w:right w:w="158" w:type="dxa"/>
-            </w:tcMar>
-          </w:tcPr>
-          <w:p>
-            <w:pPr>
-              <w:keepNext/>
-              <w:spacing w:before="0" w:after="0"/>
-            </w:pPr>
-            <w:r>
-              <w:rPr>
-                <w:rFonts w:ascii="Consolas" w:hAnsi="Consolas"/>
-                <w:b/>
-                <w:i w:val="0"/>
-                <w:color w:val="E9A23B"/>
-                <w:sz w:val="24"/>
-              </w:rPr>
-              <w:t xml:space="preserve">FAB-204   </w:t>
-            </w:r>
-            <w:r>
-              <w:rPr>
-                <w:b/>
-                <w:i w:val="0"/>
-                <w:color w:val="FFFFFF"/>
-                <w:sz w:val="27"/>
-              </w:rPr>
-              <w:t>Cópia de segurança do banco</w:t>
+              <w:t>, com ida e volta provada num estágio próprio da verificação.</w:t>
             </w:r>
           </w:p>
         </w:tc>
         <w:tc>
           <w:tcPr>
-            <w:tcW w:type="dxa" w:w="3402"/>
+            <w:tcW w:type="dxa" w:w="2551"/>
             <w:shd w:val="clear" w:color="auto" w:fill="2A9D8F"/>
             <w:tcMar>
-              <w:top w:w="158" w:type="dxa"/>
-              <w:left w:w="158" w:type="dxa"/>
-              <w:bottom w:w="158" w:type="dxa"/>
-              <w:right w:w="158" w:type="dxa"/>
+              <w:top w:w="68" w:type="dxa"/>
+              <w:left w:w="68" w:type="dxa"/>
+              <w:bottom w:w="68" w:type="dxa"/>
+              <w:right w:w="68" w:type="dxa"/>
             </w:tcMar>
           </w:tcPr>
           <w:p>
             <w:pPr>
-              <w:keepNext/>
               <w:spacing w:before="0" w:after="0"/>
               <w:jc w:val="center"/>
             </w:pPr>
@@ -1981,7 +1390,7 @@
                 <w:b/>
                 <w:i w:val="0"/>
                 <w:color w:val="FFFFFF"/>
-                <w:sz w:val="25"/>
+                <w:sz w:val="23"/>
               </w:rPr>
               <w:t>✓ Concluída</w:t>
             </w:r>
@@ -1994,361 +1403,100 @@
         </w:trPr>
         <w:tc>
           <w:tcPr>
-            <w:tcW w:type="dxa" w:w="15024"/>
-            <w:gridSpan w:val="2"/>
+            <w:tcW w:type="dxa" w:w="1701"/>
             <w:shd w:val="clear" w:color="auto" w:fill="F2F4F7"/>
             <w:tcMar>
-              <w:top w:w="198" w:type="dxa"/>
-              <w:left w:w="198" w:type="dxa"/>
-              <w:bottom w:w="198" w:type="dxa"/>
-              <w:right w:w="198" w:type="dxa"/>
+              <w:top w:w="68" w:type="dxa"/>
+              <w:left w:w="68" w:type="dxa"/>
+              <w:bottom w:w="68" w:type="dxa"/>
+              <w:right w:w="68" w:type="dxa"/>
             </w:tcMar>
           </w:tcPr>
           <w:p>
             <w:pPr>
-              <w:keepNext/>
-              <w:spacing w:before="0" w:after="80"/>
+              <w:spacing w:before="0" w:after="0"/>
+            </w:pPr>
+            <w:r>
+              <w:rPr>
+                <w:rFonts w:ascii="Consolas" w:hAnsi="Consolas"/>
+                <w:b/>
+                <w:i w:val="0"/>
+                <w:color w:val="4A6FA5"/>
+                <w:sz w:val="23"/>
+              </w:rPr>
+              <w:t>FAB-205</w:t>
+            </w:r>
+          </w:p>
+        </w:tc>
+        <w:tc>
+          <w:tcPr>
+            <w:tcW w:type="dxa" w:w="10772"/>
+            <w:shd w:val="clear" w:color="auto" w:fill="F2F4F7"/>
+            <w:tcMar>
+              <w:top w:w="68" w:type="dxa"/>
+              <w:left w:w="68" w:type="dxa"/>
+              <w:bottom w:w="68" w:type="dxa"/>
+              <w:right w:w="68" w:type="dxa"/>
+            </w:tcMar>
+          </w:tcPr>
+          <w:p>
+            <w:pPr>
+              <w:spacing w:before="0" w:after="20"/>
             </w:pPr>
             <w:r>
               <w:rPr>
                 <w:b/>
                 <w:i w:val="0"/>
-                <w:color w:val="4A6FA5"/>
-                <w:sz w:val="22"/>
+                <w:color w:val="1B2A41"/>
+                <w:sz w:val="23"/>
               </w:rPr>
-              <w:t xml:space="preserve">O que é   </w:t>
+              <w:t>MARCO E2 — a suíte roda sem internet e sem cota</w:t>
             </w:r>
+          </w:p>
+          <w:p>
+            <w:pPr>
+              <w:spacing w:before="0" w:after="0"/>
+            </w:pPr>
             <w:r>
               <w:rPr>
                 <w:b w:val="0"/>
                 <w:i w:val="0"/>
-                <w:color w:val="1F2328"/>
-                <w:sz w:val="23"/>
+                <w:color w:val="4A5160"/>
+                <w:sz w:val="20"/>
               </w:rPr>
-              <w:t xml:space="preserve">Adiciona </w:t>
-            </w:r>
-            <w:r>
-              <w:rPr>
-                <w:rFonts w:ascii="Consolas" w:hAnsi="Consolas"/>
-                <w:b w:val="0"/>
-                <w:i w:val="0"/>
-                <w:color w:val="2A4A7F"/>
-                <w:sz w:val="22"/>
-              </w:rPr>
-              <w:t>mix factory.backup</w:t>
-            </w:r>
-            <w:r>
-              <w:rPr>
-                <w:b w:val="0"/>
-                <w:i w:val="0"/>
-                <w:color w:val="1F2328"/>
-                <w:sz w:val="23"/>
-              </w:rPr>
-              <w:t xml:space="preserve"> (gera um dump do banco) e </w:t>
-            </w:r>
-            <w:r>
-              <w:rPr>
-                <w:rFonts w:ascii="Consolas" w:hAnsi="Consolas"/>
-                <w:b w:val="0"/>
-                <w:i w:val="0"/>
-                <w:color w:val="2A4A7F"/>
-                <w:sz w:val="22"/>
-              </w:rPr>
-              <w:t>mix factory.restore</w:t>
-            </w:r>
-            <w:r>
-              <w:rPr>
-                <w:b w:val="0"/>
-                <w:i w:val="0"/>
-                <w:color w:val="1F2328"/>
-                <w:sz w:val="23"/>
-              </w:rPr>
-              <w:t xml:space="preserve"> (restaura um dump, inclusive o mais recente com </w:t>
-            </w:r>
-            <w:r>
-              <w:rPr>
-                <w:rFonts w:ascii="Consolas" w:hAnsi="Consolas"/>
-                <w:b w:val="0"/>
-                <w:i w:val="0"/>
-                <w:color w:val="2A4A7F"/>
-                <w:sz w:val="22"/>
-              </w:rPr>
-              <w:t>--latest</w:t>
-            </w:r>
-            <w:r>
-              <w:rPr>
-                <w:b w:val="0"/>
-                <w:i w:val="0"/>
-                <w:color w:val="1F2328"/>
-                <w:sz w:val="23"/>
-              </w:rPr>
-              <w:t>). A ida e volta é provada por um teste que roda num estágio próprio da verificação.</w:t>
+              <w:t>Teste permanente que falha se houver tráfego de rede, cliente HTTP carregado ou chave de acesso no ambiente.</w:t>
             </w:r>
           </w:p>
+        </w:tc>
+        <w:tc>
+          <w:tcPr>
+            <w:tcW w:type="dxa" w:w="2551"/>
+            <w:shd w:val="clear" w:color="auto" w:fill="2A9D8F"/>
+            <w:tcMar>
+              <w:top w:w="68" w:type="dxa"/>
+              <w:left w:w="68" w:type="dxa"/>
+              <w:bottom w:w="68" w:type="dxa"/>
+              <w:right w:w="68" w:type="dxa"/>
+            </w:tcMar>
+          </w:tcPr>
           <w:p>
             <w:pPr>
-              <w:keepNext/>
-              <w:spacing w:before="0" w:after="80"/>
+              <w:spacing w:before="0" w:after="0"/>
+              <w:jc w:val="center"/>
             </w:pPr>
             <w:r>
               <w:rPr>
                 <w:b/>
                 <w:i w:val="0"/>
-                <w:color w:val="4A6FA5"/>
-                <w:sz w:val="22"/>
-              </w:rPr>
-              <w:t xml:space="preserve">Por que   </w:t>
-            </w:r>
-            <w:r>
-              <w:rPr>
-                <w:b w:val="0"/>
-                <w:i w:val="0"/>
-                <w:color w:val="1F2328"/>
+                <w:color w:val="FFFFFF"/>
                 <w:sz w:val="23"/>
               </w:rPr>
-              <w:t>Como todo o estado do sistema vive no banco, não perder trabalho exige cópia restaurável; o teste garante que o backup não é só um arquivo que parece válido.</w:t>
-            </w:r>
-          </w:p>
-          <w:p>
-            <w:pPr>
-              <w:pStyle w:val="ListBullet"/>
-              <w:keepNext/>
-              <w:spacing w:after="20"/>
-            </w:pPr>
-            <w:r>
-              <w:rPr>
-                <w:rFonts w:ascii="Consolas" w:hAnsi="Consolas"/>
-                <w:b w:val="0"/>
-                <w:i w:val="0"/>
-                <w:color w:val="2A4A7F"/>
-                <w:sz w:val="20"/>
-              </w:rPr>
-              <w:t>Factory.Backup.dump/1</w:t>
-            </w:r>
-            <w:r>
-              <w:rPr>
-                <w:b w:val="0"/>
-                <w:i w:val="0"/>
-                <w:color w:val="1F2328"/>
-                <w:sz w:val="21"/>
-              </w:rPr>
-              <w:t xml:space="preserve"> e </w:t>
-            </w:r>
-            <w:r>
-              <w:rPr>
-                <w:rFonts w:ascii="Consolas" w:hAnsi="Consolas"/>
-                <w:b w:val="0"/>
-                <w:i w:val="0"/>
-                <w:color w:val="2A4A7F"/>
-                <w:sz w:val="20"/>
-              </w:rPr>
-              <w:t>restore/2</w:t>
-            </w:r>
-            <w:r>
-              <w:rPr>
-                <w:b w:val="0"/>
-                <w:i w:val="0"/>
-                <w:color w:val="1F2328"/>
-                <w:sz w:val="21"/>
-              </w:rPr>
-              <w:t xml:space="preserve"> chamam </w:t>
-            </w:r>
-            <w:r>
-              <w:rPr>
-                <w:rFonts w:ascii="Consolas" w:hAnsi="Consolas"/>
-                <w:b w:val="0"/>
-                <w:i w:val="0"/>
-                <w:color w:val="2A4A7F"/>
-                <w:sz w:val="20"/>
-              </w:rPr>
-              <w:t>pg_dump</w:t>
-            </w:r>
-            <w:r>
-              <w:rPr>
-                <w:b w:val="0"/>
-                <w:i w:val="0"/>
-                <w:color w:val="1F2328"/>
-                <w:sz w:val="21"/>
-              </w:rPr>
-              <w:t>/</w:t>
-            </w:r>
-            <w:r>
-              <w:rPr>
-                <w:rFonts w:ascii="Consolas" w:hAnsi="Consolas"/>
-                <w:b w:val="0"/>
-                <w:i w:val="0"/>
-                <w:color w:val="2A4A7F"/>
-                <w:sz w:val="20"/>
-              </w:rPr>
-              <w:t>pg_restore</w:t>
-            </w:r>
-            <w:r>
-              <w:rPr>
-                <w:b w:val="0"/>
-                <w:i w:val="0"/>
-                <w:color w:val="1F2328"/>
-                <w:sz w:val="21"/>
-              </w:rPr>
-              <w:t xml:space="preserve"> em formato custom</w:t>
-            </w:r>
-          </w:p>
-          <w:p>
-            <w:pPr>
-              <w:pStyle w:val="ListBullet"/>
-              <w:keepNext/>
-              <w:spacing w:after="20"/>
-            </w:pPr>
-            <w:r>
-              <w:rPr>
-                <w:b w:val="0"/>
-                <w:i w:val="0"/>
-                <w:color w:val="1F2328"/>
-                <w:sz w:val="21"/>
-              </w:rPr>
-              <w:t xml:space="preserve">O caminho dos binários vem de </w:t>
-            </w:r>
-            <w:r>
-              <w:rPr>
-                <w:rFonts w:ascii="Consolas" w:hAnsi="Consolas"/>
-                <w:b w:val="0"/>
-                <w:i w:val="0"/>
-                <w:color w:val="2A4A7F"/>
-                <w:sz w:val="20"/>
-              </w:rPr>
-              <w:t>config :factory, :pg_bin</w:t>
-            </w:r>
-            <w:r>
-              <w:rPr>
-                <w:b w:val="0"/>
-                <w:i w:val="0"/>
-                <w:color w:val="1F2328"/>
-                <w:sz w:val="21"/>
-              </w:rPr>
-              <w:t>, nunca do PATH: cliente de versão errada gera dump que falha só na restauração</w:t>
-            </w:r>
-          </w:p>
-          <w:p>
-            <w:pPr>
-              <w:pStyle w:val="ListBullet"/>
-              <w:keepNext/>
-              <w:spacing w:after="20"/>
-            </w:pPr>
-            <w:r>
-              <w:rPr>
-                <w:b w:val="0"/>
-                <w:i w:val="0"/>
-                <w:color w:val="1F2328"/>
-                <w:sz w:val="21"/>
-              </w:rPr>
-              <w:t xml:space="preserve">Restauração usa </w:t>
-            </w:r>
-            <w:r>
-              <w:rPr>
-                <w:rFonts w:ascii="Consolas" w:hAnsi="Consolas"/>
-                <w:b w:val="0"/>
-                <w:i w:val="0"/>
-                <w:color w:val="2A4A7F"/>
-                <w:sz w:val="20"/>
-              </w:rPr>
-              <w:t>--clean --if-exists</w:t>
-            </w:r>
-            <w:r>
-              <w:rPr>
-                <w:b w:val="0"/>
-                <w:i w:val="0"/>
-                <w:color w:val="1F2328"/>
-                <w:sz w:val="21"/>
-              </w:rPr>
-              <w:t>, então é repetível</w:t>
-            </w:r>
-          </w:p>
-          <w:p>
-            <w:pPr>
-              <w:pStyle w:val="ListBullet"/>
-              <w:keepNext/>
-              <w:spacing w:after="20"/>
-            </w:pPr>
-            <w:r>
-              <w:rPr>
-                <w:b w:val="0"/>
-                <w:i w:val="0"/>
-                <w:color w:val="1F2328"/>
-                <w:sz w:val="21"/>
-              </w:rPr>
-              <w:t xml:space="preserve">O teste roda isolado como estágio </w:t>
-            </w:r>
-            <w:r>
-              <w:rPr>
-                <w:rFonts w:ascii="Consolas" w:hAnsi="Consolas"/>
-                <w:b w:val="0"/>
-                <w:i w:val="0"/>
-                <w:color w:val="2A4A7F"/>
-                <w:sz w:val="20"/>
-              </w:rPr>
-              <w:t>backup</w:t>
-            </w:r>
-            <w:r>
-              <w:rPr>
-                <w:b w:val="0"/>
-                <w:i w:val="0"/>
-                <w:color w:val="1F2328"/>
-                <w:sz w:val="21"/>
-              </w:rPr>
-              <w:t xml:space="preserve"> (</w:t>
-            </w:r>
-            <w:r>
-              <w:rPr>
-                <w:rFonts w:ascii="Consolas" w:hAnsi="Consolas"/>
-                <w:b w:val="0"/>
-                <w:i w:val="0"/>
-                <w:color w:val="2A4A7F"/>
-                <w:sz w:val="20"/>
-              </w:rPr>
-              <w:t>mix test.backup</w:t>
-            </w:r>
-            <w:r>
-              <w:rPr>
-                <w:b w:val="0"/>
-                <w:i w:val="0"/>
-                <w:color w:val="1F2328"/>
-                <w:sz w:val="21"/>
-              </w:rPr>
-              <w:t>), fora da suíte comum</w:t>
-            </w:r>
-          </w:p>
-          <w:p>
-            <w:pPr>
-              <w:keepNext/>
-              <w:spacing w:before="80" w:after="0"/>
-            </w:pPr>
-            <w:r>
-              <w:rPr>
-                <w:b/>
-                <w:i w:val="0"/>
-                <w:color w:val="4A6FA5"/>
-                <w:sz w:val="22"/>
-              </w:rPr>
-              <w:t xml:space="preserve">Verificar   </w:t>
-            </w:r>
-            <w:r>
-              <w:rPr>
-                <w:rFonts w:ascii="Consolas" w:hAnsi="Consolas"/>
-                <w:b w:val="0"/>
-                <w:i w:val="0"/>
-                <w:color w:val="1F2328"/>
-                <w:sz w:val="19"/>
-              </w:rPr>
-              <w:t>mix test.backup</w:t>
+              <w:t>✓ Concluída</w:t>
             </w:r>
           </w:p>
         </w:tc>
       </w:tr>
     </w:tbl>
-    <w:p>
-      <w:pPr>
-        <w:spacing w:before="0" w:after="120"/>
-      </w:pPr>
-    </w:p>
     <w:p>
       <w:pPr>
         <w:pageBreakBefore/>
@@ -3048,7 +2196,7 @@
                 <w:color w:val="1B2A41"/>
                 <w:sz w:val="56"/>
               </w:rPr>
-              <w:t>1,00</w:t>
+              <w:t>10</w:t>
             </w:r>
           </w:p>
           <w:p>
@@ -3062,7 +2210,7 @@
                 <w:color w:val="6B7480"/>
                 <w:sz w:val="22"/>
               </w:rPr>
-              <w:t>execuções por item</w:t>
+              <w:t>commits nesta etapa</w:t>
             </w:r>
           </w:p>
           <w:p>
@@ -3076,7 +2224,7 @@
                 <w:color w:val="2A9D8F"/>
                 <w:sz w:val="21"/>
               </w:rPr>
-              <w:t>critério: até 2</w:t>
+              <w:t>5 tarefas concluídas</w:t>
             </w:r>
           </w:p>
         </w:tc>
@@ -3124,20 +2272,6 @@
             </a:graphic>
           </wp:inline>
         </w:drawing>
-      </w:r>
-    </w:p>
-    <w:p>
-      <w:pPr>
-        <w:spacing w:before="40" w:after="80"/>
-      </w:pPr>
-      <w:r>
-        <w:rPr>
-          <w:b w:val="0"/>
-          <w:i w:val="0"/>
-          <w:color w:val="6B7480"/>
-          <w:sz w:val="21"/>
-        </w:rPr>
-        <w:t>Execuções por item: quantas vezes um agente precisou construir cada item até ele ser aprovado pelos dois portões.</w:t>
       </w:r>
     </w:p>
     <w:p>

--- a/apresentacao-orientador/relatorios-por-etapa/E2-fundacao.docx
+++ b/apresentacao-orientador/relatorios-por-etapa/E2-fundacao.docx
@@ -818,6 +818,866 @@
           <w:sz w:val="24"/>
         </w:rPr>
         <w:t>Backup e restauração do banco com ida e volta provada em estágio próprio da verificação.</w:t>
+      </w:r>
+    </w:p>
+    <w:p>
+      <w:pPr>
+        <w:pageBreakBefore/>
+        <w:spacing w:before="0" w:after="40"/>
+      </w:pPr>
+      <w:r>
+        <w:rPr>
+          <w:rFonts w:ascii="Cambria" w:hAnsi="Cambria"/>
+          <w:b/>
+          <w:i w:val="0"/>
+          <w:color w:val="1B2A41"/>
+          <w:sz w:val="48"/>
+        </w:rPr>
+        <w:t>Conceitos em 1 minuto</w:t>
+      </w:r>
+    </w:p>
+    <w:p>
+      <w:pPr>
+        <w:spacing w:before="0" w:after="200"/>
+      </w:pPr>
+      <w:r>
+        <w:rPr>
+          <w:b w:val="0"/>
+          <w:i w:val="0"/>
+          <w:color w:val="6B7480"/>
+          <w:sz w:val="25"/>
+        </w:rPr>
+        <w:t>Os termos que aparecem nesta etapa, explicados antes de serem usados.</w:t>
+      </w:r>
+    </w:p>
+    <w:tbl>
+      <w:tblPr>
+        <w:tblW w:type="auto" w:w="0"/>
+        <w:jc w:val="center"/>
+        <w:tblLayout w:type="fixed"/>
+        <w:tblLook w:firstColumn="1" w:firstRow="1" w:lastColumn="0" w:lastRow="0" w:noHBand="0" w:noVBand="1" w:val="04A0"/>
+        <w:tblBorders>
+          <w:top w:val="nil"/>
+          <w:left w:val="nil"/>
+          <w:bottom w:val="nil"/>
+          <w:right w:val="nil"/>
+          <w:insideH w:val="nil"/>
+          <w:insideV w:val="nil"/>
+        </w:tblBorders>
+      </w:tblPr>
+      <w:tblGrid>
+        <w:gridCol w:w="3402"/>
+        <w:gridCol w:w="11622"/>
+      </w:tblGrid>
+      <w:tr>
+        <w:trPr>
+          <w:cantSplit/>
+        </w:trPr>
+        <w:tc>
+          <w:tcPr>
+            <w:tcW w:type="dxa" w:w="3402"/>
+            <w:shd w:val="clear" w:color="auto" w:fill="1B2A41"/>
+            <w:tcMar>
+              <w:top w:w="124" w:type="dxa"/>
+              <w:left w:w="124" w:type="dxa"/>
+              <w:bottom w:w="124" w:type="dxa"/>
+              <w:right w:w="124" w:type="dxa"/>
+            </w:tcMar>
+          </w:tcPr>
+          <w:p>
+            <w:pPr>
+              <w:spacing w:before="0" w:after="0"/>
+            </w:pPr>
+            <w:r>
+              <w:rPr>
+                <w:b/>
+                <w:i w:val="0"/>
+                <w:color w:val="FFFFFF"/>
+                <w:sz w:val="25"/>
+              </w:rPr>
+              <w:t>Behaviour (interface)</w:t>
+            </w:r>
+          </w:p>
+        </w:tc>
+        <w:tc>
+          <w:tcPr>
+            <w:tcW w:type="dxa" w:w="11622"/>
+            <w:shd w:val="clear" w:color="auto" w:fill="F2F4F7"/>
+            <w:tcMar>
+              <w:top w:w="124" w:type="dxa"/>
+              <w:left w:w="124" w:type="dxa"/>
+              <w:bottom w:w="124" w:type="dxa"/>
+              <w:right w:w="124" w:type="dxa"/>
+            </w:tcMar>
+          </w:tcPr>
+          <w:p>
+            <w:pPr>
+              <w:spacing w:before="0" w:after="0"/>
+            </w:pPr>
+            <w:r>
+              <w:rPr>
+                <w:b w:val="0"/>
+                <w:i w:val="0"/>
+                <w:color w:val="1F2328"/>
+                <w:sz w:val="24"/>
+              </w:rPr>
+              <w:t>Lista de funções que um módulo promete implementar — como uma interface em Java. O núcleo depende dela, nunca de um fornecedor específico.</w:t>
+            </w:r>
+          </w:p>
+        </w:tc>
+      </w:tr>
+      <w:tr>
+        <w:trPr>
+          <w:cantSplit/>
+        </w:trPr>
+        <w:tc>
+          <w:tcPr>
+            <w:tcW w:type="dxa" w:w="3402"/>
+            <w:shd w:val="clear" w:color="auto" w:fill="1B2A41"/>
+            <w:tcMar>
+              <w:top w:w="124" w:type="dxa"/>
+              <w:left w:w="124" w:type="dxa"/>
+              <w:bottom w:w="124" w:type="dxa"/>
+              <w:right w:w="124" w:type="dxa"/>
+            </w:tcMar>
+          </w:tcPr>
+          <w:p>
+            <w:pPr>
+              <w:spacing w:before="0" w:after="0"/>
+            </w:pPr>
+            <w:r>
+              <w:rPr>
+                <w:b/>
+                <w:i w:val="0"/>
+                <w:color w:val="FFFFFF"/>
+                <w:sz w:val="25"/>
+              </w:rPr>
+              <w:t>Substituto falso</w:t>
+            </w:r>
+          </w:p>
+        </w:tc>
+        <w:tc>
+          <w:tcPr>
+            <w:tcW w:type="dxa" w:w="11622"/>
+            <w:shd w:val="clear" w:color="auto" w:fill="FFFFFF"/>
+            <w:tcMar>
+              <w:top w:w="124" w:type="dxa"/>
+              <w:left w:w="124" w:type="dxa"/>
+              <w:bottom w:w="124" w:type="dxa"/>
+              <w:right w:w="124" w:type="dxa"/>
+            </w:tcMar>
+          </w:tcPr>
+          <w:p>
+            <w:pPr>
+              <w:spacing w:before="0" w:after="0"/>
+            </w:pPr>
+            <w:r>
+              <w:rPr>
+                <w:b w:val="0"/>
+                <w:i w:val="0"/>
+                <w:color w:val="1F2328"/>
+                <w:sz w:val="24"/>
+              </w:rPr>
+              <w:t>Implementação simples e previsível da interface, sem rede e sem custo, usada nos testes. Diferente de um mock, ela funciona de verdade.</w:t>
+            </w:r>
+          </w:p>
+        </w:tc>
+      </w:tr>
+      <w:tr>
+        <w:trPr>
+          <w:cantSplit/>
+        </w:trPr>
+        <w:tc>
+          <w:tcPr>
+            <w:tcW w:type="dxa" w:w="3402"/>
+            <w:shd w:val="clear" w:color="auto" w:fill="1B2A41"/>
+            <w:tcMar>
+              <w:top w:w="124" w:type="dxa"/>
+              <w:left w:w="124" w:type="dxa"/>
+              <w:bottom w:w="124" w:type="dxa"/>
+              <w:right w:w="124" w:type="dxa"/>
+            </w:tcMar>
+          </w:tcPr>
+          <w:p>
+            <w:pPr>
+              <w:spacing w:before="0" w:after="0"/>
+            </w:pPr>
+            <w:r>
+              <w:rPr>
+                <w:b/>
+                <w:i w:val="0"/>
+                <w:color w:val="FFFFFF"/>
+                <w:sz w:val="25"/>
+              </w:rPr>
+              <w:t>Embedder</w:t>
+            </w:r>
+          </w:p>
+        </w:tc>
+        <w:tc>
+          <w:tcPr>
+            <w:tcW w:type="dxa" w:w="11622"/>
+            <w:shd w:val="clear" w:color="auto" w:fill="F2F4F7"/>
+            <w:tcMar>
+              <w:top w:w="124" w:type="dxa"/>
+              <w:left w:w="124" w:type="dxa"/>
+              <w:bottom w:w="124" w:type="dxa"/>
+              <w:right w:w="124" w:type="dxa"/>
+            </w:tcMar>
+          </w:tcPr>
+          <w:p>
+            <w:pPr>
+              <w:spacing w:before="0" w:after="0"/>
+            </w:pPr>
+            <w:r>
+              <w:rPr>
+                <w:b w:val="0"/>
+                <w:i w:val="0"/>
+                <w:color w:val="1F2328"/>
+                <w:sz w:val="24"/>
+              </w:rPr>
+              <w:t>Transforma texto em um vetor de números para buscar textos parecidos por significado. Será usado pela memória do projeto (E6).</w:t>
+            </w:r>
+          </w:p>
+        </w:tc>
+      </w:tr>
+      <w:tr>
+        <w:trPr>
+          <w:cantSplit/>
+        </w:trPr>
+        <w:tc>
+          <w:tcPr>
+            <w:tcW w:type="dxa" w:w="3402"/>
+            <w:shd w:val="clear" w:color="auto" w:fill="1B2A41"/>
+            <w:tcMar>
+              <w:top w:w="124" w:type="dxa"/>
+              <w:left w:w="124" w:type="dxa"/>
+              <w:bottom w:w="124" w:type="dxa"/>
+              <w:right w:w="124" w:type="dxa"/>
+            </w:tcMar>
+          </w:tcPr>
+          <w:p>
+            <w:pPr>
+              <w:spacing w:before="0" w:after="0"/>
+            </w:pPr>
+            <w:r>
+              <w:rPr>
+                <w:b/>
+                <w:i w:val="0"/>
+                <w:color w:val="FFFFFF"/>
+                <w:sz w:val="25"/>
+              </w:rPr>
+              <w:t>Token e cota</w:t>
+            </w:r>
+          </w:p>
+        </w:tc>
+        <w:tc>
+          <w:tcPr>
+            <w:tcW w:type="dxa" w:w="11622"/>
+            <w:shd w:val="clear" w:color="auto" w:fill="FFFFFF"/>
+            <w:tcMar>
+              <w:top w:w="124" w:type="dxa"/>
+              <w:left w:w="124" w:type="dxa"/>
+              <w:bottom w:w="124" w:type="dxa"/>
+              <w:right w:w="124" w:type="dxa"/>
+            </w:tcMar>
+          </w:tcPr>
+          <w:p>
+            <w:pPr>
+              <w:spacing w:before="0" w:after="0"/>
+            </w:pPr>
+            <w:r>
+              <w:rPr>
+                <w:b w:val="0"/>
+                <w:i w:val="0"/>
+                <w:color w:val="1F2328"/>
+                <w:sz w:val="24"/>
+              </w:rPr>
+              <w:t>O modelo de IA cobra por token (pedaço de texto). Sob assinatura, o limite é a cota de uso; por isso o custo é contado nas duas unidades.</w:t>
+            </w:r>
+          </w:p>
+        </w:tc>
+      </w:tr>
+      <w:tr>
+        <w:trPr>
+          <w:cantSplit/>
+        </w:trPr>
+        <w:tc>
+          <w:tcPr>
+            <w:tcW w:type="dxa" w:w="3402"/>
+            <w:shd w:val="clear" w:color="auto" w:fill="1B2A41"/>
+            <w:tcMar>
+              <w:top w:w="124" w:type="dxa"/>
+              <w:left w:w="124" w:type="dxa"/>
+              <w:bottom w:w="124" w:type="dxa"/>
+              <w:right w:w="124" w:type="dxa"/>
+            </w:tcMar>
+          </w:tcPr>
+          <w:p>
+            <w:pPr>
+              <w:spacing w:before="0" w:after="0"/>
+            </w:pPr>
+            <w:r>
+              <w:rPr>
+                <w:b/>
+                <w:i w:val="0"/>
+                <w:color w:val="FFFFFF"/>
+                <w:sz w:val="25"/>
+              </w:rPr>
+              <w:t>Migração</w:t>
+            </w:r>
+          </w:p>
+        </w:tc>
+        <w:tc>
+          <w:tcPr>
+            <w:tcW w:type="dxa" w:w="11622"/>
+            <w:shd w:val="clear" w:color="auto" w:fill="F2F4F7"/>
+            <w:tcMar>
+              <w:top w:w="124" w:type="dxa"/>
+              <w:left w:w="124" w:type="dxa"/>
+              <w:bottom w:w="124" w:type="dxa"/>
+              <w:right w:w="124" w:type="dxa"/>
+            </w:tcMar>
+          </w:tcPr>
+          <w:p>
+            <w:pPr>
+              <w:spacing w:before="0" w:after="0"/>
+            </w:pPr>
+            <w:r>
+              <w:rPr>
+                <w:b w:val="0"/>
+                <w:i w:val="0"/>
+                <w:color w:val="1F2328"/>
+                <w:sz w:val="24"/>
+              </w:rPr>
+              <w:t>Script versionado que cria as tabelas. Rodar as migrações em ordem reconstrói o banco do zero.</w:t>
+            </w:r>
+          </w:p>
+        </w:tc>
+      </w:tr>
+      <w:tr>
+        <w:trPr>
+          <w:cantSplit/>
+        </w:trPr>
+        <w:tc>
+          <w:tcPr>
+            <w:tcW w:type="dxa" w:w="3402"/>
+            <w:shd w:val="clear" w:color="auto" w:fill="1B2A41"/>
+            <w:tcMar>
+              <w:top w:w="124" w:type="dxa"/>
+              <w:left w:w="124" w:type="dxa"/>
+              <w:bottom w:w="124" w:type="dxa"/>
+              <w:right w:w="124" w:type="dxa"/>
+            </w:tcMar>
+          </w:tcPr>
+          <w:p>
+            <w:pPr>
+              <w:spacing w:before="0" w:after="0"/>
+            </w:pPr>
+            <w:r>
+              <w:rPr>
+                <w:b/>
+                <w:i w:val="0"/>
+                <w:color w:val="FFFFFF"/>
+                <w:sz w:val="25"/>
+              </w:rPr>
+              <w:t>pg_dump / pg_restore</w:t>
+            </w:r>
+          </w:p>
+        </w:tc>
+        <w:tc>
+          <w:tcPr>
+            <w:tcW w:type="dxa" w:w="11622"/>
+            <w:shd w:val="clear" w:color="auto" w:fill="FFFFFF"/>
+            <w:tcMar>
+              <w:top w:w="124" w:type="dxa"/>
+              <w:left w:w="124" w:type="dxa"/>
+              <w:bottom w:w="124" w:type="dxa"/>
+              <w:right w:w="124" w:type="dxa"/>
+            </w:tcMar>
+          </w:tcPr>
+          <w:p>
+            <w:pPr>
+              <w:spacing w:before="0" w:after="0"/>
+            </w:pPr>
+            <w:r>
+              <w:rPr>
+                <w:b w:val="0"/>
+                <w:i w:val="0"/>
+                <w:color w:val="1F2328"/>
+                <w:sz w:val="24"/>
+              </w:rPr>
+              <w:t>Ferramentas do PostgreSQL: a primeira copia o banco inteiro para um arquivo; a segunda reconstrói o banco a partir dele.</w:t>
+            </w:r>
+          </w:p>
+        </w:tc>
+      </w:tr>
+      <w:tr>
+        <w:trPr>
+          <w:cantSplit/>
+        </w:trPr>
+        <w:tc>
+          <w:tcPr>
+            <w:tcW w:type="dxa" w:w="3402"/>
+            <w:shd w:val="clear" w:color="auto" w:fill="1B2A41"/>
+            <w:tcMar>
+              <w:top w:w="124" w:type="dxa"/>
+              <w:left w:w="124" w:type="dxa"/>
+              <w:bottom w:w="124" w:type="dxa"/>
+              <w:right w:w="124" w:type="dxa"/>
+            </w:tcMar>
+          </w:tcPr>
+          <w:p>
+            <w:pPr>
+              <w:spacing w:before="0" w:after="0"/>
+            </w:pPr>
+            <w:r>
+              <w:rPr>
+                <w:b/>
+                <w:i w:val="0"/>
+                <w:color w:val="FFFFFF"/>
+                <w:sz w:val="25"/>
+              </w:rPr>
+              <w:t>Teste do marco</w:t>
+            </w:r>
+          </w:p>
+        </w:tc>
+        <w:tc>
+          <w:tcPr>
+            <w:tcW w:type="dxa" w:w="11622"/>
+            <w:shd w:val="clear" w:color="auto" w:fill="F2F4F7"/>
+            <w:tcMar>
+              <w:top w:w="124" w:type="dxa"/>
+              <w:left w:w="124" w:type="dxa"/>
+              <w:bottom w:w="124" w:type="dxa"/>
+              <w:right w:w="124" w:type="dxa"/>
+            </w:tcMar>
+          </w:tcPr>
+          <w:p>
+            <w:pPr>
+              <w:spacing w:before="0" w:after="0"/>
+            </w:pPr>
+            <w:r>
+              <w:rPr>
+                <w:b w:val="0"/>
+                <w:i w:val="0"/>
+                <w:color w:val="1F2328"/>
+                <w:sz w:val="24"/>
+              </w:rPr>
+              <w:t>Arquivo de testes automáticos que prova a entrega combinada da etapa e roda em toda verificação.</w:t>
+            </w:r>
+          </w:p>
+        </w:tc>
+      </w:tr>
+    </w:tbl>
+    <w:p>
+      <w:pPr>
+        <w:pageBreakBefore/>
+        <w:spacing w:before="0" w:after="40"/>
+      </w:pPr>
+      <w:r>
+        <w:rPr>
+          <w:rFonts w:ascii="Cambria" w:hAnsi="Cambria"/>
+          <w:b/>
+          <w:i w:val="0"/>
+          <w:color w:val="1B2A41"/>
+          <w:sz w:val="48"/>
+        </w:rPr>
+        <w:t>O banco de dados</w:t>
+      </w:r>
+    </w:p>
+    <w:p>
+      <w:pPr>
+        <w:spacing w:before="0" w:after="200"/>
+      </w:pPr>
+      <w:r>
+        <w:rPr>
+          <w:b w:val="0"/>
+          <w:i w:val="0"/>
+          <w:color w:val="6B7480"/>
+          <w:sz w:val="25"/>
+        </w:rPr>
+        <w:t>As 9 tabelas. O custo é gravado em usages, uma linha por volta do modelo.</w:t>
+      </w:r>
+    </w:p>
+    <w:p>
+      <w:pPr>
+        <w:jc w:val="center"/>
+      </w:pPr>
+      <w:r>
+        <w:drawing>
+          <wp:inline xmlns:a="http://schemas.openxmlformats.org/drawingml/2006/main" xmlns:pic="http://schemas.openxmlformats.org/drawingml/2006/picture">
+            <wp:extent cx="8639997" cy="3140836"/>
+            <wp:docPr id="3" name="Picture 3"/>
+            <wp:cNvGraphicFramePr>
+              <a:graphicFrameLocks noChangeAspect="1"/>
+            </wp:cNvGraphicFramePr>
+            <a:graphic>
+              <a:graphicData uri="http://schemas.openxmlformats.org/drawingml/2006/picture">
+                <pic:pic>
+                  <pic:nvPicPr>
+                    <pic:cNvPr id="0" name="E2-er-simples.png"/>
+                    <pic:cNvPicPr/>
+                  </pic:nvPicPr>
+                  <pic:blipFill>
+                    <a:blip r:embed="rId13"/>
+                    <a:stretch>
+                      <a:fillRect/>
+                    </a:stretch>
+                  </pic:blipFill>
+                  <pic:spPr>
+                    <a:xfrm>
+                      <a:off x="0" y="0"/>
+                      <a:ext cx="8639997" cy="3140836"/>
+                    </a:xfrm>
+                    <a:prstGeom prst="rect"/>
+                  </pic:spPr>
+                </pic:pic>
+              </a:graphicData>
+            </a:graphic>
+          </wp:inline>
+        </w:drawing>
+      </w:r>
+    </w:p>
+    <w:p>
+      <w:pPr>
+        <w:pStyle w:val="ListBullet"/>
+        <w:spacing w:after="40"/>
+      </w:pPr>
+      <w:r>
+        <w:rPr>
+          <w:b w:val="0"/>
+          <w:i w:val="0"/>
+          <w:color w:val="1F2328"/>
+          <w:sz w:val="24"/>
+        </w:rPr>
+        <w:t>usages guarda, por volta: tokens de entrada, lidos do cache, escritos no cache, de saída, custo em dólar e em cota.</w:t>
+      </w:r>
+    </w:p>
+    <w:p>
+      <w:pPr>
+        <w:pStyle w:val="ListBullet"/>
+        <w:spacing w:after="40"/>
+      </w:pPr>
+      <w:r>
+        <w:rPr>
+          <w:b w:val="0"/>
+          <w:i w:val="0"/>
+          <w:color w:val="1F2328"/>
+          <w:sz w:val="24"/>
+        </w:rPr>
+        <w:t>tasks guarda código, status (só os estados válidos — o banco recusa valor inventado) e tentativas.</w:t>
+      </w:r>
+    </w:p>
+    <w:p>
+      <w:pPr>
+        <w:pStyle w:val="ListBullet"/>
+        <w:spacing w:after="40"/>
+      </w:pPr>
+      <w:r>
+        <w:rPr>
+          <w:b w:val="0"/>
+          <w:i w:val="0"/>
+          <w:color w:val="1F2328"/>
+          <w:sz w:val="24"/>
+        </w:rPr>
+        <w:t>Cada retrabalho vira um ciclo novo em cycles: o custo de cada tentativa fica separado.</w:t>
+      </w:r>
+    </w:p>
+    <w:p>
+      <w:pPr>
+        <w:pageBreakBefore/>
+        <w:spacing w:before="0" w:after="40"/>
+      </w:pPr>
+      <w:r>
+        <w:rPr>
+          <w:rFonts w:ascii="Cambria" w:hAnsi="Cambria"/>
+          <w:b/>
+          <w:i w:val="0"/>
+          <w:color w:val="1B2A41"/>
+          <w:sz w:val="48"/>
+        </w:rPr>
+        <w:t>Do trabalho ao custo</w:t>
+      </w:r>
+    </w:p>
+    <w:p>
+      <w:pPr>
+        <w:spacing w:before="0" w:after="200"/>
+      </w:pPr>
+      <w:r>
+        <w:rPr>
+          <w:b w:val="0"/>
+          <w:i w:val="0"/>
+          <w:color w:val="6B7480"/>
+          <w:sz w:val="25"/>
+        </w:rPr>
+        <w:t>Tarefa → ciclos → chamadas ao modelo → voltas. Somando as voltas, sai o custo de tudo acima.</w:t>
+      </w:r>
+    </w:p>
+    <w:p>
+      <w:pPr>
+        <w:jc w:val="center"/>
+      </w:pPr>
+      <w:r>
+        <w:drawing>
+          <wp:inline xmlns:a="http://schemas.openxmlformats.org/drawingml/2006/main" xmlns:pic="http://schemas.openxmlformats.org/drawingml/2006/picture">
+            <wp:extent cx="7745255" cy="2700000"/>
+            <wp:docPr id="4" name="Picture 4"/>
+            <wp:cNvGraphicFramePr>
+              <a:graphicFrameLocks noChangeAspect="1"/>
+            </wp:cNvGraphicFramePr>
+            <a:graphic>
+              <a:graphicData uri="http://schemas.openxmlformats.org/drawingml/2006/picture">
+                <pic:pic>
+                  <pic:nvPicPr>
+                    <pic:cNvPr id="0" name="E2-hierarquia.png"/>
+                    <pic:cNvPicPr/>
+                  </pic:nvPicPr>
+                  <pic:blipFill>
+                    <a:blip r:embed="rId14"/>
+                    <a:stretch>
+                      <a:fillRect/>
+                    </a:stretch>
+                  </pic:blipFill>
+                  <pic:spPr>
+                    <a:xfrm>
+                      <a:off x="0" y="0"/>
+                      <a:ext cx="7745255" cy="2700000"/>
+                    </a:xfrm>
+                    <a:prstGeom prst="rect"/>
+                  </pic:spPr>
+                </pic:pic>
+              </a:graphicData>
+            </a:graphic>
+          </wp:inline>
+        </w:drawing>
+      </w:r>
+    </w:p>
+    <w:p>
+      <w:pPr>
+        <w:pStyle w:val="ListBullet"/>
+        <w:spacing w:after="40"/>
+      </w:pPr>
+      <w:r>
+        <w:rPr>
+          <w:b w:val="0"/>
+          <w:i w:val="0"/>
+          <w:color w:val="1F2328"/>
+          <w:sz w:val="24"/>
+        </w:rPr>
+        <w:t>Custo de cada volta em dólar (tokens × preço; leitura de cache custa 10%) e em cota (1 unidade = mil tokens do modelo mais barato).</w:t>
+      </w:r>
+    </w:p>
+    <w:p>
+      <w:pPr>
+        <w:pStyle w:val="ListBullet"/>
+        <w:spacing w:after="40"/>
+      </w:pPr>
+      <w:r>
+        <w:rPr>
+          <w:b w:val="0"/>
+          <w:i w:val="0"/>
+          <w:color w:val="1F2328"/>
+          <w:sz w:val="24"/>
+        </w:rPr>
+        <w:t>Modelo sem preço cadastrado gera erro — nunca um zero silencioso.</w:t>
+      </w:r>
+    </w:p>
+    <w:p>
+      <w:pPr>
+        <w:pageBreakBefore/>
+        <w:spacing w:before="0" w:after="40"/>
+      </w:pPr>
+      <w:r>
+        <w:rPr>
+          <w:rFonts w:ascii="Cambria" w:hAnsi="Cambria"/>
+          <w:b/>
+          <w:i w:val="0"/>
+          <w:color w:val="1B2A41"/>
+          <w:sz w:val="48"/>
+        </w:rPr>
+        <w:t>A tomada: fronteiras com o modelo</w:t>
+      </w:r>
+    </w:p>
+    <w:p>
+      <w:pPr>
+        <w:spacing w:before="0" w:after="200"/>
+      </w:pPr>
+      <w:r>
+        <w:rPr>
+          <w:b w:val="0"/>
+          <w:i w:val="0"/>
+          <w:color w:val="6B7480"/>
+          <w:sz w:val="25"/>
+        </w:rPr>
+        <w:t>O núcleo conhece só a interface. Atrás dela, nos testes, fica o substituto falso; na E3, os fornecedores reais.</w:t>
+      </w:r>
+    </w:p>
+    <w:p>
+      <w:pPr>
+        <w:jc w:val="center"/>
+      </w:pPr>
+      <w:r>
+        <w:drawing>
+          <wp:inline xmlns:a="http://schemas.openxmlformats.org/drawingml/2006/main" xmlns:pic="http://schemas.openxmlformats.org/drawingml/2006/picture">
+            <wp:extent cx="6877295" cy="2700000"/>
+            <wp:docPr id="5" name="Picture 5"/>
+            <wp:cNvGraphicFramePr>
+              <a:graphicFrameLocks noChangeAspect="1"/>
+            </wp:cNvGraphicFramePr>
+            <a:graphic>
+              <a:graphicData uri="http://schemas.openxmlformats.org/drawingml/2006/picture">
+                <pic:pic>
+                  <pic:nvPicPr>
+                    <pic:cNvPr id="0" name="E2-tomada.png"/>
+                    <pic:cNvPicPr/>
+                  </pic:nvPicPr>
+                  <pic:blipFill>
+                    <a:blip r:embed="rId15"/>
+                    <a:stretch>
+                      <a:fillRect/>
+                    </a:stretch>
+                  </pic:blipFill>
+                  <pic:spPr>
+                    <a:xfrm>
+                      <a:off x="0" y="0"/>
+                      <a:ext cx="6877295" cy="2700000"/>
+                    </a:xfrm>
+                    <a:prstGeom prst="rect"/>
+                  </pic:spPr>
+                </pic:pic>
+              </a:graphicData>
+            </a:graphic>
+          </wp:inline>
+        </w:drawing>
+      </w:r>
+    </w:p>
+    <w:p>
+      <w:pPr>
+        <w:pStyle w:val="ListBullet"/>
+        <w:spacing w:after="40"/>
+      </w:pPr>
+      <w:r>
+        <w:rPr>
+          <w:b w:val="0"/>
+          <w:i w:val="0"/>
+          <w:color w:val="1F2328"/>
+          <w:sz w:val="24"/>
+        </w:rPr>
+        <w:t>Provider: conversa com o modelo de IA. Embedder: transforma texto em números para a memória (E6).</w:t>
+      </w:r>
+    </w:p>
+    <w:p>
+      <w:pPr>
+        <w:pStyle w:val="ListBullet"/>
+        <w:spacing w:after="40"/>
+      </w:pPr>
+      <w:r>
+        <w:rPr>
+          <w:b w:val="0"/>
+          <w:i w:val="0"/>
+          <w:color w:val="1F2328"/>
+          <w:sz w:val="24"/>
+        </w:rPr>
+        <w:t>Por que falsos: o modelo real custa, depende da internet e responde diferente a cada vez; o falso é grátis, local e previsível.</w:t>
+      </w:r>
+    </w:p>
+    <w:p>
+      <w:pPr>
+        <w:pageBreakBefore/>
+        <w:spacing w:before="0" w:after="40"/>
+      </w:pPr>
+      <w:r>
+        <w:rPr>
+          <w:rFonts w:ascii="Cambria" w:hAnsi="Cambria"/>
+          <w:b/>
+          <w:i w:val="0"/>
+          <w:color w:val="1B2A41"/>
+          <w:sz w:val="48"/>
+        </w:rPr>
+        <w:t>Cópia de segurança</w:t>
+      </w:r>
+    </w:p>
+    <w:p>
+      <w:pPr>
+        <w:spacing w:before="0" w:after="200"/>
+      </w:pPr>
+      <w:r>
+        <w:rPr>
+          <w:b w:val="0"/>
+          <w:i w:val="0"/>
+          <w:color w:val="6B7480"/>
+          <w:sz w:val="25"/>
+        </w:rPr>
+        <w:t>pg_dump copia o banco para um arquivo datado; pg_restore reconstrói o banco a partir dele.</w:t>
+      </w:r>
+    </w:p>
+    <w:p>
+      <w:pPr>
+        <w:jc w:val="center"/>
+      </w:pPr>
+      <w:r>
+        <w:drawing>
+          <wp:inline xmlns:a="http://schemas.openxmlformats.org/drawingml/2006/main" xmlns:pic="http://schemas.openxmlformats.org/drawingml/2006/picture">
+            <wp:extent cx="8639994" cy="898217"/>
+            <wp:docPr id="6" name="Picture 6"/>
+            <wp:cNvGraphicFramePr>
+              <a:graphicFrameLocks noChangeAspect="1"/>
+            </wp:cNvGraphicFramePr>
+            <a:graphic>
+              <a:graphicData uri="http://schemas.openxmlformats.org/drawingml/2006/picture">
+                <pic:pic>
+                  <pic:nvPicPr>
+                    <pic:cNvPr id="0" name="E2-backup.png"/>
+                    <pic:cNvPicPr/>
+                  </pic:nvPicPr>
+                  <pic:blipFill>
+                    <a:blip r:embed="rId16"/>
+                    <a:stretch>
+                      <a:fillRect/>
+                    </a:stretch>
+                  </pic:blipFill>
+                  <pic:spPr>
+                    <a:xfrm>
+                      <a:off x="0" y="0"/>
+                      <a:ext cx="8639994" cy="898217"/>
+                    </a:xfrm>
+                    <a:prstGeom prst="rect"/>
+                  </pic:spPr>
+                </pic:pic>
+              </a:graphicData>
+            </a:graphic>
+          </wp:inline>
+        </w:drawing>
+      </w:r>
+    </w:p>
+    <w:p>
+      <w:pPr>
+        <w:pStyle w:val="ListBullet"/>
+        <w:spacing w:after="40"/>
+      </w:pPr>
+      <w:r>
+        <w:rPr>
+          <w:b w:val="0"/>
+          <w:i w:val="0"/>
+          <w:color w:val="1F2328"/>
+          <w:sz w:val="24"/>
+        </w:rPr>
+        <w:t>O teste grava uma tarefa, faz o backup, apaga tudo, restaura e confere que voltou idêntica — duas vezes seguidas.</w:t>
+      </w:r>
+    </w:p>
+    <w:p>
+      <w:pPr>
+        <w:pStyle w:val="ListBullet"/>
+        <w:spacing w:after="40"/>
+      </w:pPr>
+      <w:r>
+        <w:rPr>
+          <w:b w:val="0"/>
+          <w:i w:val="0"/>
+          <w:color w:val="1F2328"/>
+          <w:sz w:val="24"/>
+        </w:rPr>
+        <w:t>Roda separado dos outros testes porque restaurar apaga e recria as tabelas.</w:t>
       </w:r>
     </w:p>
     <w:p>
@@ -1581,7 +2441,7 @@
                 <w:b/>
                 <w:i w:val="0"/>
                 <w:color w:val="FFFFFF"/>
-                <w:sz w:val="32"/>
+                <w:sz w:val="30"/>
               </w:rPr>
               <w:t>Os testes rodam sem internet e sem consumir o serviço do modelo.</w:t>
             </w:r>
@@ -1591,7 +2451,7 @@
     </w:tbl>
     <w:p>
       <w:pPr>
-        <w:spacing w:before="0" w:after="160"/>
+        <w:spacing w:before="0" w:after="80"/>
       </w:pPr>
     </w:p>
     <w:p>
@@ -1600,24 +2460,77 @@
       </w:pPr>
       <w:r>
         <w:rPr>
+          <w:b w:val="0"/>
+          <w:i w:val="0"/>
+          <w:color w:val="1F2328"/>
+          <w:sz w:val="23"/>
+        </w:rPr>
+        <w:t>O arquivo test/factory/milestone_e2_test.exs é um teste automático cuja missão é provar a entrega da etapa. Ele faz três perguntas e roda em toda verificação: se alguém abrir caminho para a internet ou para uma senha, ele quebra.</w:t>
+      </w:r>
+    </w:p>
+    <w:p>
+      <w:pPr>
+        <w:jc w:val="center"/>
+      </w:pPr>
+      <w:r>
+        <w:drawing>
+          <wp:inline xmlns:a="http://schemas.openxmlformats.org/drawingml/2006/main" xmlns:pic="http://schemas.openxmlformats.org/drawingml/2006/picture">
+            <wp:extent cx="4450415" cy="1296000"/>
+            <wp:docPr id="7" name="Picture 7"/>
+            <wp:cNvGraphicFramePr>
+              <a:graphicFrameLocks noChangeAspect="1"/>
+            </wp:cNvGraphicFramePr>
+            <a:graphic>
+              <a:graphicData uri="http://schemas.openxmlformats.org/drawingml/2006/picture">
+                <pic:pic>
+                  <pic:nvPicPr>
+                    <pic:cNvPr id="0" name="E2-marco.png"/>
+                    <pic:cNvPicPr/>
+                  </pic:nvPicPr>
+                  <pic:blipFill>
+                    <a:blip r:embed="rId17"/>
+                    <a:stretch>
+                      <a:fillRect/>
+                    </a:stretch>
+                  </pic:blipFill>
+                  <pic:spPr>
+                    <a:xfrm>
+                      <a:off x="0" y="0"/>
+                      <a:ext cx="4450415" cy="1296000"/>
+                    </a:xfrm>
+                    <a:prstGeom prst="rect"/>
+                  </pic:spPr>
+                </pic:pic>
+              </a:graphicData>
+            </a:graphic>
+          </wp:inline>
+        </w:drawing>
+      </w:r>
+    </w:p>
+    <w:p>
+      <w:pPr>
+        <w:spacing w:before="0" w:after="40"/>
+      </w:pPr>
+      <w:r>
+        <w:rPr>
           <w:b/>
           <w:i w:val="0"/>
           <w:color w:val="1B2A41"/>
-          <w:sz w:val="28"/>
+          <w:sz w:val="26"/>
         </w:rPr>
         <w:t>O que o teste faz, passo a passo</w:t>
       </w:r>
     </w:p>
     <w:p>
       <w:pPr>
-        <w:spacing w:before="0" w:after="60"/>
+        <w:spacing w:before="0" w:after="40"/>
       </w:pPr>
       <w:r>
         <w:rPr>
           <w:b/>
           <w:i w:val="0"/>
           <w:color w:val="E9A23B"/>
-          <w:sz w:val="26"/>
+          <w:sz w:val="24"/>
         </w:rPr>
         <w:t xml:space="preserve">1.  </w:t>
       </w:r>
@@ -1626,59 +2539,21 @@
           <w:b w:val="0"/>
           <w:i w:val="0"/>
           <w:color w:val="1F2328"/>
-          <w:sz w:val="24"/>
+          <w:sz w:val="22"/>
         </w:rPr>
-        <w:t xml:space="preserve">Confere que toda requisição </w:t>
-      </w:r>
-      <w:r>
-        <w:rPr>
-          <w:rFonts w:ascii="Consolas" w:hAnsi="Consolas"/>
-          <w:b w:val="0"/>
-          <w:i w:val="0"/>
-          <w:color w:val="2A4A7F"/>
-          <w:sz w:val="23"/>
-        </w:rPr>
-        <w:t>Req</w:t>
-      </w:r>
-      <w:r>
-        <w:rPr>
-          <w:b w:val="0"/>
-          <w:i w:val="0"/>
-          <w:color w:val="1F2328"/>
-          <w:sz w:val="24"/>
-        </w:rPr>
-        <w:t xml:space="preserve"> cai num Plug (</w:t>
-      </w:r>
-      <w:r>
-        <w:rPr>
-          <w:rFonts w:ascii="Consolas" w:hAnsi="Consolas"/>
-          <w:b w:val="0"/>
-          <w:i w:val="0"/>
-          <w:color w:val="2A4A7F"/>
-          <w:sz w:val="23"/>
-        </w:rPr>
-        <w:t>Factory.NoNetwork</w:t>
-      </w:r>
-      <w:r>
-        <w:rPr>
-          <w:b w:val="0"/>
-          <w:i w:val="0"/>
-          <w:color w:val="1F2328"/>
-          <w:sz w:val="24"/>
-        </w:rPr>
-        <w:t>) que levanta erro em vez de responder</w:t>
+        <w:t>Algo sai da máquina? Toda requisição HTTP passa por um porteiro que explode nos testes — o teste tenta chamar a API real e confere a explosão. Nenhuma outra biblioteca de rede está carregada e nenhum código abre conexão por baixo.</w:t>
       </w:r>
     </w:p>
     <w:p>
       <w:pPr>
-        <w:spacing w:before="0" w:after="60"/>
+        <w:spacing w:before="0" w:after="40"/>
       </w:pPr>
       <w:r>
         <w:rPr>
           <w:b/>
           <w:i w:val="0"/>
           <w:color w:val="E9A23B"/>
-          <w:sz w:val="26"/>
+          <w:sz w:val="24"/>
         </w:rPr>
         <w:t xml:space="preserve">2.  </w:t>
       </w:r>
@@ -1687,21 +2562,21 @@
           <w:b w:val="0"/>
           <w:i w:val="0"/>
           <w:color w:val="1F2328"/>
-          <w:sz w:val="24"/>
+          <w:sz w:val="22"/>
         </w:rPr>
-        <w:t>Confere que nenhum cliente HTTP alheio (HTTPoison, Tesla, hackney…) está carregado ou rodando</w:t>
+        <w:t>Dá para gastar cota ou existe senha? Nenhum código lê variáveis de ambiente nem cita o nome da chave; nenhum arquivo contém algo com formato de chave; as variáveis de chave nem existem no ambiente dos testes.</w:t>
       </w:r>
     </w:p>
     <w:p>
       <w:pPr>
-        <w:spacing w:before="0" w:after="60"/>
+        <w:spacing w:before="0" w:after="40"/>
       </w:pPr>
       <w:r>
         <w:rPr>
           <w:b/>
           <w:i w:val="0"/>
           <w:color w:val="E9A23B"/>
-          <w:sz w:val="26"/>
+          <w:sz w:val="24"/>
         </w:rPr>
         <w:t xml:space="preserve">3.  </w:t>
       </w:r>
@@ -1710,169 +2585,9 @@
           <w:b w:val="0"/>
           <w:i w:val="0"/>
           <w:color w:val="1F2328"/>
-          <w:sz w:val="24"/>
+          <w:sz w:val="22"/>
         </w:rPr>
-        <w:t xml:space="preserve">Varre </w:t>
-      </w:r>
-      <w:r>
-        <w:rPr>
-          <w:rFonts w:ascii="Consolas" w:hAnsi="Consolas"/>
-          <w:b w:val="0"/>
-          <w:i w:val="0"/>
-          <w:color w:val="2A4A7F"/>
-          <w:sz w:val="23"/>
-        </w:rPr>
-        <w:t>lib/</w:t>
-      </w:r>
-      <w:r>
-        <w:rPr>
-          <w:b w:val="0"/>
-          <w:i w:val="0"/>
-          <w:color w:val="1F2328"/>
-          <w:sz w:val="24"/>
-        </w:rPr>
-        <w:t xml:space="preserve">: só os três adaptadores de rede citam </w:t>
-      </w:r>
-      <w:r>
-        <w:rPr>
-          <w:rFonts w:ascii="Consolas" w:hAnsi="Consolas"/>
-          <w:b w:val="0"/>
-          <w:i w:val="0"/>
-          <w:color w:val="2A4A7F"/>
-          <w:sz w:val="23"/>
-        </w:rPr>
-        <w:t>Req</w:t>
-      </w:r>
-      <w:r>
-        <w:rPr>
-          <w:b w:val="0"/>
-          <w:i w:val="0"/>
-          <w:color w:val="1F2328"/>
-          <w:sz w:val="24"/>
-        </w:rPr>
-        <w:t xml:space="preserve"> e ninguém abre socket à mão (</w:t>
-      </w:r>
-      <w:r>
-        <w:rPr>
-          <w:rFonts w:ascii="Consolas" w:hAnsi="Consolas"/>
-          <w:b w:val="0"/>
-          <w:i w:val="0"/>
-          <w:color w:val="2A4A7F"/>
-          <w:sz w:val="23"/>
-        </w:rPr>
-        <w:t>:gen_tcp</w:t>
-      </w:r>
-      <w:r>
-        <w:rPr>
-          <w:b w:val="0"/>
-          <w:i w:val="0"/>
-          <w:color w:val="1F2328"/>
-          <w:sz w:val="24"/>
-        </w:rPr>
-        <w:t xml:space="preserve">, </w:t>
-      </w:r>
-      <w:r>
-        <w:rPr>
-          <w:rFonts w:ascii="Consolas" w:hAnsi="Consolas"/>
-          <w:b w:val="0"/>
-          <w:i w:val="0"/>
-          <w:color w:val="2A4A7F"/>
-          <w:sz w:val="23"/>
-        </w:rPr>
-        <w:t>:httpc</w:t>
-      </w:r>
-      <w:r>
-        <w:rPr>
-          <w:b w:val="0"/>
-          <w:i w:val="0"/>
-          <w:color w:val="1F2328"/>
-          <w:sz w:val="24"/>
-        </w:rPr>
-        <w:t>)</w:t>
-      </w:r>
-    </w:p>
-    <w:p>
-      <w:pPr>
-        <w:spacing w:before="0" w:after="60"/>
-      </w:pPr>
-      <w:r>
-        <w:rPr>
-          <w:b/>
-          <w:i w:val="0"/>
-          <w:color w:val="E9A23B"/>
-          <w:sz w:val="26"/>
-        </w:rPr>
-        <w:t xml:space="preserve">4.  </w:t>
-      </w:r>
-      <w:r>
-        <w:rPr>
-          <w:b w:val="0"/>
-          <w:i w:val="0"/>
-          <w:color w:val="1F2328"/>
-          <w:sz w:val="24"/>
-        </w:rPr>
-        <w:t>Exatamente um módulo (</w:t>
-      </w:r>
-      <w:r>
-        <w:rPr>
-          <w:rFonts w:ascii="Consolas" w:hAnsi="Consolas"/>
-          <w:b w:val="0"/>
-          <w:i w:val="0"/>
-          <w:color w:val="2A4A7F"/>
-          <w:sz w:val="23"/>
-        </w:rPr>
-        <w:t>MessagesAPI</w:t>
-      </w:r>
-      <w:r>
-        <w:rPr>
-          <w:b w:val="0"/>
-          <w:i w:val="0"/>
-          <w:color w:val="1F2328"/>
-          <w:sz w:val="24"/>
-        </w:rPr>
-        <w:t xml:space="preserve">) lê variáveis de ambiente e cita </w:t>
-      </w:r>
-      <w:r>
-        <w:rPr>
-          <w:rFonts w:ascii="Consolas" w:hAnsi="Consolas"/>
-          <w:b w:val="0"/>
-          <w:i w:val="0"/>
-          <w:color w:val="2A4A7F"/>
-          <w:sz w:val="23"/>
-        </w:rPr>
-        <w:t>ANTHROPIC_API_KEY</w:t>
-      </w:r>
-      <w:r>
-        <w:rPr>
-          <w:b w:val="0"/>
-          <w:i w:val="0"/>
-          <w:color w:val="1F2328"/>
-          <w:sz w:val="24"/>
-        </w:rPr>
-        <w:t>; nenhum fonte contém chave literal</w:t>
-      </w:r>
-    </w:p>
-    <w:p>
-      <w:pPr>
-        <w:spacing w:before="0" w:after="60"/>
-      </w:pPr>
-      <w:r>
-        <w:rPr>
-          <w:b/>
-          <w:i w:val="0"/>
-          <w:color w:val="E9A23B"/>
-          <w:sz w:val="26"/>
-        </w:rPr>
-        <w:t xml:space="preserve">5.  </w:t>
-      </w:r>
-      <w:r>
-        <w:rPr>
-          <w:b w:val="0"/>
-          <w:i w:val="0"/>
-          <w:color w:val="1F2328"/>
-          <w:sz w:val="24"/>
-        </w:rPr>
-        <w:t>Os adaptadores configurados são os falsos e nenhuma biblioteca de modelo de embedding está carregada</w:t>
+        <w:t>Os testes usam os substitutos? O Provider e o Embedder configurados são os falsos, e nenhuma biblioteca de modelo de IA local está carregada.</w:t>
       </w:r>
     </w:p>
     <w:p>
@@ -2243,7 +2958,7 @@
         <w:drawing>
           <wp:inline xmlns:a="http://schemas.openxmlformats.org/drawingml/2006/main" xmlns:pic="http://schemas.openxmlformats.org/drawingml/2006/picture">
             <wp:extent cx="8280000" cy="2408727"/>
-            <wp:docPr id="3" name="Picture 3"/>
+            <wp:docPr id="8" name="Picture 8"/>
             <wp:cNvGraphicFramePr>
               <a:graphicFrameLocks noChangeAspect="1"/>
             </wp:cNvGraphicFramePr>
@@ -2255,7 +2970,7 @@
                     <pic:cNvPicPr/>
                   </pic:nvPicPr>
                   <pic:blipFill>
-                    <a:blip r:embed="rId13"/>
+                    <a:blip r:embed="rId18"/>
                     <a:stretch>
                       <a:fillRect/>
                     </a:stretch>
@@ -2455,7 +3170,7 @@
         <w:tc>
           <w:tcPr>
             <w:tcW w:type="dxa" w:w="1247"/>
-            <w:shd w:val="clear" w:color="auto" w:fill="2A9D8F"/>
+            <w:shd w:val="clear" w:color="auto" w:fill="E9A23B"/>
             <w:tcMar>
               <w:top w:w="113" w:type="dxa"/>
               <w:left w:w="113" w:type="dxa"/>
@@ -2510,7 +3225,7 @@
                 <w:color w:val="6B7480"/>
                 <w:sz w:val="22"/>
               </w:rPr>
-              <w:t>atendido — dois adaptadores, mesma fronteira</w:t>
+              <w:t>parcial — fronteira pronta; a troca real de fornecedor se prova na E3</w:t>
             </w:r>
           </w:p>
         </w:tc>

--- a/apresentacao-orientador/relatorios-por-etapa/E2-fundacao.docx
+++ b/apresentacao-orientador/relatorios-por-etapa/E2-fundacao.docx
@@ -387,17 +387,18 @@
         </w:tblBorders>
       </w:tblPr>
       <w:tblGrid>
-        <w:gridCol w:w="2504"/>
-        <w:gridCol w:w="2504"/>
-        <w:gridCol w:w="2504"/>
-        <w:gridCol w:w="2504"/>
-        <w:gridCol w:w="2504"/>
-        <w:gridCol w:w="2504"/>
+        <w:gridCol w:w="2146"/>
+        <w:gridCol w:w="2146"/>
+        <w:gridCol w:w="2146"/>
+        <w:gridCol w:w="2146"/>
+        <w:gridCol w:w="2146"/>
+        <w:gridCol w:w="2146"/>
+        <w:gridCol w:w="2146"/>
       </w:tblGrid>
       <w:tr>
         <w:tc>
           <w:tcPr>
-            <w:tcW w:type="dxa" w:w="2504"/>
+            <w:tcW w:type="dxa" w:w="2146"/>
             <w:shd w:val="clear" w:color="auto" w:fill="FFFFFF"/>
             <w:tcMar>
               <w:top w:w="85" w:type="dxa"/>
@@ -432,7 +433,7 @@
         </w:tc>
         <w:tc>
           <w:tcPr>
-            <w:tcW w:type="dxa" w:w="2504"/>
+            <w:tcW w:type="dxa" w:w="2146"/>
             <w:shd w:val="clear" w:color="auto" w:fill="FFFFFF"/>
             <w:tcMar>
               <w:top w:w="85" w:type="dxa"/>
@@ -461,13 +462,13 @@
                 <w:color w:val="1B2A41"/>
                 <w:sz w:val="23"/>
               </w:rPr>
-              <w:t>Como funciona</w:t>
+              <w:t>O problema</w:t>
             </w:r>
           </w:p>
         </w:tc>
         <w:tc>
           <w:tcPr>
-            <w:tcW w:type="dxa" w:w="2504"/>
+            <w:tcW w:type="dxa" w:w="2146"/>
             <w:shd w:val="clear" w:color="auto" w:fill="FFFFFF"/>
             <w:tcMar>
               <w:top w:w="85" w:type="dxa"/>
@@ -496,13 +497,13 @@
                 <w:color w:val="1B2A41"/>
                 <w:sz w:val="23"/>
               </w:rPr>
-              <w:t>Tarefa por tarefa</w:t>
+              <w:t>Conceitos</w:t>
             </w:r>
           </w:p>
         </w:tc>
         <w:tc>
           <w:tcPr>
-            <w:tcW w:type="dxa" w:w="2504"/>
+            <w:tcW w:type="dxa" w:w="2146"/>
             <w:shd w:val="clear" w:color="auto" w:fill="FFFFFF"/>
             <w:tcMar>
               <w:top w:w="85" w:type="dxa"/>
@@ -531,13 +532,13 @@
                 <w:color w:val="1B2A41"/>
                 <w:sz w:val="23"/>
               </w:rPr>
-              <w:t>Como se prova</w:t>
+              <w:t>As 4 peças</w:t>
             </w:r>
           </w:p>
         </w:tc>
         <w:tc>
           <w:tcPr>
-            <w:tcW w:type="dxa" w:w="2504"/>
+            <w:tcW w:type="dxa" w:w="2146"/>
             <w:shd w:val="clear" w:color="auto" w:fill="FFFFFF"/>
             <w:tcMar>
               <w:top w:w="85" w:type="dxa"/>
@@ -566,13 +567,13 @@
                 <w:color w:val="1B2A41"/>
                 <w:sz w:val="23"/>
               </w:rPr>
-              <w:t>Números</w:t>
+              <w:t>A prova</w:t>
             </w:r>
           </w:p>
         </w:tc>
         <w:tc>
           <w:tcPr>
-            <w:tcW w:type="dxa" w:w="2504"/>
+            <w:tcW w:type="dxa" w:w="2146"/>
             <w:shd w:val="clear" w:color="auto" w:fill="FFFFFF"/>
             <w:tcMar>
               <w:top w:w="85" w:type="dxa"/>
@@ -593,6 +594,41 @@
                 <w:sz w:val="28"/>
               </w:rPr>
               <w:t xml:space="preserve">6  </w:t>
+            </w:r>
+            <w:r>
+              <w:rPr>
+                <w:b/>
+                <w:i w:val="0"/>
+                <w:color w:val="1B2A41"/>
+                <w:sz w:val="23"/>
+              </w:rPr>
+              <w:t>Números</w:t>
+            </w:r>
+          </w:p>
+        </w:tc>
+        <w:tc>
+          <w:tcPr>
+            <w:tcW w:type="dxa" w:w="2146"/>
+            <w:shd w:val="clear" w:color="auto" w:fill="FFFFFF"/>
+            <w:tcMar>
+              <w:top w:w="85" w:type="dxa"/>
+              <w:left w:w="85" w:type="dxa"/>
+              <w:bottom w:w="85" w:type="dxa"/>
+              <w:right w:w="85" w:type="dxa"/>
+            </w:tcMar>
+          </w:tcPr>
+          <w:p>
+            <w:pPr>
+              <w:spacing w:before="0" w:after="0"/>
+            </w:pPr>
+            <w:r>
+              <w:rPr>
+                <w:b/>
+                <w:i w:val="0"/>
+                <w:color w:val="E9A23B"/>
+                <w:sz w:val="28"/>
+              </w:rPr>
+              <w:t xml:space="preserve">7  </w:t>
             </w:r>
             <w:r>
               <w:rPr>
@@ -634,7 +670,7 @@
           <w:color w:val="6B7480"/>
           <w:sz w:val="25"/>
         </w:rPr>
-        <w:t>O sistema é construído de baixo para cima; cada etapa acrescenta uma camada. Em destaque, a camada desta etapa.</w:t>
+        <w:t>O sistema é construído em degraus: cada etapa se apoia na anterior. A E2 acrescenta a base: banco, custo, fronteiras com o modelo, verificação e backup.</w:t>
       </w:r>
     </w:p>
     <w:p>
@@ -644,7 +680,7 @@
       <w:r>
         <w:drawing>
           <wp:inline xmlns:a="http://schemas.openxmlformats.org/drawingml/2006/main" xmlns:pic="http://schemas.openxmlformats.org/drawingml/2006/picture">
-            <wp:extent cx="7560000" cy="3190539"/>
+            <wp:extent cx="8640000" cy="3481473"/>
             <wp:docPr id="1" name="Picture 1"/>
             <wp:cNvGraphicFramePr>
               <a:graphicFrameLocks noChangeAspect="1"/>
@@ -665,7 +701,7 @@
                   <pic:spPr>
                     <a:xfrm>
                       <a:off x="0" y="0"/>
-                      <a:ext cx="7560000" cy="3190539"/>
+                      <a:ext cx="8640000" cy="3481473"/>
                     </a:xfrm>
                     <a:prstGeom prst="rect"/>
                   </pic:spPr>
@@ -689,7 +725,7 @@
           <w:color w:val="1B2A41"/>
           <w:sz w:val="48"/>
         </w:rPr>
-        <w:t>Como funciona</w:t>
+        <w:t>A ideia: que problema esta etapa resolve</w:t>
       </w:r>
     </w:p>
     <w:p>
@@ -703,123 +739,445 @@
           <w:color w:val="6B7480"/>
           <w:sz w:val="25"/>
         </w:rPr>
-        <w:t>O desenho mostra as peças desta etapa e como elas conversam.</w:t>
+        <w:t>Antes de construir os agentes, estes problemas precisavam estar resolvidos.</w:t>
       </w:r>
     </w:p>
-    <w:p>
-      <w:pPr>
+    <w:tbl>
+      <w:tblPr>
+        <w:tblW w:type="auto" w:w="0"/>
         <w:jc w:val="center"/>
-      </w:pPr>
-      <w:r>
-        <w:drawing>
-          <wp:inline xmlns:a="http://schemas.openxmlformats.org/drawingml/2006/main" xmlns:pic="http://schemas.openxmlformats.org/drawingml/2006/picture">
-            <wp:extent cx="8460000" cy="3689999"/>
-            <wp:docPr id="2" name="Picture 2"/>
-            <wp:cNvGraphicFramePr>
-              <a:graphicFrameLocks noChangeAspect="1"/>
-            </wp:cNvGraphicFramePr>
-            <a:graphic>
-              <a:graphicData uri="http://schemas.openxmlformats.org/drawingml/2006/picture">
-                <pic:pic>
-                  <pic:nvPicPr>
-                    <pic:cNvPr id="0" name="diag.png"/>
-                    <pic:cNvPicPr/>
-                  </pic:nvPicPr>
-                  <pic:blipFill>
-                    <a:blip r:embed="rId12"/>
-                    <a:stretch>
-                      <a:fillRect/>
-                    </a:stretch>
-                  </pic:blipFill>
-                  <pic:spPr>
-                    <a:xfrm>
-                      <a:off x="0" y="0"/>
-                      <a:ext cx="8460000" cy="3689999"/>
-                    </a:xfrm>
-                    <a:prstGeom prst="rect"/>
-                  </pic:spPr>
-                </pic:pic>
-              </a:graphicData>
-            </a:graphic>
-          </wp:inline>
-        </w:drawing>
-      </w:r>
-    </w:p>
-    <w:p>
-      <w:pPr>
-        <w:pStyle w:val="ListBullet"/>
-        <w:spacing w:after="40"/>
-      </w:pPr>
-      <w:r>
-        <w:rPr>
-          <w:b w:val="0"/>
-          <w:i w:val="0"/>
-          <w:color w:val="1F2328"/>
-          <w:sz w:val="24"/>
-        </w:rPr>
-        <w:t>Projeto Phoenix com verificação em um comando (mix factory.ci), do estágio mais barato ao mais caro.</w:t>
-      </w:r>
-    </w:p>
-    <w:p>
-      <w:pPr>
-        <w:pStyle w:val="ListBullet"/>
-        <w:spacing w:after="40"/>
-      </w:pPr>
-      <w:r>
-        <w:rPr>
-          <w:b w:val="0"/>
-          <w:i w:val="0"/>
-          <w:color w:val="1F2328"/>
-          <w:sz w:val="24"/>
-        </w:rPr>
-        <w:t>Esquema do banco com projetos, tarefas, ciclos, despachos e consumos, criado por migrações.</w:t>
-      </w:r>
-    </w:p>
-    <w:p>
-      <w:pPr>
-        <w:pStyle w:val="ListBullet"/>
-        <w:spacing w:after="40"/>
-      </w:pPr>
-      <w:r>
-        <w:rPr>
-          <w:b w:val="0"/>
-          <w:i w:val="0"/>
-          <w:color w:val="1F2328"/>
-          <w:sz w:val="24"/>
-        </w:rPr>
-        <w:t>Custo contado em duas unidades — cota da assinatura e dólar — a cada resposta do modelo (R10).</w:t>
-      </w:r>
-    </w:p>
-    <w:p>
-      <w:pPr>
-        <w:pStyle w:val="ListBullet"/>
-        <w:spacing w:after="40"/>
-      </w:pPr>
-      <w:r>
-        <w:rPr>
-          <w:b w:val="0"/>
-          <w:i w:val="0"/>
-          <w:color w:val="1F2328"/>
-          <w:sz w:val="24"/>
-        </w:rPr>
-        <w:t>Duas fronteiras (Provider e Embedder), cada uma com um adaptador falso que é o padrão nos testes (R12).</w:t>
-      </w:r>
-    </w:p>
-    <w:p>
-      <w:pPr>
-        <w:pStyle w:val="ListBullet"/>
-        <w:spacing w:after="40"/>
-      </w:pPr>
-      <w:r>
-        <w:rPr>
-          <w:b w:val="0"/>
-          <w:i w:val="0"/>
-          <w:color w:val="1F2328"/>
-          <w:sz w:val="24"/>
-        </w:rPr>
-        <w:t>Backup e restauração do banco com ida e volta provada em estágio próprio da verificação.</w:t>
-      </w:r>
-    </w:p>
+        <w:tblLayout w:type="fixed"/>
+        <w:tblLook w:firstColumn="1" w:firstRow="1" w:lastColumn="0" w:lastRow="0" w:noHBand="0" w:noVBand="1" w:val="04A0"/>
+        <w:tblBorders>
+          <w:top w:val="nil"/>
+          <w:left w:val="nil"/>
+          <w:bottom w:val="nil"/>
+          <w:right w:val="nil"/>
+          <w:insideH w:val="nil"/>
+          <w:insideV w:val="nil"/>
+        </w:tblBorders>
+      </w:tblPr>
+      <w:tblGrid>
+        <w:gridCol w:w="5386"/>
+        <w:gridCol w:w="4535"/>
+        <w:gridCol w:w="5102"/>
+      </w:tblGrid>
+      <w:tr>
+        <w:trPr>
+          <w:cantSplit/>
+        </w:trPr>
+        <w:tc>
+          <w:tcPr>
+            <w:tcW w:type="dxa" w:w="5386"/>
+            <w:shd w:val="clear" w:color="auto" w:fill="1B2A41"/>
+            <w:tcMar>
+              <w:top w:w="124" w:type="dxa"/>
+              <w:left w:w="124" w:type="dxa"/>
+              <w:bottom w:w="124" w:type="dxa"/>
+              <w:right w:w="124" w:type="dxa"/>
+            </w:tcMar>
+          </w:tcPr>
+          <w:p>
+            <w:pPr>
+              <w:spacing w:before="0" w:after="0"/>
+            </w:pPr>
+            <w:r>
+              <w:rPr>
+                <w:b/>
+                <w:i w:val="0"/>
+                <w:color w:val="FFFFFF"/>
+                <w:sz w:val="23"/>
+              </w:rPr>
+              <w:t>Problema</w:t>
+            </w:r>
+          </w:p>
+        </w:tc>
+        <w:tc>
+          <w:tcPr>
+            <w:tcW w:type="dxa" w:w="4535"/>
+            <w:shd w:val="clear" w:color="auto" w:fill="1B2A41"/>
+            <w:tcMar>
+              <w:top w:w="124" w:type="dxa"/>
+              <w:left w:w="124" w:type="dxa"/>
+              <w:bottom w:w="124" w:type="dxa"/>
+              <w:right w:w="124" w:type="dxa"/>
+            </w:tcMar>
+          </w:tcPr>
+          <w:p>
+            <w:pPr>
+              <w:spacing w:before="0" w:after="0"/>
+            </w:pPr>
+            <w:r>
+              <w:rPr>
+                <w:b/>
+                <w:i w:val="0"/>
+                <w:color w:val="FFFFFF"/>
+                <w:sz w:val="23"/>
+              </w:rPr>
+              <w:t>Sem resolver agora…</w:t>
+            </w:r>
+          </w:p>
+        </w:tc>
+        <w:tc>
+          <w:tcPr>
+            <w:tcW w:type="dxa" w:w="5102"/>
+            <w:shd w:val="clear" w:color="auto" w:fill="1B2A41"/>
+            <w:tcMar>
+              <w:top w:w="124" w:type="dxa"/>
+              <w:left w:w="124" w:type="dxa"/>
+              <w:bottom w:w="124" w:type="dxa"/>
+              <w:right w:w="124" w:type="dxa"/>
+            </w:tcMar>
+          </w:tcPr>
+          <w:p>
+            <w:pPr>
+              <w:spacing w:before="0" w:after="0"/>
+            </w:pPr>
+            <w:r>
+              <w:rPr>
+                <w:b/>
+                <w:i w:val="0"/>
+                <w:color w:val="FFFFFF"/>
+                <w:sz w:val="23"/>
+              </w:rPr>
+              <w:t>O que a etapa constrói</w:t>
+            </w:r>
+          </w:p>
+        </w:tc>
+      </w:tr>
+      <w:tr>
+        <w:trPr>
+          <w:cantSplit/>
+        </w:trPr>
+        <w:tc>
+          <w:tcPr>
+            <w:tcW w:type="dxa" w:w="5386"/>
+            <w:shd w:val="clear" w:color="auto" w:fill="F2F4F7"/>
+            <w:tcMar>
+              <w:top w:w="124" w:type="dxa"/>
+              <w:left w:w="124" w:type="dxa"/>
+              <w:bottom w:w="124" w:type="dxa"/>
+              <w:right w:w="124" w:type="dxa"/>
+            </w:tcMar>
+          </w:tcPr>
+          <w:p>
+            <w:pPr>
+              <w:spacing w:before="0" w:after="0"/>
+            </w:pPr>
+            <w:r>
+              <w:rPr>
+                <w:b/>
+                <w:i w:val="0"/>
+                <w:color w:val="1F2328"/>
+                <w:sz w:val="24"/>
+              </w:rPr>
+              <w:t>Cada chamada ao modelo de IA custa (dinheiro ou cota da assinatura)</w:t>
+            </w:r>
+          </w:p>
+        </w:tc>
+        <w:tc>
+          <w:tcPr>
+            <w:tcW w:type="dxa" w:w="4535"/>
+            <w:shd w:val="clear" w:color="auto" w:fill="F2F4F7"/>
+            <w:tcMar>
+              <w:top w:w="124" w:type="dxa"/>
+              <w:left w:w="124" w:type="dxa"/>
+              <w:bottom w:w="124" w:type="dxa"/>
+              <w:right w:w="124" w:type="dxa"/>
+            </w:tcMar>
+          </w:tcPr>
+          <w:p>
+            <w:pPr>
+              <w:spacing w:before="0" w:after="0"/>
+            </w:pPr>
+            <w:r>
+              <w:rPr>
+                <w:b w:val="0"/>
+                <w:i w:val="0"/>
+                <w:color w:val="6B7480"/>
+                <w:sz w:val="24"/>
+              </w:rPr>
+              <w:t>não dá para saber quanto cada tarefa custou nem impor teto de gasto (E4)</w:t>
+            </w:r>
+          </w:p>
+        </w:tc>
+        <w:tc>
+          <w:tcPr>
+            <w:tcW w:type="dxa" w:w="5102"/>
+            <w:shd w:val="clear" w:color="auto" w:fill="F2F4F7"/>
+            <w:tcMar>
+              <w:top w:w="124" w:type="dxa"/>
+              <w:left w:w="124" w:type="dxa"/>
+              <w:bottom w:w="124" w:type="dxa"/>
+              <w:right w:w="124" w:type="dxa"/>
+            </w:tcMar>
+          </w:tcPr>
+          <w:p>
+            <w:pPr>
+              <w:spacing w:before="0" w:after="0"/>
+            </w:pPr>
+            <w:r>
+              <w:rPr>
+                <w:b/>
+                <w:i w:val="0"/>
+                <w:color w:val="2A9D8F"/>
+                <w:sz w:val="24"/>
+              </w:rPr>
+              <w:t>uma tabela que grava o custo de cada chamada</w:t>
+            </w:r>
+          </w:p>
+        </w:tc>
+      </w:tr>
+      <w:tr>
+        <w:trPr>
+          <w:cantSplit/>
+        </w:trPr>
+        <w:tc>
+          <w:tcPr>
+            <w:tcW w:type="dxa" w:w="5386"/>
+            <w:shd w:val="clear" w:color="auto" w:fill="FFFFFF"/>
+            <w:tcMar>
+              <w:top w:w="124" w:type="dxa"/>
+              <w:left w:w="124" w:type="dxa"/>
+              <w:bottom w:w="124" w:type="dxa"/>
+              <w:right w:w="124" w:type="dxa"/>
+            </w:tcMar>
+          </w:tcPr>
+          <w:p>
+            <w:pPr>
+              <w:spacing w:before="0" w:after="0"/>
+            </w:pPr>
+            <w:r>
+              <w:rPr>
+                <w:b/>
+                <w:i w:val="0"/>
+                <w:color w:val="1F2328"/>
+                <w:sz w:val="24"/>
+              </w:rPr>
+              <w:t>O modelo está na internet e responde diferente a cada vez</w:t>
+            </w:r>
+          </w:p>
+        </w:tc>
+        <w:tc>
+          <w:tcPr>
+            <w:tcW w:type="dxa" w:w="4535"/>
+            <w:shd w:val="clear" w:color="auto" w:fill="FFFFFF"/>
+            <w:tcMar>
+              <w:top w:w="124" w:type="dxa"/>
+              <w:left w:w="124" w:type="dxa"/>
+              <w:bottom w:w="124" w:type="dxa"/>
+              <w:right w:w="124" w:type="dxa"/>
+            </w:tcMar>
+          </w:tcPr>
+          <w:p>
+            <w:pPr>
+              <w:spacing w:before="0" w:after="0"/>
+            </w:pPr>
+            <w:r>
+              <w:rPr>
+                <w:b w:val="0"/>
+                <w:i w:val="0"/>
+                <w:color w:val="6B7480"/>
+                <w:sz w:val="24"/>
+              </w:rPr>
+              <w:t>testes lentos, caros e imprevisíveis</w:t>
+            </w:r>
+          </w:p>
+        </w:tc>
+        <w:tc>
+          <w:tcPr>
+            <w:tcW w:type="dxa" w:w="5102"/>
+            <w:shd w:val="clear" w:color="auto" w:fill="FFFFFF"/>
+            <w:tcMar>
+              <w:top w:w="124" w:type="dxa"/>
+              <w:left w:w="124" w:type="dxa"/>
+              <w:bottom w:w="124" w:type="dxa"/>
+              <w:right w:w="124" w:type="dxa"/>
+            </w:tcMar>
+          </w:tcPr>
+          <w:p>
+            <w:pPr>
+              <w:spacing w:before="0" w:after="0"/>
+            </w:pPr>
+            <w:r>
+              <w:rPr>
+                <w:b/>
+                <w:i w:val="0"/>
+                <w:color w:val="2A9D8F"/>
+                <w:sz w:val="24"/>
+              </w:rPr>
+              <w:t>substitutos falsos: grátis, locais e previsíveis</w:t>
+            </w:r>
+          </w:p>
+        </w:tc>
+      </w:tr>
+      <w:tr>
+        <w:trPr>
+          <w:cantSplit/>
+        </w:trPr>
+        <w:tc>
+          <w:tcPr>
+            <w:tcW w:type="dxa" w:w="5386"/>
+            <w:shd w:val="clear" w:color="auto" w:fill="F2F4F7"/>
+            <w:tcMar>
+              <w:top w:w="124" w:type="dxa"/>
+              <w:left w:w="124" w:type="dxa"/>
+              <w:bottom w:w="124" w:type="dxa"/>
+              <w:right w:w="124" w:type="dxa"/>
+            </w:tcMar>
+          </w:tcPr>
+          <w:p>
+            <w:pPr>
+              <w:spacing w:before="0" w:after="0"/>
+            </w:pPr>
+            <w:r>
+              <w:rPr>
+                <w:b/>
+                <w:i w:val="0"/>
+                <w:color w:val="1F2328"/>
+                <w:sz w:val="24"/>
+              </w:rPr>
+              <w:t>Todo o estado do sistema mora num banco de dados</w:t>
+            </w:r>
+          </w:p>
+        </w:tc>
+        <w:tc>
+          <w:tcPr>
+            <w:tcW w:type="dxa" w:w="4535"/>
+            <w:shd w:val="clear" w:color="auto" w:fill="F2F4F7"/>
+            <w:tcMar>
+              <w:top w:w="124" w:type="dxa"/>
+              <w:left w:w="124" w:type="dxa"/>
+              <w:bottom w:w="124" w:type="dxa"/>
+              <w:right w:w="124" w:type="dxa"/>
+            </w:tcMar>
+          </w:tcPr>
+          <w:p>
+            <w:pPr>
+              <w:spacing w:before="0" w:after="0"/>
+            </w:pPr>
+            <w:r>
+              <w:rPr>
+                <w:b w:val="0"/>
+                <w:i w:val="0"/>
+                <w:color w:val="6B7480"/>
+                <w:sz w:val="24"/>
+              </w:rPr>
+              <w:t>uma falha ou um erro apaga o trabalho</w:t>
+            </w:r>
+          </w:p>
+        </w:tc>
+        <w:tc>
+          <w:tcPr>
+            <w:tcW w:type="dxa" w:w="5102"/>
+            <w:shd w:val="clear" w:color="auto" w:fill="F2F4F7"/>
+            <w:tcMar>
+              <w:top w:w="124" w:type="dxa"/>
+              <w:left w:w="124" w:type="dxa"/>
+              <w:bottom w:w="124" w:type="dxa"/>
+              <w:right w:w="124" w:type="dxa"/>
+            </w:tcMar>
+          </w:tcPr>
+          <w:p>
+            <w:pPr>
+              <w:spacing w:before="0" w:after="0"/>
+            </w:pPr>
+            <w:r>
+              <w:rPr>
+                <w:b/>
+                <w:i w:val="0"/>
+                <w:color w:val="2A9D8F"/>
+                <w:sz w:val="24"/>
+              </w:rPr>
+              <w:t>cópia de segurança com restauração testada</w:t>
+            </w:r>
+          </w:p>
+        </w:tc>
+      </w:tr>
+      <w:tr>
+        <w:trPr>
+          <w:cantSplit/>
+        </w:trPr>
+        <w:tc>
+          <w:tcPr>
+            <w:tcW w:type="dxa" w:w="5386"/>
+            <w:shd w:val="clear" w:color="auto" w:fill="FFFFFF"/>
+            <w:tcMar>
+              <w:top w:w="124" w:type="dxa"/>
+              <w:left w:w="124" w:type="dxa"/>
+              <w:bottom w:w="124" w:type="dxa"/>
+              <w:right w:w="124" w:type="dxa"/>
+            </w:tcMar>
+          </w:tcPr>
+          <w:p>
+            <w:pPr>
+              <w:spacing w:before="0" w:after="0"/>
+            </w:pPr>
+            <w:r>
+              <w:rPr>
+                <w:b/>
+                <w:i w:val="0"/>
+                <w:color w:val="1F2328"/>
+                <w:sz w:val="24"/>
+              </w:rPr>
+              <w:t>Qualidade depende de alguém lembrar de rodar checagens</w:t>
+            </w:r>
+          </w:p>
+        </w:tc>
+        <w:tc>
+          <w:tcPr>
+            <w:tcW w:type="dxa" w:w="4535"/>
+            <w:shd w:val="clear" w:color="auto" w:fill="FFFFFF"/>
+            <w:tcMar>
+              <w:top w:w="124" w:type="dxa"/>
+              <w:left w:w="124" w:type="dxa"/>
+              <w:bottom w:w="124" w:type="dxa"/>
+              <w:right w:w="124" w:type="dxa"/>
+            </w:tcMar>
+          </w:tcPr>
+          <w:p>
+            <w:pPr>
+              <w:spacing w:before="0" w:after="0"/>
+            </w:pPr>
+            <w:r>
+              <w:rPr>
+                <w:b w:val="0"/>
+                <w:i w:val="0"/>
+                <w:color w:val="6B7480"/>
+                <w:sz w:val="24"/>
+              </w:rPr>
+              <w:t>erro passa despercebido</w:t>
+            </w:r>
+          </w:p>
+        </w:tc>
+        <w:tc>
+          <w:tcPr>
+            <w:tcW w:type="dxa" w:w="5102"/>
+            <w:shd w:val="clear" w:color="auto" w:fill="FFFFFF"/>
+            <w:tcMar>
+              <w:top w:w="124" w:type="dxa"/>
+              <w:left w:w="124" w:type="dxa"/>
+              <w:bottom w:w="124" w:type="dxa"/>
+              <w:right w:w="124" w:type="dxa"/>
+            </w:tcMar>
+          </w:tcPr>
+          <w:p>
+            <w:pPr>
+              <w:spacing w:before="0" w:after="0"/>
+            </w:pPr>
+            <w:r>
+              <w:rPr>
+                <w:b/>
+                <w:i w:val="0"/>
+                <w:color w:val="2A9D8F"/>
+                <w:sz w:val="24"/>
+              </w:rPr>
+              <w:t>um comando que roda todas as checagens em ordem</w:t>
+            </w:r>
+          </w:p>
+        </w:tc>
+      </w:tr>
+    </w:tbl>
     <w:p>
       <w:pPr>
         <w:pageBreakBefore/>
@@ -1282,7 +1640,7 @@
           <w:color w:val="1B2A41"/>
           <w:sz w:val="48"/>
         </w:rPr>
-        <w:t>O banco de dados</w:t>
+        <w:t>Peça 1 · Verificação em um comando</w:t>
       </w:r>
     </w:p>
     <w:p>
@@ -1296,7 +1654,7 @@
           <w:color w:val="6B7480"/>
           <w:sz w:val="25"/>
         </w:rPr>
-        <w:t>As 9 tabelas. O custo é gravado em usages, uma linha por volta do modelo.</w:t>
+        <w:t>Um único comando, mix factory.ci, diz se o projeto está saudável: roda seis checagens em ordem e para na primeira que falhar.</w:t>
       </w:r>
     </w:p>
     <w:p>
@@ -1306,8 +1664,8 @@
       <w:r>
         <w:drawing>
           <wp:inline xmlns:a="http://schemas.openxmlformats.org/drawingml/2006/main" xmlns:pic="http://schemas.openxmlformats.org/drawingml/2006/picture">
-            <wp:extent cx="8639997" cy="3140836"/>
-            <wp:docPr id="3" name="Picture 3"/>
+            <wp:extent cx="8405584" cy="1512000"/>
+            <wp:docPr id="2" name="Picture 2"/>
             <wp:cNvGraphicFramePr>
               <a:graphicFrameLocks noChangeAspect="1"/>
             </wp:cNvGraphicFramePr>
@@ -1315,11 +1673,11 @@
               <a:graphicData uri="http://schemas.openxmlformats.org/drawingml/2006/picture">
                 <pic:pic>
                   <pic:nvPicPr>
-                    <pic:cNvPr id="0" name="E2-er-simples.png"/>
+                    <pic:cNvPr id="0" name="E2-ci.png"/>
                     <pic:cNvPicPr/>
                   </pic:nvPicPr>
                   <pic:blipFill>
-                    <a:blip r:embed="rId13"/>
+                    <a:blip r:embed="rId12"/>
                     <a:stretch>
                       <a:fillRect/>
                     </a:stretch>
@@ -1327,7 +1685,7 @@
                   <pic:spPr>
                     <a:xfrm>
                       <a:off x="0" y="0"/>
-                      <a:ext cx="8639997" cy="3140836"/>
+                      <a:ext cx="8405584" cy="1512000"/>
                     </a:xfrm>
                     <a:prstGeom prst="rect"/>
                   </pic:spPr>
@@ -1340,49 +1698,142 @@
     </w:p>
     <w:p>
       <w:pPr>
-        <w:pStyle w:val="ListBullet"/>
-        <w:spacing w:after="40"/>
+        <w:spacing w:before="0" w:after="80"/>
       </w:pPr>
-      <w:r>
-        <w:rPr>
-          <w:b w:val="0"/>
-          <w:i w:val="0"/>
-          <w:color w:val="1F2328"/>
-          <w:sz w:val="24"/>
-        </w:rPr>
-        <w:t>usages guarda, por volta: tokens de entrada, lidos do cache, escritos no cache, de saída, custo em dólar e em cota.</w:t>
-      </w:r>
     </w:p>
-    <w:p>
-      <w:pPr>
-        <w:pStyle w:val="ListBullet"/>
-        <w:spacing w:after="40"/>
-      </w:pPr>
-      <w:r>
-        <w:rPr>
-          <w:b w:val="0"/>
-          <w:i w:val="0"/>
-          <w:color w:val="1F2328"/>
-          <w:sz w:val="24"/>
-        </w:rPr>
-        <w:t>tasks guarda código, status (só os estados válidos — o banco recusa valor inventado) e tentativas.</w:t>
-      </w:r>
-    </w:p>
-    <w:p>
-      <w:pPr>
-        <w:pStyle w:val="ListBullet"/>
-        <w:spacing w:after="40"/>
-      </w:pPr>
-      <w:r>
-        <w:rPr>
-          <w:b w:val="0"/>
-          <w:i w:val="0"/>
-          <w:color w:val="1F2328"/>
-          <w:sz w:val="24"/>
-        </w:rPr>
-        <w:t>Cada retrabalho vira um ciclo novo em cycles: o custo de cada tentativa fica separado.</w:t>
-      </w:r>
-    </w:p>
+    <w:tbl>
+      <w:tblPr>
+        <w:tblW w:type="auto" w:w="0"/>
+        <w:jc w:val="center"/>
+        <w:tblLayout w:type="fixed"/>
+        <w:tblLook w:firstColumn="1" w:firstRow="1" w:lastColumn="0" w:lastRow="0" w:noHBand="0" w:noVBand="1" w:val="04A0"/>
+        <w:tblBorders>
+          <w:top w:val="nil"/>
+          <w:left w:val="nil"/>
+          <w:bottom w:val="nil"/>
+          <w:right w:val="nil"/>
+          <w:insideH w:val="nil"/>
+          <w:insideV w:val="nil"/>
+        </w:tblBorders>
+      </w:tblPr>
+      <w:tblGrid>
+        <w:gridCol w:w="9354"/>
+        <w:gridCol w:w="5669"/>
+      </w:tblGrid>
+      <w:tr>
+        <w:tc>
+          <w:tcPr>
+            <w:tcW w:type="dxa" w:w="9354"/>
+            <w:shd w:val="clear" w:color="auto" w:fill="F2F4F7"/>
+            <w:tcMar>
+              <w:top w:w="170" w:type="dxa"/>
+              <w:left w:w="170" w:type="dxa"/>
+              <w:bottom w:w="170" w:type="dxa"/>
+              <w:right w:w="170" w:type="dxa"/>
+            </w:tcMar>
+          </w:tcPr>
+          <w:p>
+            <w:pPr>
+              <w:spacing w:before="0" w:after="60"/>
+            </w:pPr>
+            <w:r>
+              <w:rPr>
+                <w:b/>
+                <w:i w:val="0"/>
+                <w:color w:val="4A6FA5"/>
+                <w:sz w:val="21"/>
+              </w:rPr>
+              <w:t>COMO FUNCIONA</w:t>
+            </w:r>
+          </w:p>
+          <w:p>
+            <w:pPr>
+              <w:pStyle w:val="ListBullet"/>
+              <w:spacing w:after="40"/>
+            </w:pPr>
+            <w:r>
+              <w:rPr>
+                <w:b w:val="0"/>
+                <w:i w:val="0"/>
+                <w:color w:val="1F2328"/>
+                <w:sz w:val="22"/>
+              </w:rPr>
+              <w:t>Ordem do mais barato ao mais caro: formato → compila sem avisos → estilo → testes → tipos → backup.</w:t>
+            </w:r>
+          </w:p>
+          <w:p>
+            <w:pPr>
+              <w:pStyle w:val="ListBullet"/>
+              <w:spacing w:after="40"/>
+            </w:pPr>
+            <w:r>
+              <w:rPr>
+                <w:b w:val="0"/>
+                <w:i w:val="0"/>
+                <w:color w:val="1F2328"/>
+                <w:sz w:val="22"/>
+              </w:rPr>
+              <w:t>A lista de checagens fica num arquivo de configuração (_management/ci.json), lido pelo comando.</w:t>
+            </w:r>
+          </w:p>
+          <w:p>
+            <w:pPr>
+              <w:pStyle w:val="ListBullet"/>
+              <w:spacing w:after="40"/>
+            </w:pPr>
+            <w:r>
+              <w:rPr>
+                <w:b w:val="0"/>
+                <w:i w:val="0"/>
+                <w:color w:val="1F2328"/>
+                <w:sz w:val="22"/>
+              </w:rPr>
+              <w:t>Modo rápido (--fast) pula só a checagem de tipos e a mostra como "pulada", nunca a esconde.</w:t>
+            </w:r>
+          </w:p>
+        </w:tc>
+        <w:tc>
+          <w:tcPr>
+            <w:tcW w:type="dxa" w:w="5669"/>
+            <w:shd w:val="clear" w:color="auto" w:fill="2A9D8F"/>
+            <w:tcMar>
+              <w:top w:w="170" w:type="dxa"/>
+              <w:left w:w="170" w:type="dxa"/>
+              <w:bottom w:w="170" w:type="dxa"/>
+              <w:right w:w="170" w:type="dxa"/>
+            </w:tcMar>
+          </w:tcPr>
+          <w:p>
+            <w:pPr>
+              <w:spacing w:before="0" w:after="80"/>
+            </w:pPr>
+            <w:r>
+              <w:rPr>
+                <w:b/>
+                <w:i w:val="0"/>
+                <w:color w:val="FFFFFF"/>
+                <w:sz w:val="21"/>
+              </w:rPr>
+              <w:t>POR QUE É RELEVANTE</w:t>
+            </w:r>
+          </w:p>
+          <w:p>
+            <w:pPr>
+              <w:spacing w:before="0" w:after="0"/>
+            </w:pPr>
+            <w:r>
+              <w:rPr>
+                <w:b/>
+                <w:i w:val="0"/>
+                <w:color w:val="FFFFFF"/>
+                <w:sz w:val="24"/>
+              </w:rPr>
+              <w:t>Define o que é "pronto" de forma objetiva e igual para todos. Toda tarefa das próximas etapas termina com essa verificação verde.</w:t>
+            </w:r>
+          </w:p>
+        </w:tc>
+      </w:tr>
+    </w:tbl>
     <w:p>
       <w:pPr>
         <w:pageBreakBefore/>
@@ -1396,7 +1847,7 @@
           <w:color w:val="1B2A41"/>
           <w:sz w:val="48"/>
         </w:rPr>
-        <w:t>Do trabalho ao custo</w:t>
+        <w:t>Peça 2 · Banco de dados e contagem de custo</w:t>
       </w:r>
     </w:p>
     <w:p>
@@ -1410,7 +1861,7 @@
           <w:color w:val="6B7480"/>
           <w:sz w:val="25"/>
         </w:rPr>
-        <w:t>Tarefa → ciclos → chamadas ao modelo → voltas. Somando as voltas, sai o custo de tudo acima.</w:t>
+        <w:t>Todo o estado do sistema fica no PostgreSQL, e o custo de cada conversa com o modelo é gravado volta por volta.</w:t>
       </w:r>
     </w:p>
     <w:p>
@@ -1420,8 +1871,8 @@
       <w:r>
         <w:drawing>
           <wp:inline xmlns:a="http://schemas.openxmlformats.org/drawingml/2006/main" xmlns:pic="http://schemas.openxmlformats.org/drawingml/2006/picture">
-            <wp:extent cx="7745255" cy="2700000"/>
-            <wp:docPr id="4" name="Picture 4"/>
+            <wp:extent cx="5783121" cy="2015999"/>
+            <wp:docPr id="3" name="Picture 3"/>
             <wp:cNvGraphicFramePr>
               <a:graphicFrameLocks noChangeAspect="1"/>
             </wp:cNvGraphicFramePr>
@@ -1433,7 +1884,7 @@
                     <pic:cNvPicPr/>
                   </pic:nvPicPr>
                   <pic:blipFill>
-                    <a:blip r:embed="rId14"/>
+                    <a:blip r:embed="rId13"/>
                     <a:stretch>
                       <a:fillRect/>
                     </a:stretch>
@@ -1441,7 +1892,7 @@
                   <pic:spPr>
                     <a:xfrm>
                       <a:off x="0" y="0"/>
-                      <a:ext cx="7745255" cy="2700000"/>
+                      <a:ext cx="5783121" cy="2015999"/>
                     </a:xfrm>
                     <a:prstGeom prst="rect"/>
                   </pic:spPr>
@@ -1454,34 +1905,142 @@
     </w:p>
     <w:p>
       <w:pPr>
-        <w:pStyle w:val="ListBullet"/>
-        <w:spacing w:after="40"/>
+        <w:spacing w:before="0" w:after="80"/>
       </w:pPr>
-      <w:r>
-        <w:rPr>
-          <w:b w:val="0"/>
-          <w:i w:val="0"/>
-          <w:color w:val="1F2328"/>
-          <w:sz w:val="24"/>
-        </w:rPr>
-        <w:t>Custo de cada volta em dólar (tokens × preço; leitura de cache custa 10%) e em cota (1 unidade = mil tokens do modelo mais barato).</w:t>
-      </w:r>
     </w:p>
-    <w:p>
-      <w:pPr>
-        <w:pStyle w:val="ListBullet"/>
-        <w:spacing w:after="40"/>
-      </w:pPr>
-      <w:r>
-        <w:rPr>
-          <w:b w:val="0"/>
-          <w:i w:val="0"/>
-          <w:color w:val="1F2328"/>
-          <w:sz w:val="24"/>
-        </w:rPr>
-        <w:t>Modelo sem preço cadastrado gera erro — nunca um zero silencioso.</w:t>
-      </w:r>
-    </w:p>
+    <w:tbl>
+      <w:tblPr>
+        <w:tblW w:type="auto" w:w="0"/>
+        <w:jc w:val="center"/>
+        <w:tblLayout w:type="fixed"/>
+        <w:tblLook w:firstColumn="1" w:firstRow="1" w:lastColumn="0" w:lastRow="0" w:noHBand="0" w:noVBand="1" w:val="04A0"/>
+        <w:tblBorders>
+          <w:top w:val="nil"/>
+          <w:left w:val="nil"/>
+          <w:bottom w:val="nil"/>
+          <w:right w:val="nil"/>
+          <w:insideH w:val="nil"/>
+          <w:insideV w:val="nil"/>
+        </w:tblBorders>
+      </w:tblPr>
+      <w:tblGrid>
+        <w:gridCol w:w="9354"/>
+        <w:gridCol w:w="5669"/>
+      </w:tblGrid>
+      <w:tr>
+        <w:tc>
+          <w:tcPr>
+            <w:tcW w:type="dxa" w:w="9354"/>
+            <w:shd w:val="clear" w:color="auto" w:fill="F2F4F7"/>
+            <w:tcMar>
+              <w:top w:w="170" w:type="dxa"/>
+              <w:left w:w="170" w:type="dxa"/>
+              <w:bottom w:w="170" w:type="dxa"/>
+              <w:right w:w="170" w:type="dxa"/>
+            </w:tcMar>
+          </w:tcPr>
+          <w:p>
+            <w:pPr>
+              <w:spacing w:before="0" w:after="60"/>
+            </w:pPr>
+            <w:r>
+              <w:rPr>
+                <w:b/>
+                <w:i w:val="0"/>
+                <w:color w:val="4A6FA5"/>
+                <w:sz w:val="21"/>
+              </w:rPr>
+              <w:t>COMO FUNCIONA</w:t>
+            </w:r>
+          </w:p>
+          <w:p>
+            <w:pPr>
+              <w:pStyle w:val="ListBullet"/>
+              <w:spacing w:after="40"/>
+            </w:pPr>
+            <w:r>
+              <w:rPr>
+                <w:b w:val="0"/>
+                <w:i w:val="0"/>
+                <w:color w:val="1F2328"/>
+                <w:sz w:val="22"/>
+              </w:rPr>
+              <w:t>Uma tarefa passa por ciclos (construir, verificar, revisar); cada ciclo faz chamadas ao modelo; cada chamada tem voltas.</w:t>
+            </w:r>
+          </w:p>
+          <w:p>
+            <w:pPr>
+              <w:pStyle w:val="ListBullet"/>
+              <w:spacing w:after="40"/>
+            </w:pPr>
+            <w:r>
+              <w:rPr>
+                <w:b w:val="0"/>
+                <w:i w:val="0"/>
+                <w:color w:val="1F2328"/>
+                <w:sz w:val="22"/>
+              </w:rPr>
+              <w:t>Por volta: custo em dólar (tokens × preço; ler do cache custa 10%) e em cota (1 unidade = mil tokens do modelo mais barato).</w:t>
+            </w:r>
+          </w:p>
+          <w:p>
+            <w:pPr>
+              <w:pStyle w:val="ListBullet"/>
+              <w:spacing w:after="40"/>
+            </w:pPr>
+            <w:r>
+              <w:rPr>
+                <w:b w:val="0"/>
+                <w:i w:val="0"/>
+                <w:color w:val="1F2328"/>
+                <w:sz w:val="22"/>
+              </w:rPr>
+              <w:t>Modelo sem preço cadastrado gera erro — nunca um zero silencioso.</w:t>
+            </w:r>
+          </w:p>
+        </w:tc>
+        <w:tc>
+          <w:tcPr>
+            <w:tcW w:type="dxa" w:w="5669"/>
+            <w:shd w:val="clear" w:color="auto" w:fill="2A9D8F"/>
+            <w:tcMar>
+              <w:top w:w="170" w:type="dxa"/>
+              <w:left w:w="170" w:type="dxa"/>
+              <w:bottom w:w="170" w:type="dxa"/>
+              <w:right w:w="170" w:type="dxa"/>
+            </w:tcMar>
+          </w:tcPr>
+          <w:p>
+            <w:pPr>
+              <w:spacing w:before="0" w:after="80"/>
+            </w:pPr>
+            <w:r>
+              <w:rPr>
+                <w:b/>
+                <w:i w:val="0"/>
+                <w:color w:val="FFFFFF"/>
+                <w:sz w:val="21"/>
+              </w:rPr>
+              <w:t>POR QUE É RELEVANTE</w:t>
+            </w:r>
+          </w:p>
+          <w:p>
+            <w:pPr>
+              <w:spacing w:before="0" w:after="0"/>
+            </w:pPr>
+            <w:r>
+              <w:rPr>
+                <w:b/>
+                <w:i w:val="0"/>
+                <w:color w:val="FFFFFF"/>
+                <w:sz w:val="24"/>
+              </w:rPr>
+              <w:t>Atende R10: o custo de qualquer tarefa vira uma soma, não um palpite. É a base do teto de gasto da E4.</w:t>
+            </w:r>
+          </w:p>
+        </w:tc>
+      </w:tr>
+    </w:tbl>
     <w:p>
       <w:pPr>
         <w:pageBreakBefore/>
@@ -1495,7 +2054,7 @@
           <w:color w:val="1B2A41"/>
           <w:sz w:val="48"/>
         </w:rPr>
-        <w:t>A tomada: fronteiras com o modelo</w:t>
+        <w:t>O banco: projetos e tarefas</w:t>
       </w:r>
     </w:p>
     <w:p>
@@ -1509,7 +2068,7 @@
           <w:color w:val="6B7480"/>
           <w:sz w:val="25"/>
         </w:rPr>
-        <w:t>O núcleo conhece só a interface. Atrás dela, nos testes, fica o substituto falso; na E3, os fornecedores reais.</w:t>
+        <w:t>Como uma tarefa é descrita: quem a constrói, do que depende, quais arquivos toca e como se prova que está pronta.</w:t>
       </w:r>
     </w:p>
     <w:p>
@@ -1519,8 +2078,8 @@
       <w:r>
         <w:drawing>
           <wp:inline xmlns:a="http://schemas.openxmlformats.org/drawingml/2006/main" xmlns:pic="http://schemas.openxmlformats.org/drawingml/2006/picture">
-            <wp:extent cx="6877295" cy="2700000"/>
-            <wp:docPr id="5" name="Picture 5"/>
+            <wp:extent cx="9179999" cy="2477927"/>
+            <wp:docPr id="4" name="Picture 4"/>
             <wp:cNvGraphicFramePr>
               <a:graphicFrameLocks noChangeAspect="1"/>
             </wp:cNvGraphicFramePr>
@@ -1528,11 +2087,11 @@
               <a:graphicData uri="http://schemas.openxmlformats.org/drawingml/2006/picture">
                 <pic:pic>
                   <pic:nvPicPr>
-                    <pic:cNvPr id="0" name="E2-tomada.png"/>
+                    <pic:cNvPr id="0" name="E2-er-tarefas.png"/>
                     <pic:cNvPicPr/>
                   </pic:nvPicPr>
                   <pic:blipFill>
-                    <a:blip r:embed="rId15"/>
+                    <a:blip r:embed="rId14"/>
                     <a:stretch>
                       <a:fillRect/>
                     </a:stretch>
@@ -1540,7 +2099,7 @@
                   <pic:spPr>
                     <a:xfrm>
                       <a:off x="0" y="0"/>
-                      <a:ext cx="6877295" cy="2700000"/>
+                      <a:ext cx="9179999" cy="2477927"/>
                     </a:xfrm>
                     <a:prstGeom prst="rect"/>
                   </pic:spPr>
@@ -1553,34 +2112,142 @@
     </w:p>
     <w:p>
       <w:pPr>
-        <w:pStyle w:val="ListBullet"/>
-        <w:spacing w:after="40"/>
+        <w:spacing w:before="0" w:after="80"/>
       </w:pPr>
-      <w:r>
-        <w:rPr>
-          <w:b w:val="0"/>
-          <w:i w:val="0"/>
-          <w:color w:val="1F2328"/>
-          <w:sz w:val="24"/>
-        </w:rPr>
-        <w:t>Provider: conversa com o modelo de IA. Embedder: transforma texto em números para a memória (E6).</w:t>
-      </w:r>
     </w:p>
-    <w:p>
-      <w:pPr>
-        <w:pStyle w:val="ListBullet"/>
-        <w:spacing w:after="40"/>
-      </w:pPr>
-      <w:r>
-        <w:rPr>
-          <w:b w:val="0"/>
-          <w:i w:val="0"/>
-          <w:color w:val="1F2328"/>
-          <w:sz w:val="24"/>
-        </w:rPr>
-        <w:t>Por que falsos: o modelo real custa, depende da internet e responde diferente a cada vez; o falso é grátis, local e previsível.</w:t>
-      </w:r>
-    </w:p>
+    <w:tbl>
+      <w:tblPr>
+        <w:tblW w:type="auto" w:w="0"/>
+        <w:jc w:val="center"/>
+        <w:tblLayout w:type="fixed"/>
+        <w:tblLook w:firstColumn="1" w:firstRow="1" w:lastColumn="0" w:lastRow="0" w:noHBand="0" w:noVBand="1" w:val="04A0"/>
+        <w:tblBorders>
+          <w:top w:val="nil"/>
+          <w:left w:val="nil"/>
+          <w:bottom w:val="nil"/>
+          <w:right w:val="nil"/>
+          <w:insideH w:val="nil"/>
+          <w:insideV w:val="nil"/>
+        </w:tblBorders>
+      </w:tblPr>
+      <w:tblGrid>
+        <w:gridCol w:w="9354"/>
+        <w:gridCol w:w="5669"/>
+      </w:tblGrid>
+      <w:tr>
+        <w:tc>
+          <w:tcPr>
+            <w:tcW w:type="dxa" w:w="9354"/>
+            <w:shd w:val="clear" w:color="auto" w:fill="F2F4F7"/>
+            <w:tcMar>
+              <w:top w:w="170" w:type="dxa"/>
+              <w:left w:w="170" w:type="dxa"/>
+              <w:bottom w:w="170" w:type="dxa"/>
+              <w:right w:w="170" w:type="dxa"/>
+            </w:tcMar>
+          </w:tcPr>
+          <w:p>
+            <w:pPr>
+              <w:spacing w:before="0" w:after="60"/>
+            </w:pPr>
+            <w:r>
+              <w:rPr>
+                <w:b/>
+                <w:i w:val="0"/>
+                <w:color w:val="4A6FA5"/>
+                <w:sz w:val="21"/>
+              </w:rPr>
+              <w:t>COMO FUNCIONA</w:t>
+            </w:r>
+          </w:p>
+          <w:p>
+            <w:pPr>
+              <w:pStyle w:val="ListBullet"/>
+              <w:spacing w:after="40"/>
+            </w:pPr>
+            <w:r>
+              <w:rPr>
+                <w:b w:val="0"/>
+                <w:i w:val="0"/>
+                <w:color w:val="1F2328"/>
+                <w:sz w:val="22"/>
+              </w:rPr>
+              <w:t>status só aceita os estados válidos — o banco recusa um valor inventado.</w:t>
+            </w:r>
+          </w:p>
+          <w:p>
+            <w:pPr>
+              <w:pStyle w:val="ListBullet"/>
+              <w:spacing w:after="40"/>
+            </w:pPr>
+            <w:r>
+              <w:rPr>
+                <w:b w:val="0"/>
+                <w:i w:val="0"/>
+                <w:color w:val="1F2328"/>
+                <w:sz w:val="22"/>
+              </w:rPr>
+              <w:t>Uma tarefa nunca depende de si mesma; tentativas nunca são negativas (regras no próprio banco).</w:t>
+            </w:r>
+          </w:p>
+          <w:p>
+            <w:pPr>
+              <w:pStyle w:val="ListBullet"/>
+              <w:spacing w:after="40"/>
+            </w:pPr>
+            <w:r>
+              <w:rPr>
+                <w:b w:val="0"/>
+                <w:i w:val="0"/>
+                <w:color w:val="1F2328"/>
+                <w:sz w:val="22"/>
+              </w:rPr>
+              <w:t>Áreas são arquivos, um por linha: é o que permite paralelismo sem conflito na E5.</w:t>
+            </w:r>
+          </w:p>
+        </w:tc>
+        <w:tc>
+          <w:tcPr>
+            <w:tcW w:type="dxa" w:w="5669"/>
+            <w:shd w:val="clear" w:color="auto" w:fill="2A9D8F"/>
+            <w:tcMar>
+              <w:top w:w="170" w:type="dxa"/>
+              <w:left w:w="170" w:type="dxa"/>
+              <w:bottom w:w="170" w:type="dxa"/>
+              <w:right w:w="170" w:type="dxa"/>
+            </w:tcMar>
+          </w:tcPr>
+          <w:p>
+            <w:pPr>
+              <w:spacing w:before="0" w:after="80"/>
+            </w:pPr>
+            <w:r>
+              <w:rPr>
+                <w:b/>
+                <w:i w:val="0"/>
+                <w:color w:val="FFFFFF"/>
+                <w:sz w:val="21"/>
+              </w:rPr>
+              <w:t>POR QUE É RELEVANTE</w:t>
+            </w:r>
+          </w:p>
+          <w:p>
+            <w:pPr>
+              <w:spacing w:before="0" w:after="0"/>
+            </w:pPr>
+            <w:r>
+              <w:rPr>
+                <w:b/>
+                <w:i w:val="0"/>
+                <w:color w:val="FFFFFF"/>
+                <w:sz w:val="24"/>
+              </w:rPr>
+              <w:t>As regras de governança começam no banco: dado inválido não entra, não importa quem tente gravar.</w:t>
+            </w:r>
+          </w:p>
+        </w:tc>
+      </w:tr>
+    </w:tbl>
     <w:p>
       <w:pPr>
         <w:pageBreakBefore/>
@@ -1594,7 +2261,7 @@
           <w:color w:val="1B2A41"/>
           <w:sz w:val="48"/>
         </w:rPr>
-        <w:t>Cópia de segurança</w:t>
+        <w:t>O banco: execução e custo</w:t>
       </w:r>
     </w:p>
     <w:p>
@@ -1608,7 +2275,421 @@
           <w:color w:val="6B7480"/>
           <w:sz w:val="25"/>
         </w:rPr>
-        <w:t>pg_dump copia o banco para um arquivo datado; pg_restore reconstrói o banco a partir dele.</w:t>
+        <w:t>Cada passagem da tarefa vira um ciclo; cada chamada ao modelo, um despacho; cada ida e volta, uma linha de consumo.</w:t>
+      </w:r>
+    </w:p>
+    <w:p>
+      <w:pPr>
+        <w:jc w:val="center"/>
+      </w:pPr>
+      <w:r>
+        <w:drawing>
+          <wp:inline xmlns:a="http://schemas.openxmlformats.org/drawingml/2006/main" xmlns:pic="http://schemas.openxmlformats.org/drawingml/2006/picture">
+            <wp:extent cx="9179995" cy="1543883"/>
+            <wp:docPr id="5" name="Picture 5"/>
+            <wp:cNvGraphicFramePr>
+              <a:graphicFrameLocks noChangeAspect="1"/>
+            </wp:cNvGraphicFramePr>
+            <a:graphic>
+              <a:graphicData uri="http://schemas.openxmlformats.org/drawingml/2006/picture">
+                <pic:pic>
+                  <pic:nvPicPr>
+                    <pic:cNvPr id="0" name="E2-er-custo.png"/>
+                    <pic:cNvPicPr/>
+                  </pic:nvPicPr>
+                  <pic:blipFill>
+                    <a:blip r:embed="rId15"/>
+                    <a:stretch>
+                      <a:fillRect/>
+                    </a:stretch>
+                  </pic:blipFill>
+                  <pic:spPr>
+                    <a:xfrm>
+                      <a:off x="0" y="0"/>
+                      <a:ext cx="9179995" cy="1543883"/>
+                    </a:xfrm>
+                    <a:prstGeom prst="rect"/>
+                  </pic:spPr>
+                </pic:pic>
+              </a:graphicData>
+            </a:graphic>
+          </wp:inline>
+        </w:drawing>
+      </w:r>
+    </w:p>
+    <w:p>
+      <w:pPr>
+        <w:spacing w:before="0" w:after="80"/>
+      </w:pPr>
+    </w:p>
+    <w:tbl>
+      <w:tblPr>
+        <w:tblW w:type="auto" w:w="0"/>
+        <w:jc w:val="center"/>
+        <w:tblLayout w:type="fixed"/>
+        <w:tblLook w:firstColumn="1" w:firstRow="1" w:lastColumn="0" w:lastRow="0" w:noHBand="0" w:noVBand="1" w:val="04A0"/>
+        <w:tblBorders>
+          <w:top w:val="nil"/>
+          <w:left w:val="nil"/>
+          <w:bottom w:val="nil"/>
+          <w:right w:val="nil"/>
+          <w:insideH w:val="nil"/>
+          <w:insideV w:val="nil"/>
+        </w:tblBorders>
+      </w:tblPr>
+      <w:tblGrid>
+        <w:gridCol w:w="9354"/>
+        <w:gridCol w:w="5669"/>
+      </w:tblGrid>
+      <w:tr>
+        <w:tc>
+          <w:tcPr>
+            <w:tcW w:type="dxa" w:w="9354"/>
+            <w:shd w:val="clear" w:color="auto" w:fill="F2F4F7"/>
+            <w:tcMar>
+              <w:top w:w="170" w:type="dxa"/>
+              <w:left w:w="170" w:type="dxa"/>
+              <w:bottom w:w="170" w:type="dxa"/>
+              <w:right w:w="170" w:type="dxa"/>
+            </w:tcMar>
+          </w:tcPr>
+          <w:p>
+            <w:pPr>
+              <w:spacing w:before="0" w:after="60"/>
+            </w:pPr>
+            <w:r>
+              <w:rPr>
+                <w:b/>
+                <w:i w:val="0"/>
+                <w:color w:val="4A6FA5"/>
+                <w:sz w:val="21"/>
+              </w:rPr>
+              <w:t>COMO FUNCIONA</w:t>
+            </w:r>
+          </w:p>
+          <w:p>
+            <w:pPr>
+              <w:pStyle w:val="ListBullet"/>
+              <w:spacing w:after="40"/>
+            </w:pPr>
+            <w:r>
+              <w:rPr>
+                <w:b w:val="0"/>
+                <w:i w:val="0"/>
+                <w:color w:val="1F2328"/>
+                <w:sz w:val="22"/>
+              </w:rPr>
+              <w:t>Cada retrabalho é um ciclo novo: o custo de cada tentativa fica separado, nunca sobrescrito.</w:t>
+            </w:r>
+          </w:p>
+          <w:p>
+            <w:pPr>
+              <w:pStyle w:val="ListBullet"/>
+              <w:spacing w:after="40"/>
+            </w:pPr>
+            <w:r>
+              <w:rPr>
+                <w:b w:val="0"/>
+                <w:i w:val="0"/>
+                <w:color w:val="1F2328"/>
+                <w:sz w:val="22"/>
+              </w:rPr>
+              <w:t>usages guarda a divisão completa: entrada, lidos e escritos no cache, saída, dólar e cota.</w:t>
+            </w:r>
+          </w:p>
+          <w:p>
+            <w:pPr>
+              <w:pStyle w:val="ListBullet"/>
+              <w:spacing w:after="40"/>
+            </w:pPr>
+            <w:r>
+              <w:rPr>
+                <w:b w:val="0"/>
+                <w:i w:val="0"/>
+                <w:color w:val="1F2328"/>
+                <w:sz w:val="22"/>
+              </w:rPr>
+              <w:t>Apagar uma tarefa apaga, em cascata, seus ciclos, despachos e consumos.</w:t>
+            </w:r>
+          </w:p>
+        </w:tc>
+        <w:tc>
+          <w:tcPr>
+            <w:tcW w:type="dxa" w:w="5669"/>
+            <w:shd w:val="clear" w:color="auto" w:fill="2A9D8F"/>
+            <w:tcMar>
+              <w:top w:w="170" w:type="dxa"/>
+              <w:left w:w="170" w:type="dxa"/>
+              <w:bottom w:w="170" w:type="dxa"/>
+              <w:right w:w="170" w:type="dxa"/>
+            </w:tcMar>
+          </w:tcPr>
+          <w:p>
+            <w:pPr>
+              <w:spacing w:before="0" w:after="80"/>
+            </w:pPr>
+            <w:r>
+              <w:rPr>
+                <w:b/>
+                <w:i w:val="0"/>
+                <w:color w:val="FFFFFF"/>
+                <w:sz w:val="21"/>
+              </w:rPr>
+              <w:t>POR QUE É RELEVANTE</w:t>
+            </w:r>
+          </w:p>
+          <w:p>
+            <w:pPr>
+              <w:spacing w:before="0" w:after="0"/>
+            </w:pPr>
+            <w:r>
+              <w:rPr>
+                <w:b/>
+                <w:i w:val="0"/>
+                <w:color w:val="FFFFFF"/>
+                <w:sz w:val="24"/>
+              </w:rPr>
+              <w:t>Com a divisão completa dá para ver onde o custo está (ex.: escrita de cache pesa mais que leitura) — o total sozinho esconderia isso.</w:t>
+            </w:r>
+          </w:p>
+        </w:tc>
+      </w:tr>
+    </w:tbl>
+    <w:p>
+      <w:pPr>
+        <w:pageBreakBefore/>
+        <w:spacing w:before="0" w:after="40"/>
+      </w:pPr>
+      <w:r>
+        <w:rPr>
+          <w:rFonts w:ascii="Cambria" w:hAnsi="Cambria"/>
+          <w:b/>
+          <w:i w:val="0"/>
+          <w:color w:val="1B2A41"/>
+          <w:sz w:val="48"/>
+        </w:rPr>
+        <w:t>Peça 3 · Fronteiras com o modelo e substitutos</w:t>
+      </w:r>
+    </w:p>
+    <w:p>
+      <w:pPr>
+        <w:spacing w:before="0" w:after="200"/>
+      </w:pPr>
+      <w:r>
+        <w:rPr>
+          <w:b w:val="0"/>
+          <w:i w:val="0"/>
+          <w:color w:val="6B7480"/>
+          <w:sz w:val="25"/>
+        </w:rPr>
+        <w:t>O núcleo conhece só uma interface (a "tomada"). Atrás dela: um substituto falso nos testes e, a partir da E3, os fornecedores reais.</w:t>
+      </w:r>
+    </w:p>
+    <w:p>
+      <w:pPr>
+        <w:jc w:val="center"/>
+      </w:pPr>
+      <w:r>
+        <w:drawing>
+          <wp:inline xmlns:a="http://schemas.openxmlformats.org/drawingml/2006/main" xmlns:pic="http://schemas.openxmlformats.org/drawingml/2006/picture">
+            <wp:extent cx="4951653" cy="1944000"/>
+            <wp:docPr id="6" name="Picture 6"/>
+            <wp:cNvGraphicFramePr>
+              <a:graphicFrameLocks noChangeAspect="1"/>
+            </wp:cNvGraphicFramePr>
+            <a:graphic>
+              <a:graphicData uri="http://schemas.openxmlformats.org/drawingml/2006/picture">
+                <pic:pic>
+                  <pic:nvPicPr>
+                    <pic:cNvPr id="0" name="E2-tomada.png"/>
+                    <pic:cNvPicPr/>
+                  </pic:nvPicPr>
+                  <pic:blipFill>
+                    <a:blip r:embed="rId16"/>
+                    <a:stretch>
+                      <a:fillRect/>
+                    </a:stretch>
+                  </pic:blipFill>
+                  <pic:spPr>
+                    <a:xfrm>
+                      <a:off x="0" y="0"/>
+                      <a:ext cx="4951653" cy="1944000"/>
+                    </a:xfrm>
+                    <a:prstGeom prst="rect"/>
+                  </pic:spPr>
+                </pic:pic>
+              </a:graphicData>
+            </a:graphic>
+          </wp:inline>
+        </w:drawing>
+      </w:r>
+    </w:p>
+    <w:p>
+      <w:pPr>
+        <w:spacing w:before="0" w:after="80"/>
+      </w:pPr>
+    </w:p>
+    <w:tbl>
+      <w:tblPr>
+        <w:tblW w:type="auto" w:w="0"/>
+        <w:jc w:val="center"/>
+        <w:tblLayout w:type="fixed"/>
+        <w:tblLook w:firstColumn="1" w:firstRow="1" w:lastColumn="0" w:lastRow="0" w:noHBand="0" w:noVBand="1" w:val="04A0"/>
+        <w:tblBorders>
+          <w:top w:val="nil"/>
+          <w:left w:val="nil"/>
+          <w:bottom w:val="nil"/>
+          <w:right w:val="nil"/>
+          <w:insideH w:val="nil"/>
+          <w:insideV w:val="nil"/>
+        </w:tblBorders>
+      </w:tblPr>
+      <w:tblGrid>
+        <w:gridCol w:w="9354"/>
+        <w:gridCol w:w="5669"/>
+      </w:tblGrid>
+      <w:tr>
+        <w:tc>
+          <w:tcPr>
+            <w:tcW w:type="dxa" w:w="9354"/>
+            <w:shd w:val="clear" w:color="auto" w:fill="F2F4F7"/>
+            <w:tcMar>
+              <w:top w:w="170" w:type="dxa"/>
+              <w:left w:w="170" w:type="dxa"/>
+              <w:bottom w:w="170" w:type="dxa"/>
+              <w:right w:w="170" w:type="dxa"/>
+            </w:tcMar>
+          </w:tcPr>
+          <w:p>
+            <w:pPr>
+              <w:spacing w:before="0" w:after="60"/>
+            </w:pPr>
+            <w:r>
+              <w:rPr>
+                <w:b/>
+                <w:i w:val="0"/>
+                <w:color w:val="4A6FA5"/>
+                <w:sz w:val="21"/>
+              </w:rPr>
+              <w:t>COMO FUNCIONA</w:t>
+            </w:r>
+          </w:p>
+          <w:p>
+            <w:pPr>
+              <w:pStyle w:val="ListBullet"/>
+              <w:spacing w:after="40"/>
+            </w:pPr>
+            <w:r>
+              <w:rPr>
+                <w:b w:val="0"/>
+                <w:i w:val="0"/>
+                <w:color w:val="1F2328"/>
+                <w:sz w:val="22"/>
+              </w:rPr>
+              <w:t>Provider: envia a conversa ao modelo e devolve a resposta — uma volta por chamada; erros voltam como valores.</w:t>
+            </w:r>
+          </w:p>
+          <w:p>
+            <w:pPr>
+              <w:pStyle w:val="ListBullet"/>
+              <w:spacing w:after="40"/>
+            </w:pPr>
+            <w:r>
+              <w:rPr>
+                <w:b w:val="0"/>
+                <w:i w:val="0"/>
+                <w:color w:val="1F2328"/>
+                <w:sz w:val="22"/>
+              </w:rPr>
+              <w:t>Embedder: transforma texto em vetor de números, para a memória buscar por significado (E6). Nasce aqui como interface.</w:t>
+            </w:r>
+          </w:p>
+          <w:p>
+            <w:pPr>
+              <w:pStyle w:val="ListBullet"/>
+              <w:spacing w:after="40"/>
+            </w:pPr>
+            <w:r>
+              <w:rPr>
+                <w:b w:val="0"/>
+                <w:i w:val="0"/>
+                <w:color w:val="1F2328"/>
+                <w:sz w:val="22"/>
+              </w:rPr>
+              <w:t>Falsos: o Provider responde de um roteiro escrito pelo teste; o Embedder gera vetores por hash. Ambos são o padrão nos testes.</w:t>
+            </w:r>
+          </w:p>
+        </w:tc>
+        <w:tc>
+          <w:tcPr>
+            <w:tcW w:type="dxa" w:w="5669"/>
+            <w:shd w:val="clear" w:color="auto" w:fill="2A9D8F"/>
+            <w:tcMar>
+              <w:top w:w="170" w:type="dxa"/>
+              <w:left w:w="170" w:type="dxa"/>
+              <w:bottom w:w="170" w:type="dxa"/>
+              <w:right w:w="170" w:type="dxa"/>
+            </w:tcMar>
+          </w:tcPr>
+          <w:p>
+            <w:pPr>
+              <w:spacing w:before="0" w:after="80"/>
+            </w:pPr>
+            <w:r>
+              <w:rPr>
+                <w:b/>
+                <w:i w:val="0"/>
+                <w:color w:val="FFFFFF"/>
+                <w:sz w:val="21"/>
+              </w:rPr>
+              <w:t>POR QUE É RELEVANTE</w:t>
+            </w:r>
+          </w:p>
+          <w:p>
+            <w:pPr>
+              <w:spacing w:before="0" w:after="0"/>
+            </w:pPr>
+            <w:r>
+              <w:rPr>
+                <w:b/>
+                <w:i w:val="0"/>
+                <w:color w:val="FFFFFF"/>
+                <w:sz w:val="24"/>
+              </w:rPr>
+              <w:t>Atende R12 (testar sem internet e sem custo) e prepara R15 (trocar de fornecedor sem mexer no núcleo, provado na E3).</w:t>
+            </w:r>
+          </w:p>
+        </w:tc>
+      </w:tr>
+    </w:tbl>
+    <w:p>
+      <w:pPr>
+        <w:pageBreakBefore/>
+        <w:spacing w:before="0" w:after="40"/>
+      </w:pPr>
+      <w:r>
+        <w:rPr>
+          <w:rFonts w:ascii="Cambria" w:hAnsi="Cambria"/>
+          <w:b/>
+          <w:i w:val="0"/>
+          <w:color w:val="1B2A41"/>
+          <w:sz w:val="48"/>
+        </w:rPr>
+        <w:t>Peça 4 · Cópia de segurança</w:t>
+      </w:r>
+    </w:p>
+    <w:p>
+      <w:pPr>
+        <w:spacing w:before="0" w:after="200"/>
+      </w:pPr>
+      <w:r>
+        <w:rPr>
+          <w:b w:val="0"/>
+          <w:i w:val="0"/>
+          <w:color w:val="6B7480"/>
+          <w:sz w:val="25"/>
+        </w:rPr>
+        <w:t>pg_dump copia o banco inteiro para um arquivo datado; pg_restore reconstrói o banco a partir dele.</w:t>
       </w:r>
     </w:p>
     <w:p>
@@ -1619,7 +2700,7 @@
         <w:drawing>
           <wp:inline xmlns:a="http://schemas.openxmlformats.org/drawingml/2006/main" xmlns:pic="http://schemas.openxmlformats.org/drawingml/2006/picture">
             <wp:extent cx="8639994" cy="898217"/>
-            <wp:docPr id="6" name="Picture 6"/>
+            <wp:docPr id="7" name="Picture 7"/>
             <wp:cNvGraphicFramePr>
               <a:graphicFrameLocks noChangeAspect="1"/>
             </wp:cNvGraphicFramePr>
@@ -1631,7 +2712,7 @@
                     <pic:cNvPicPr/>
                   </pic:nvPicPr>
                   <pic:blipFill>
-                    <a:blip r:embed="rId16"/>
+                    <a:blip r:embed="rId17"/>
                     <a:stretch>
                       <a:fillRect/>
                     </a:stretch>
@@ -1652,34 +2733,142 @@
     </w:p>
     <w:p>
       <w:pPr>
-        <w:pStyle w:val="ListBullet"/>
-        <w:spacing w:after="40"/>
+        <w:spacing w:before="0" w:after="80"/>
       </w:pPr>
-      <w:r>
-        <w:rPr>
-          <w:b w:val="0"/>
-          <w:i w:val="0"/>
-          <w:color w:val="1F2328"/>
-          <w:sz w:val="24"/>
-        </w:rPr>
-        <w:t>O teste grava uma tarefa, faz o backup, apaga tudo, restaura e confere que voltou idêntica — duas vezes seguidas.</w:t>
-      </w:r>
     </w:p>
-    <w:p>
-      <w:pPr>
-        <w:pStyle w:val="ListBullet"/>
-        <w:spacing w:after="40"/>
-      </w:pPr>
-      <w:r>
-        <w:rPr>
-          <w:b w:val="0"/>
-          <w:i w:val="0"/>
-          <w:color w:val="1F2328"/>
-          <w:sz w:val="24"/>
-        </w:rPr>
-        <w:t>Roda separado dos outros testes porque restaurar apaga e recria as tabelas.</w:t>
-      </w:r>
-    </w:p>
+    <w:tbl>
+      <w:tblPr>
+        <w:tblW w:type="auto" w:w="0"/>
+        <w:jc w:val="center"/>
+        <w:tblLayout w:type="fixed"/>
+        <w:tblLook w:firstColumn="1" w:firstRow="1" w:lastColumn="0" w:lastRow="0" w:noHBand="0" w:noVBand="1" w:val="04A0"/>
+        <w:tblBorders>
+          <w:top w:val="nil"/>
+          <w:left w:val="nil"/>
+          <w:bottom w:val="nil"/>
+          <w:right w:val="nil"/>
+          <w:insideH w:val="nil"/>
+          <w:insideV w:val="nil"/>
+        </w:tblBorders>
+      </w:tblPr>
+      <w:tblGrid>
+        <w:gridCol w:w="9354"/>
+        <w:gridCol w:w="5669"/>
+      </w:tblGrid>
+      <w:tr>
+        <w:tc>
+          <w:tcPr>
+            <w:tcW w:type="dxa" w:w="9354"/>
+            <w:shd w:val="clear" w:color="auto" w:fill="F2F4F7"/>
+            <w:tcMar>
+              <w:top w:w="170" w:type="dxa"/>
+              <w:left w:w="170" w:type="dxa"/>
+              <w:bottom w:w="170" w:type="dxa"/>
+              <w:right w:w="170" w:type="dxa"/>
+            </w:tcMar>
+          </w:tcPr>
+          <w:p>
+            <w:pPr>
+              <w:spacing w:before="0" w:after="60"/>
+            </w:pPr>
+            <w:r>
+              <w:rPr>
+                <w:b/>
+                <w:i w:val="0"/>
+                <w:color w:val="4A6FA5"/>
+                <w:sz w:val="21"/>
+              </w:rPr>
+              <w:t>COMO FUNCIONA</w:t>
+            </w:r>
+          </w:p>
+          <w:p>
+            <w:pPr>
+              <w:pStyle w:val="ListBullet"/>
+              <w:spacing w:after="40"/>
+            </w:pPr>
+            <w:r>
+              <w:rPr>
+                <w:b w:val="0"/>
+                <w:i w:val="0"/>
+                <w:color w:val="1F2328"/>
+                <w:sz w:val="22"/>
+              </w:rPr>
+              <w:t>Dois comandos: mix factory.backup (grava priv/backups/AAAAMMDD-HHMMSS.dump) e mix factory.restore --latest.</w:t>
+            </w:r>
+          </w:p>
+          <w:p>
+            <w:pPr>
+              <w:pStyle w:val="ListBullet"/>
+              <w:spacing w:after="40"/>
+            </w:pPr>
+            <w:r>
+              <w:rPr>
+                <w:b w:val="0"/>
+                <w:i w:val="0"/>
+                <w:color w:val="1F2328"/>
+                <w:sz w:val="22"/>
+              </w:rPr>
+              <w:t>O caminho das ferramentas vem da configuração: versão errada do pg_dump gera arquivo que só falha na restauração.</w:t>
+            </w:r>
+          </w:p>
+          <w:p>
+            <w:pPr>
+              <w:pStyle w:val="ListBullet"/>
+              <w:spacing w:after="40"/>
+            </w:pPr>
+            <w:r>
+              <w:rPr>
+                <w:b w:val="0"/>
+                <w:i w:val="0"/>
+                <w:color w:val="1F2328"/>
+                <w:sz w:val="22"/>
+              </w:rPr>
+              <w:t>O teste grava, copia, apaga, restaura e confere que voltou idêntico — duas vezes seguidas. Roda separado porque restaurar apaga as tabelas.</w:t>
+            </w:r>
+          </w:p>
+        </w:tc>
+        <w:tc>
+          <w:tcPr>
+            <w:tcW w:type="dxa" w:w="5669"/>
+            <w:shd w:val="clear" w:color="auto" w:fill="2A9D8F"/>
+            <w:tcMar>
+              <w:top w:w="170" w:type="dxa"/>
+              <w:left w:w="170" w:type="dxa"/>
+              <w:bottom w:w="170" w:type="dxa"/>
+              <w:right w:w="170" w:type="dxa"/>
+            </w:tcMar>
+          </w:tcPr>
+          <w:p>
+            <w:pPr>
+              <w:spacing w:before="0" w:after="80"/>
+            </w:pPr>
+            <w:r>
+              <w:rPr>
+                <w:b/>
+                <w:i w:val="0"/>
+                <w:color w:val="FFFFFF"/>
+                <w:sz w:val="21"/>
+              </w:rPr>
+              <w:t>POR QUE É RELEVANTE</w:t>
+            </w:r>
+          </w:p>
+          <w:p>
+            <w:pPr>
+              <w:spacing w:before="0" w:after="0"/>
+            </w:pPr>
+            <w:r>
+              <w:rPr>
+                <w:b/>
+                <w:i w:val="0"/>
+                <w:color w:val="FFFFFF"/>
+                <w:sz w:val="24"/>
+              </w:rPr>
+              <w:t>Todo o estado vive no banco: sem cópia restaurável, uma falha apagaria o trabalho. E backup que nunca foi restaurado não é garantia.</w:t>
+            </w:r>
+          </w:p>
+        </w:tc>
+      </w:tr>
+    </w:tbl>
     <w:p>
       <w:pPr>
         <w:pageBreakBefore/>
@@ -2384,75 +3573,8 @@
           <w:color w:val="6B7480"/>
           <w:sz w:val="25"/>
         </w:rPr>
-        <w:t>A entrega combinada no plano, demonstrada por um teste ou execução real.</w:t>
+        <w:t>Entrega combinada: Os testes rodam sem internet e sem consumir o serviço do modelo.</w:t>
       </w:r>
-    </w:p>
-    <w:tbl>
-      <w:tblPr>
-        <w:tblW w:type="auto" w:w="0"/>
-        <w:jc w:val="center"/>
-        <w:tblLayout w:type="fixed"/>
-        <w:tblLook w:firstColumn="1" w:firstRow="1" w:lastColumn="0" w:lastRow="0" w:noHBand="0" w:noVBand="1" w:val="04A0"/>
-        <w:tblBorders>
-          <w:top w:val="nil"/>
-          <w:left w:val="nil"/>
-          <w:bottom w:val="nil"/>
-          <w:right w:val="nil"/>
-          <w:insideH w:val="nil"/>
-          <w:insideV w:val="nil"/>
-        </w:tblBorders>
-      </w:tblPr>
-      <w:tblGrid>
-        <w:gridCol w:w="15024"/>
-      </w:tblGrid>
-      <w:tr>
-        <w:tc>
-          <w:tcPr>
-            <w:tcW w:type="dxa" w:w="15024"/>
-            <w:shd w:val="clear" w:color="auto" w:fill="1B2A41"/>
-            <w:tcMar>
-              <w:top w:w="255" w:type="dxa"/>
-              <w:left w:w="255" w:type="dxa"/>
-              <w:bottom w:w="255" w:type="dxa"/>
-              <w:right w:w="255" w:type="dxa"/>
-            </w:tcMar>
-          </w:tcPr>
-          <w:p>
-            <w:pPr>
-              <w:spacing w:before="0" w:after="80"/>
-            </w:pPr>
-            <w:r>
-              <w:rPr>
-                <w:b/>
-                <w:i w:val="0"/>
-                <w:color w:val="FFFFFF"/>
-                <w:sz w:val="21"/>
-              </w:rPr>
-              <w:t>ENTREGA COMBINADA</w:t>
-            </w:r>
-          </w:p>
-          <w:p>
-            <w:pPr>
-              <w:spacing w:before="0" w:after="0"/>
-            </w:pPr>
-            <w:r>
-              <w:rPr>
-                <w:rFonts w:ascii="Cambria" w:hAnsi="Cambria"/>
-                <w:b/>
-                <w:i w:val="0"/>
-                <w:color w:val="FFFFFF"/>
-                <w:sz w:val="30"/>
-              </w:rPr>
-              <w:t>Os testes rodam sem internet e sem consumir o serviço do modelo.</w:t>
-            </w:r>
-          </w:p>
-        </w:tc>
-      </w:tr>
-    </w:tbl>
-    <w:p>
-      <w:pPr>
-        <w:spacing w:before="0" w:after="80"/>
-      </w:pPr>
     </w:p>
     <w:p>
       <w:pPr>
@@ -2476,7 +3598,7 @@
         <w:drawing>
           <wp:inline xmlns:a="http://schemas.openxmlformats.org/drawingml/2006/main" xmlns:pic="http://schemas.openxmlformats.org/drawingml/2006/picture">
             <wp:extent cx="4450415" cy="1296000"/>
-            <wp:docPr id="7" name="Picture 7"/>
+            <wp:docPr id="8" name="Picture 8"/>
             <wp:cNvGraphicFramePr>
               <a:graphicFrameLocks noChangeAspect="1"/>
             </wp:cNvGraphicFramePr>
@@ -2488,7 +3610,7 @@
                     <pic:cNvPicPr/>
                   </pic:nvPicPr>
                   <pic:blipFill>
-                    <a:blip r:embed="rId17"/>
+                    <a:blip r:embed="rId18"/>
                     <a:stretch>
                       <a:fillRect/>
                     </a:stretch>
@@ -2958,7 +4080,7 @@
         <w:drawing>
           <wp:inline xmlns:a="http://schemas.openxmlformats.org/drawingml/2006/main" xmlns:pic="http://schemas.openxmlformats.org/drawingml/2006/picture">
             <wp:extent cx="8280000" cy="2408727"/>
-            <wp:docPr id="8" name="Picture 8"/>
+            <wp:docPr id="9" name="Picture 9"/>
             <wp:cNvGraphicFramePr>
               <a:graphicFrameLocks noChangeAspect="1"/>
             </wp:cNvGraphicFramePr>
@@ -2970,7 +4092,7 @@
                     <pic:cNvPicPr/>
                   </pic:nvPicPr>
                   <pic:blipFill>
-                    <a:blip r:embed="rId18"/>
+                    <a:blip r:embed="rId19"/>
                     <a:stretch>
                       <a:fillRect/>
                     </a:stretch>
